--- a/docs/architecture-overview/Verdikt_Architecture_Document.docx
+++ b/docs/architecture-overview/Verdikt_Architecture_Document.docx
@@ -1631,6 +1631,288 @@
         <w:pStyle w:val="Heading3"/>
       </w:pPr>
       <w:r>
+        <w:t>5.1a AI-driven crawl coverage — `recon_planner`'s propose-then-crawl loop</w:t>
+      </w:r>
+    </w:p>
+    <w:p>
+      <w:r>
+        <w:rPr>
+          <w:rFonts w:ascii="Consolas" w:hAnsi="Consolas"/>
+          <w:color w:val="1C1E21"/>
+          <w:sz w:val="20"/>
+        </w:rPr>
+        <w:t>recon_planner</w:t>
+      </w:r>
+      <w:r>
+        <w:rPr>
+          <w:color w:val="1C1E21"/>
+          <w:sz w:val="22"/>
+        </w:rPr>
+        <w:t xml:space="preserve"> (</w:t>
+      </w:r>
+      <w:r>
+        <w:rPr>
+          <w:rFonts w:ascii="Consolas" w:hAnsi="Consolas"/>
+          <w:color w:val="1C1E21"/>
+          <w:sz w:val="20"/>
+        </w:rPr>
+        <w:t>app.agents.recon_planner.run_planner_rounds</w:t>
+      </w:r>
+      <w:r>
+        <w:rPr>
+          <w:color w:val="1C1E21"/>
+          <w:sz w:val="22"/>
+        </w:rPr>
+        <w:t xml:space="preserve">) used to be a single LLM call: propose unlinked-but-plausible paths against the site map, verify each one for real, add whatever resolved to </w:t>
+      </w:r>
+      <w:r>
+        <w:rPr>
+          <w:rFonts w:ascii="Consolas" w:hAnsi="Consolas"/>
+          <w:color w:val="1C1E21"/>
+          <w:sz w:val="20"/>
+        </w:rPr>
+        <w:t>discovered_endpoints</w:t>
+      </w:r>
+      <w:r>
+        <w:rPr>
+          <w:color w:val="1C1E21"/>
+          <w:sz w:val="22"/>
+        </w:rPr>
+        <w:t xml:space="preserve"> as a standalone URL. That left a real coverage gap — a confirmed suggestion like </w:t>
+      </w:r>
+      <w:r>
+        <w:rPr>
+          <w:rFonts w:ascii="Consolas" w:hAnsi="Consolas"/>
+          <w:color w:val="1C1E21"/>
+          <w:sz w:val="20"/>
+        </w:rPr>
+        <w:t>/admin</w:t>
+      </w:r>
+      <w:r>
+        <w:rPr>
+          <w:color w:val="1C1E21"/>
+          <w:sz w:val="22"/>
+        </w:rPr>
+        <w:t xml:space="preserve"> was added as a leaf, but nothing </w:t>
+      </w:r>
+      <w:r>
+        <w:rPr>
+          <w:rFonts w:ascii="Consolas" w:hAnsi="Consolas"/>
+          <w:color w:val="1C1E21"/>
+          <w:sz w:val="20"/>
+        </w:rPr>
+        <w:t>/admin</w:t>
+      </w:r>
+      <w:r>
+        <w:rPr>
+          <w:color w:val="1C1E21"/>
+          <w:sz w:val="22"/>
+        </w:rPr>
+        <w:t xml:space="preserve"> itself linked to (</w:t>
+      </w:r>
+      <w:r>
+        <w:rPr>
+          <w:rFonts w:ascii="Consolas" w:hAnsi="Consolas"/>
+          <w:color w:val="1C1E21"/>
+          <w:sz w:val="20"/>
+        </w:rPr>
+        <w:t>/admin/users</w:t>
+      </w:r>
+      <w:r>
+        <w:rPr>
+          <w:color w:val="1C1E21"/>
+          <w:sz w:val="22"/>
+        </w:rPr>
+        <w:t xml:space="preserve">, </w:t>
+      </w:r>
+      <w:r>
+        <w:rPr>
+          <w:rFonts w:ascii="Consolas" w:hAnsi="Consolas"/>
+          <w:color w:val="1C1E21"/>
+          <w:sz w:val="20"/>
+        </w:rPr>
+        <w:t>/admin/settings</w:t>
+      </w:r>
+      <w:r>
+        <w:rPr>
+          <w:color w:val="1C1E21"/>
+          <w:sz w:val="22"/>
+        </w:rPr>
+        <w:t xml:space="preserve">, an audit log, ...) ever got discovered, even though </w:t>
+      </w:r>
+      <w:r>
+        <w:rPr>
+          <w:rFonts w:ascii="Consolas" w:hAnsi="Consolas"/>
+          <w:color w:val="1C1E21"/>
+          <w:sz w:val="20"/>
+        </w:rPr>
+        <w:t>ReconAgent</w:t>
+      </w:r>
+      <w:r>
+        <w:rPr>
+          <w:color w:val="1C1E21"/>
+          <w:sz w:val="22"/>
+        </w:rPr>
+        <w:t xml:space="preserve"> (§5) was already built to crawl from a seed list, not just resolve it.</w:t>
+      </w:r>
+    </w:p>
+    <w:p>
+      <w:r>
+        <w:rPr>
+          <w:rFonts w:ascii="Consolas" w:hAnsi="Consolas"/>
+          <w:color w:val="1C1E21"/>
+          <w:sz w:val="20"/>
+        </w:rPr>
+        <w:t>run_planner_rounds</w:t>
+      </w:r>
+      <w:r>
+        <w:rPr>
+          <w:color w:val="1C1E21"/>
+          <w:sz w:val="22"/>
+        </w:rPr>
+        <w:t xml:space="preserve"> closes that gap: whatever a round confirms is handed to a fresh </w:t>
+      </w:r>
+      <w:r>
+        <w:rPr>
+          <w:rFonts w:ascii="Consolas" w:hAnsi="Consolas"/>
+          <w:color w:val="1C1E21"/>
+          <w:sz w:val="20"/>
+        </w:rPr>
+        <w:t>ReconAgent</w:t>
+      </w:r>
+      <w:r>
+        <w:rPr>
+          <w:color w:val="1C1E21"/>
+          <w:sz w:val="22"/>
+        </w:rPr>
+        <w:t xml:space="preserve"> as a crawl seed via the same </w:t>
+      </w:r>
+      <w:r>
+        <w:rPr>
+          <w:rFonts w:ascii="Consolas" w:hAnsi="Consolas"/>
+          <w:color w:val="1C1E21"/>
+          <w:sz w:val="20"/>
+        </w:rPr>
+        <w:t>extra_seed_urls</w:t>
+      </w:r>
+      <w:r>
+        <w:rPr>
+          <w:color w:val="1C1E21"/>
+          <w:sz w:val="22"/>
+        </w:rPr>
+        <w:t xml:space="preserve"> mechanism </w:t>
+      </w:r>
+      <w:r>
+        <w:rPr>
+          <w:rFonts w:ascii="Consolas" w:hAnsi="Consolas"/>
+          <w:color w:val="1C1E21"/>
+          <w:sz w:val="20"/>
+        </w:rPr>
+        <w:t>recon</w:t>
+      </w:r>
+      <w:r>
+        <w:rPr>
+          <w:color w:val="1C1E21"/>
+          <w:sz w:val="22"/>
+        </w:rPr>
+        <w:t>/</w:t>
+      </w:r>
+      <w:r>
+        <w:rPr>
+          <w:rFonts w:ascii="Consolas" w:hAnsi="Consolas"/>
+          <w:color w:val="1C1E21"/>
+          <w:sz w:val="20"/>
+        </w:rPr>
+        <w:t>authenticated_recon</w:t>
+      </w:r>
+      <w:r>
+        <w:rPr>
+          <w:color w:val="1C1E21"/>
+          <w:sz w:val="22"/>
+        </w:rPr>
+        <w:t xml:space="preserve"> already use for traffic-imported URLs, so the crawler actually explores from a confirmed AI suggestion the same way it explores from anything it found itself. Each round then hands the next round's LLM call a bigger site map — a suggestion that only makes sense once </w:t>
+      </w:r>
+      <w:r>
+        <w:rPr>
+          <w:rFonts w:ascii="Consolas" w:hAnsi="Consolas"/>
+          <w:color w:val="1C1E21"/>
+          <w:sz w:val="20"/>
+        </w:rPr>
+        <w:t>/admin/users</w:t>
+      </w:r>
+      <w:r>
+        <w:rPr>
+          <w:color w:val="1C1E21"/>
+          <w:sz w:val="22"/>
+        </w:rPr>
+        <w:t xml:space="preserve"> is already on the map (</w:t>
+      </w:r>
+      <w:r>
+        <w:rPr>
+          <w:rFonts w:ascii="Consolas" w:hAnsi="Consolas"/>
+          <w:color w:val="1C1E21"/>
+          <w:sz w:val="20"/>
+        </w:rPr>
+        <w:t>/admin/users/export</w:t>
+      </w:r>
+      <w:r>
+        <w:rPr>
+          <w:color w:val="1C1E21"/>
+          <w:sz w:val="22"/>
+        </w:rPr>
+        <w:t xml:space="preserve">, say) gets a real shot in round 2. Bounded by </w:t>
+      </w:r>
+      <w:r>
+        <w:rPr>
+          <w:rFonts w:ascii="Consolas" w:hAnsi="Consolas"/>
+          <w:color w:val="1C1E21"/>
+          <w:sz w:val="20"/>
+        </w:rPr>
+        <w:t>Settings.recon_planner_max_rounds</w:t>
+      </w:r>
+      <w:r>
+        <w:rPr>
+          <w:color w:val="1C1E21"/>
+          <w:sz w:val="22"/>
+        </w:rPr>
+        <w:t xml:space="preserve"> (default </w:t>
+      </w:r>
+      <w:r>
+        <w:rPr>
+          <w:b/>
+          <w:color w:val="1C1E21"/>
+          <w:sz w:val="22"/>
+        </w:rPr>
+        <w:t>2</w:t>
+      </w:r>
+      <w:r>
+        <w:rPr>
+          <w:color w:val="1C1E21"/>
+          <w:sz w:val="22"/>
+        </w:rPr>
+        <w:t>) rather than looping until nothing new turns up, since each round is a real LLM call against the scan's budget (</w:t>
+      </w:r>
+      <w:r>
+        <w:rPr>
+          <w:rFonts w:ascii="Consolas" w:hAnsi="Consolas"/>
+          <w:color w:val="1C1E21"/>
+          <w:sz w:val="20"/>
+        </w:rPr>
+        <w:t>BudgetGuard</w:t>
+      </w:r>
+      <w:r>
+        <w:rPr>
+          <w:color w:val="1C1E21"/>
+          <w:sz w:val="22"/>
+        </w:rPr>
+        <w:t>); a round that confirms nothing stops the loop immediately rather than spending the remaining rounds for free.</w:t>
+      </w:r>
+    </w:p>
+    <w:p>
+      <w:pPr>
+        <w:pStyle w:val="Heading3"/>
+      </w:pPr>
+      <w:r>
         <w:t>5.2 What's in `app/agents/` beyond the 27 graph nodes</w:t>
       </w:r>
     </w:p>
@@ -16517,7 +16799,7 @@
           <w:color w:val="1C1E21"/>
           <w:sz w:val="22"/>
         </w:rPr>
-        <w:t xml:space="preserve"> (§5.1) then makes one AI pass over the resulting site map to suggest additional plausible-but-unlinked paths — each one verified with a real request before it counts for anything.</w:t>
+        <w:t xml:space="preserve"> (§5.1a) then runs up to two propose-then-crawl rounds over the resulting site map: each round's AI pass suggests additional plausible-but-unlinked paths, every suggestion is verified with a real request before it counts for anything, and whatever resolves is crawled from — not just added as a single URL — so anything reachable from a confirmed suggestion (an admin panel's own nav, say) gets discovered too.</w:t>
       </w:r>
     </w:p>
     <w:p>

--- a/docs/architecture-overview/Verdikt_Architecture_Document.docx
+++ b/docs/architecture-overview/Verdikt_Architecture_Document.docx
@@ -5695,6 +5695,224 @@
           <w:sz w:val="22"/>
         </w:rPr>
         <w:t xml:space="preserve"> is needed. It never fails the container outright over this — scanning, the API, and the standalone browser-extension recorder (below) don't depend on VNC at all.</w:t>
+      </w:r>
+    </w:p>
+    <w:p>
+      <w:pPr>
+        <w:pStyle w:val="ListBullet"/>
+      </w:pPr>
+      <w:r>
+        <w:rPr>
+          <w:b/>
+          <w:sz w:val="22"/>
+        </w:rPr>
+        <w:t>A second, distinct live-found VNC failure mode</w:t>
+      </w:r>
+      <w:r>
+        <w:rPr>
+          <w:sz w:val="22"/>
+        </w:rPr>
+        <w:t xml:space="preserve">: an uncleanly stopped container (an OOM kill, </w:t>
+      </w:r>
+      <w:r>
+        <w:rPr>
+          <w:rFonts w:ascii="Consolas" w:hAnsi="Consolas"/>
+          <w:color w:val="8A2BE2"/>
+          <w:sz w:val="20"/>
+        </w:rPr>
+        <w:t>exit 137</w:t>
+      </w:r>
+      <w:r>
+        <w:rPr>
+          <w:sz w:val="22"/>
+        </w:rPr>
+        <w:t xml:space="preserve"> — anything short of a graceful </w:t>
+      </w:r>
+      <w:r>
+        <w:rPr>
+          <w:rFonts w:ascii="Consolas" w:hAnsi="Consolas"/>
+          <w:color w:val="8A2BE2"/>
+          <w:sz w:val="20"/>
+        </w:rPr>
+        <w:t>SIGTERM</w:t>
+      </w:r>
+      <w:r>
+        <w:rPr>
+          <w:sz w:val="22"/>
+        </w:rPr>
+        <w:t xml:space="preserve"> </w:t>
+      </w:r>
+      <w:r>
+        <w:rPr>
+          <w:rFonts w:ascii="Consolas" w:hAnsi="Consolas"/>
+          <w:color w:val="8A2BE2"/>
+          <w:sz w:val="20"/>
+        </w:rPr>
+        <w:t>Xvfb</w:t>
+      </w:r>
+      <w:r>
+        <w:rPr>
+          <w:sz w:val="22"/>
+        </w:rPr>
+        <w:t xml:space="preserve"> gets to handle) leaves </w:t>
+      </w:r>
+      <w:r>
+        <w:rPr>
+          <w:rFonts w:ascii="Consolas" w:hAnsi="Consolas"/>
+          <w:color w:val="8A2BE2"/>
+          <w:sz w:val="20"/>
+        </w:rPr>
+        <w:t>/tmp/.X99-lock</w:t>
+      </w:r>
+      <w:r>
+        <w:rPr>
+          <w:sz w:val="22"/>
+        </w:rPr>
+        <w:t xml:space="preserve"> behind. On the next </w:t>
+      </w:r>
+      <w:r>
+        <w:rPr>
+          <w:rFonts w:ascii="Consolas" w:hAnsi="Consolas"/>
+          <w:color w:val="8A2BE2"/>
+          <w:sz w:val="20"/>
+        </w:rPr>
+        <w:t>docker compose up</w:t>
+      </w:r>
+      <w:r>
+        <w:rPr>
+          <w:sz w:val="22"/>
+        </w:rPr>
+        <w:t>/</w:t>
+      </w:r>
+      <w:r>
+        <w:rPr>
+          <w:rFonts w:ascii="Consolas" w:hAnsi="Consolas"/>
+          <w:color w:val="8A2BE2"/>
+          <w:sz w:val="20"/>
+        </w:rPr>
+        <w:t>restart</w:t>
+      </w:r>
+      <w:r>
+        <w:rPr>
+          <w:sz w:val="22"/>
+        </w:rPr>
+        <w:t xml:space="preserve"> (same container, same filesystem), </w:t>
+      </w:r>
+      <w:r>
+        <w:rPr>
+          <w:rFonts w:ascii="Consolas" w:hAnsi="Consolas"/>
+          <w:color w:val="8A2BE2"/>
+          <w:sz w:val="20"/>
+        </w:rPr>
+        <w:t>Xvfb</w:t>
+      </w:r>
+      <w:r>
+        <w:rPr>
+          <w:sz w:val="22"/>
+        </w:rPr>
+        <w:t xml:space="preserve"> sees that stale lock, assumes display </w:t>
+      </w:r>
+      <w:r>
+        <w:rPr>
+          <w:rFonts w:ascii="Consolas" w:hAnsi="Consolas"/>
+          <w:color w:val="8A2BE2"/>
+          <w:sz w:val="20"/>
+        </w:rPr>
+        <w:t>:99</w:t>
+      </w:r>
+      <w:r>
+        <w:rPr>
+          <w:sz w:val="22"/>
+        </w:rPr>
+        <w:t xml:space="preserve"> is already owned by a live server, and refuses to start — cascading into </w:t>
+      </w:r>
+      <w:r>
+        <w:rPr>
+          <w:rFonts w:ascii="Consolas" w:hAnsi="Consolas"/>
+          <w:color w:val="8A2BE2"/>
+          <w:sz w:val="20"/>
+        </w:rPr>
+        <w:t>x11vnc</w:t>
+      </w:r>
+      <w:r>
+        <w:rPr>
+          <w:sz w:val="22"/>
+        </w:rPr>
+        <w:t xml:space="preserve"> failing to connect and the whole stack reporting dead, which is what silently broke the in-app "Record macro" button. </w:t>
+      </w:r>
+      <w:r>
+        <w:rPr>
+          <w:rFonts w:ascii="Consolas" w:hAnsi="Consolas"/>
+          <w:color w:val="8A2BE2"/>
+          <w:sz w:val="20"/>
+        </w:rPr>
+        <w:t>start-display.sh</w:t>
+      </w:r>
+      <w:r>
+        <w:rPr>
+          <w:sz w:val="22"/>
+        </w:rPr>
+        <w:t xml:space="preserve"> now clears the stale lock/socket before launching </w:t>
+      </w:r>
+      <w:r>
+        <w:rPr>
+          <w:rFonts w:ascii="Consolas" w:hAnsi="Consolas"/>
+          <w:color w:val="8A2BE2"/>
+          <w:sz w:val="20"/>
+        </w:rPr>
+        <w:t>Xvfb</w:t>
+      </w:r>
+      <w:r>
+        <w:rPr>
+          <w:sz w:val="22"/>
+        </w:rPr>
+        <w:t xml:space="preserve"> and passes </w:t>
+      </w:r>
+      <w:r>
+        <w:rPr>
+          <w:rFonts w:ascii="Consolas" w:hAnsi="Consolas"/>
+          <w:color w:val="8A2BE2"/>
+          <w:sz w:val="20"/>
+        </w:rPr>
+        <w:t>-nolock</w:t>
+      </w:r>
+      <w:r>
+        <w:rPr>
+          <w:sz w:val="22"/>
+        </w:rPr>
+        <w:t xml:space="preserve"> as defense in depth.</w:t>
+      </w:r>
+    </w:p>
+    <w:p>
+      <w:pPr>
+        <w:pStyle w:val="ListBullet"/>
+      </w:pPr>
+      <w:r>
+        <w:rPr>
+          <w:b/>
+          <w:sz w:val="22"/>
+        </w:rPr>
+        <w:t>`localhost`/`127.0.0.1` targets are not reachable from inside this container</w:t>
+      </w:r>
+      <w:r>
+        <w:rPr>
+          <w:sz w:val="22"/>
+        </w:rPr>
+        <w:t xml:space="preserve"> on Docker Desktop (macOS/Windows) — it's isolated from the host's own loopback. A target/credential/traffic-import URL pointing at a host-run service (a local DVWA or Juice Shop container, say) needs </w:t>
+      </w:r>
+      <w:r>
+        <w:rPr>
+          <w:rFonts w:ascii="Consolas" w:hAnsi="Consolas"/>
+          <w:color w:val="8A2BE2"/>
+          <w:sz w:val="20"/>
+        </w:rPr>
+        <w:t>host.docker.internal</w:t>
+      </w:r>
+      <w:r>
+        <w:rPr>
+          <w:sz w:val="22"/>
+        </w:rPr>
+        <w:t xml:space="preserve"> instead, exactly like the native-Postgres override below — a real, live-found incident: every such target across an existing engagement was silently unreachable, so every scan against them ran to completion and reported zero findings with no visible error, not a connection failure.</w:t>
       </w:r>
     </w:p>
     <w:p>

--- a/docs/architecture-overview/Verdikt_Architecture_Document.docx
+++ b/docs/architecture-overview/Verdikt_Architecture_Document.docx
@@ -75,7 +75,7 @@
           <w:color w:val="1C1E21"/>
           <w:sz w:val="22"/>
         </w:rPr>
-        <w:t>27-node LangGraph DAG</w:t>
+        <w:t>31-node LangGraph DAG</w:t>
       </w:r>
       <w:r>
         <w:rPr>
@@ -121,7 +121,37 @@
           <w:color w:val="1C1E21"/>
           <w:sz w:val="22"/>
         </w:rPr>
-        <w:t xml:space="preserve"> interface — Claude, OpenAI, Gemini, Grok, or any self-hosted/in-house model that speaks the OpenAI chat-completions protocol. Swapping providers is a configuration action in the UI, not a code change; there is deliberately no concept of routing different agents to different models — every agent in a scan resolves and uses one model, keeping provider configuration a single per-org or per-scan decision rather than a per-check tuning surface.</w:t>
+        <w:t xml:space="preserve"> interface — Claude, OpenAI, Gemini, Grok, or any self-hosted/in-house model that speaks the OpenAI chat-completions protocol. Swapping providers is a configuration action in the UI, not a code change; an org still configures exactly </w:t>
+      </w:r>
+      <w:r>
+        <w:rPr>
+          <w:b/>
+          <w:color w:val="1C1E21"/>
+          <w:sz w:val="22"/>
+        </w:rPr>
+        <w:t>one</w:t>
+      </w:r>
+      <w:r>
+        <w:rPr>
+          <w:color w:val="1C1E21"/>
+          <w:sz w:val="22"/>
+        </w:rPr>
+        <w:t xml:space="preserve"> model — there is no per-check model picker anywhere in the UI. What the backend </w:t>
+      </w:r>
+      <w:r>
+        <w:rPr>
+          <w:i/>
+          <w:color w:val="1C1E21"/>
+          <w:sz w:val="22"/>
+        </w:rPr>
+        <w:t>does</w:t>
+      </w:r>
+      <w:r>
+        <w:rPr>
+          <w:color w:val="1C1E21"/>
+          <w:sz w:val="22"/>
+        </w:rPr>
+        <w:t xml:space="preserve"> do automatically, invisibly to that configuration, is substitute a same-family sibling of that one configured model for a small number of specific tasks whose volume or complexity profile differs sharply from the rest of the scan (§6.2) — this is zero-configuration model tiering, not per-agent routing an analyst sets up.</w:t>
       </w:r>
     </w:p>
     <w:p>
@@ -138,7 +168,7 @@
           <w:color w:val="1C1E21"/>
           <w:sz w:val="22"/>
         </w:rPr>
-        <w:t xml:space="preserve"> 48 files under </w:t>
+        <w:t xml:space="preserve"> 52 files under </w:t>
       </w:r>
       <w:r>
         <w:rPr>
@@ -153,7 +183,7 @@
           <w:color w:val="1C1E21"/>
           <w:sz w:val="22"/>
         </w:rPr>
-        <w:t xml:space="preserve"> (27 of them graph nodes, the rest shared infrastructure and support modules), 30 API route modules, ~34 persisted data models, 9 external integrations, 14 YAML check catalogs (36 statically defined check IDs, plus a further dozen dynamically-generated ones), 34 Alembic migrations, 20 RBAC resources, and a backend test suite of </w:t>
+        <w:t xml:space="preserve"> (31 of them graph nodes, the rest shared infrastructure and support modules), 30 API route modules, ~34 persisted data models, 10 external integrations, 18 YAML check catalogs (39 statically defined check IDs, plus a further dozen dynamically-generated ones), 36 Alembic migrations, 20 RBAC resources, and a backend test suite of </w:t>
       </w:r>
       <w:r>
         <w:rPr>
@@ -161,7 +191,7 @@
           <w:color w:val="1C1E21"/>
           <w:sz w:val="22"/>
         </w:rPr>
-        <w:t>111 files / 617 collected tests</w:t>
+        <w:t>119 files / 667 collected tests</w:t>
       </w:r>
       <w:r>
         <w:rPr>
@@ -302,7 +332,7 @@
         <w:rPr>
           <w:sz w:val="22"/>
         </w:rPr>
-        <w:t xml:space="preserve"> Twenty-seven narrow, purpose-built detection agents each own one vulnerability class, run as parallel nodes in a LangGraph DAG, and use the cheapest technique that reliably confirms that class (a deterministic HTTP diff for SQL injection; a real headless-browser execution proof for XSS; a live out-of-band callback for SSRF). This keeps LLM usage focused on judgment calls — triage and adversarial validation — not busywork.</w:t>
+        <w:t xml:space="preserve"> Thirty-one narrow, purpose-built detection agents each own one vulnerability class, run as parallel nodes in a LangGraph DAG, and use the cheapest technique that reliably confirms that class (a deterministic HTTP diff for SQL injection; a real headless-browser execution proof for XSS; a live out-of-band callback for SSRF). This keeps LLM usage focused on judgment calls — triage and adversarial validation — not busywork.</w:t>
       </w:r>
     </w:p>
     <w:p>
@@ -455,7 +485,7 @@
           <w:color w:val="1C1E21"/>
           <w:sz w:val="22"/>
         </w:rPr>
-        <w:t xml:space="preserve">. The 27-node LangGraph DAG has zero conditional edges; every node always runs regardless of the detected stack. The one narrow exception that </w:t>
+        <w:t xml:space="preserve">. The 31-node LangGraph DAG has zero conditional edges; every node always runs regardless of the detected stack. The one narrow exception that </w:t>
       </w:r>
       <w:r>
         <w:rPr>
@@ -503,7 +533,7 @@
       <w:r>
         <w:drawing>
           <wp:inline xmlns:a="http://schemas.openxmlformats.org/drawingml/2006/main" xmlns:pic="http://schemas.openxmlformats.org/drawingml/2006/picture">
-            <wp:extent cx="5760720" cy="2072096"/>
+            <wp:extent cx="5760720" cy="1792877"/>
             <wp:docPr id="1" name="Picture 1"/>
             <wp:cNvGraphicFramePr>
               <a:graphicFrameLocks noChangeAspect="1"/>
@@ -524,7 +554,7 @@
                   <pic:spPr>
                     <a:xfrm>
                       <a:off x="0" y="0"/>
-                      <a:ext cx="5760720" cy="2072096"/>
+                      <a:ext cx="5760720" cy="1792877"/>
                     </a:xfrm>
                     <a:prstGeom prst="rect"/>
                   </pic:spPr>
@@ -550,7 +580,7 @@
           <w:color w:val="1C1E21"/>
           <w:sz w:val="22"/>
         </w:rPr>
-        <w:t xml:space="preserve"> Python, FastAPI, SQLAlchemy 2.0 (async), Alembic migrations (34 files, one linear chain), PostgreSQL. Dialect-agnostic ORM layer, so the test suite runs against ephemeral SQLite with zero external services (with one deliberately-accepted limitation: SQLite doesn't enforce </w:t>
+        <w:t xml:space="preserve"> Python, FastAPI, SQLAlchemy 2.0 (async), Alembic migrations (36 files, one linear chain), PostgreSQL. Dialect-agnostic ORM layer, so the test suite runs against ephemeral SQLite with zero external services (with one deliberately-accepted limitation: SQLite doesn't enforce </w:t>
       </w:r>
       <w:r>
         <w:rPr>
@@ -629,7 +659,7 @@
           <w:color w:val="1C1E21"/>
           <w:sz w:val="22"/>
         </w:rPr>
-        <w:t xml:space="preserve"> LangGraph builds a 27-node directed graph per scan run, with genuine parallel fan-out where checks don't depend on each other (12 nodes off </w:t>
+        <w:t xml:space="preserve"> LangGraph builds a 31-node directed graph per scan run, with genuine parallel fan-out where checks don't depend on each other (12 nodes off </w:t>
       </w:r>
       <w:r>
         <w:rPr>
@@ -644,7 +674,7 @@
           <w:color w:val="1C1E21"/>
           <w:sz w:val="22"/>
         </w:rPr>
-        <w:t xml:space="preserve">, 10 more off </w:t>
+        <w:t xml:space="preserve">, 14 more off </w:t>
       </w:r>
       <w:r>
         <w:rPr>
@@ -1439,7 +1469,7 @@
         <w:pStyle w:val="Heading3"/>
       </w:pPr>
       <w:r>
-        <w:t>5.1 Scan lifecycle — the real, verified 27-node DAG</w:t>
+        <w:t>5.1 Scan lifecycle — the real, verified 31-node DAG</w:t>
       </w:r>
     </w:p>
     <w:p>
@@ -1449,7 +1479,7 @@
       <w:r>
         <w:drawing>
           <wp:inline xmlns:a="http://schemas.openxmlformats.org/drawingml/2006/main" xmlns:pic="http://schemas.openxmlformats.org/drawingml/2006/picture">
-            <wp:extent cx="5760720" cy="4496889"/>
+            <wp:extent cx="5760720" cy="5305153"/>
             <wp:docPr id="3" name="Picture 3"/>
             <wp:cNvGraphicFramePr>
               <a:graphicFrameLocks noChangeAspect="1"/>
@@ -1470,7 +1500,7 @@
                   <pic:spPr>
                     <a:xfrm>
                       <a:off x="0" y="0"/>
-                      <a:ext cx="5760720" cy="4496889"/>
+                      <a:ext cx="5760720" cy="5305153"/>
                     </a:xfrm>
                     <a:prstGeom prst="rect"/>
                   </pic:spPr>
@@ -1563,7 +1593,7 @@
           <w:color w:val="1C1E21"/>
           <w:sz w:val="22"/>
         </w:rPr>
-        <w:t xml:space="preserve"> are later additions to the original 24-node graph, both following the same propose-then-verify discipline as everything else in §5.3 — an AI suggestion is worth nothing here until something deterministic confirms it. </w:t>
+        <w:t xml:space="preserve"> are later additions to the original 24-node graph, both following the same propose-then-verify discipline as everything else in §5.3 — an AI suggestion is worth nothing here until something deterministic confirms it. The newest four nodes — </w:t>
       </w:r>
       <w:r>
         <w:rPr>
@@ -1571,6 +1601,66 @@
           <w:color w:val="1C1E21"/>
           <w:sz w:val="20"/>
         </w:rPr>
+        <w:t>weak_password_policy</w:t>
+      </w:r>
+      <w:r>
+        <w:rPr>
+          <w:color w:val="1C1E21"/>
+          <w:sz w:val="22"/>
+        </w:rPr>
+        <w:t xml:space="preserve">, </w:t>
+      </w:r>
+      <w:r>
+        <w:rPr>
+          <w:rFonts w:ascii="Consolas" w:hAnsi="Consolas"/>
+          <w:color w:val="1C1E21"/>
+          <w:sz w:val="20"/>
+        </w:rPr>
+        <w:t>csv_injection</w:t>
+      </w:r>
+      <w:r>
+        <w:rPr>
+          <w:color w:val="1C1E21"/>
+          <w:sz w:val="22"/>
+        </w:rPr>
+        <w:t xml:space="preserve">, </w:t>
+      </w:r>
+      <w:r>
+        <w:rPr>
+          <w:rFonts w:ascii="Consolas" w:hAnsi="Consolas"/>
+          <w:color w:val="1C1E21"/>
+          <w:sz w:val="20"/>
+        </w:rPr>
+        <w:t>session_invalidation</w:t>
+      </w:r>
+      <w:r>
+        <w:rPr>
+          <w:color w:val="1C1E21"/>
+          <w:sz w:val="22"/>
+        </w:rPr>
+        <w:t xml:space="preserve">, </w:t>
+      </w:r>
+      <w:r>
+        <w:rPr>
+          <w:rFonts w:ascii="Consolas" w:hAnsi="Consolas"/>
+          <w:color w:val="1C1E21"/>
+          <w:sz w:val="20"/>
+        </w:rPr>
+        <w:t>vulnerable_components</w:t>
+      </w:r>
+      <w:r>
+        <w:rPr>
+          <w:color w:val="1C1E21"/>
+          <w:sz w:val="22"/>
+        </w:rPr>
+        <w:t xml:space="preserve"> — were ported from a sibling DAST project and mapped onto this same architecture (deterministic detector → LLM triage → deterministic re-execution → adversarial validation, no LLM-only confirmation for any of them); see §7 for what each one actually checks. </w:t>
+      </w:r>
+      <w:r>
+        <w:rPr>
+          <w:rFonts w:ascii="Consolas" w:hAnsi="Consolas"/>
+          <w:color w:val="1C1E21"/>
+          <w:sz w:val="20"/>
+        </w:rPr>
         <w:t>chain_analysis</w:t>
       </w:r>
       <w:r>
@@ -1623,7 +1713,7 @@
           <w:color w:val="1C1E21"/>
           <w:sz w:val="22"/>
         </w:rPr>
-        <w:t xml:space="preserve"> returns), so it's not counted in the 27.</w:t>
+        <w:t xml:space="preserve"> returns), so it's not counted in the 31.</w:t>
       </w:r>
     </w:p>
     <w:p>
@@ -1913,7 +2003,7 @@
         <w:pStyle w:val="Heading3"/>
       </w:pPr>
       <w:r>
-        <w:t>5.2 What's in `app/agents/` beyond the 27 graph nodes</w:t>
+        <w:t>5.2 What's in `app/agents/` beyond the 31 graph nodes</w:t>
       </w:r>
     </w:p>
     <w:p>
@@ -1945,14 +2035,14 @@
           <w:color w:val="1C1E21"/>
           <w:sz w:val="22"/>
         </w:rPr>
-        <w:t>48 files total</w:t>
-      </w:r>
-      <w:r>
-        <w:rPr>
-          <w:color w:val="1C1E21"/>
-          <w:sz w:val="22"/>
-        </w:rPr>
-        <w:t xml:space="preserve"> (up from 41), reflecting both new detection surface (</w:t>
+        <w:t>52 files total</w:t>
+      </w:r>
+      <w:r>
+        <w:rPr>
+          <w:color w:val="1C1E21"/>
+          <w:sz w:val="22"/>
+        </w:rPr>
+        <w:t xml:space="preserve"> (up from 48), reflecting the four newest detection nodes (</w:t>
       </w:r>
       <w:r>
         <w:rPr>
@@ -1960,7 +2050,7 @@
           <w:color w:val="1C1E21"/>
           <w:sz w:val="20"/>
         </w:rPr>
-        <w:t>recon_planner.py</w:t>
+        <w:t>weak_password_policy.py</w:t>
       </w:r>
       <w:r>
         <w:rPr>
@@ -1975,14 +2065,14 @@
           <w:color w:val="1C1E21"/>
           <w:sz w:val="20"/>
         </w:rPr>
-        <w:t>business_logic_planner.py</w:t>
-      </w:r>
-      <w:r>
-        <w:rPr>
-          <w:color w:val="1C1E21"/>
-          <w:sz w:val="22"/>
-        </w:rPr>
-        <w:t xml:space="preserve"> — the two AI-hypothesis-generating nodes added since) and the standalone browser extension's backend counterpart. Most files map one-to-one onto a graph node; a few (</w:t>
+        <w:t>csv_injection.py</w:t>
+      </w:r>
+      <w:r>
+        <w:rPr>
+          <w:color w:val="1C1E21"/>
+          <w:sz w:val="22"/>
+        </w:rPr>
+        <w:t xml:space="preserve">, </w:t>
       </w:r>
       <w:r>
         <w:rPr>
@@ -1990,6 +2080,51 @@
           <w:color w:val="1C1E21"/>
           <w:sz w:val="20"/>
         </w:rPr>
+        <w:t>session_invalidation.py</w:t>
+      </w:r>
+      <w:r>
+        <w:rPr>
+          <w:color w:val="1C1E21"/>
+          <w:sz w:val="22"/>
+        </w:rPr>
+        <w:t xml:space="preserve">, </w:t>
+      </w:r>
+      <w:r>
+        <w:rPr>
+          <w:rFonts w:ascii="Consolas" w:hAnsi="Consolas"/>
+          <w:color w:val="1C1E21"/>
+          <w:sz w:val="20"/>
+        </w:rPr>
+        <w:t>vulnerable_components.py</w:t>
+      </w:r>
+      <w:r>
+        <w:rPr>
+          <w:color w:val="1C1E21"/>
+          <w:sz w:val="22"/>
+        </w:rPr>
+        <w:t xml:space="preserve">) plus </w:t>
+      </w:r>
+      <w:r>
+        <w:rPr>
+          <w:rFonts w:ascii="Consolas" w:hAnsi="Consolas"/>
+          <w:color w:val="1C1E21"/>
+          <w:sz w:val="20"/>
+        </w:rPr>
+        <w:t>browser_session.py</w:t>
+      </w:r>
+      <w:r>
+        <w:rPr>
+          <w:color w:val="1C1E21"/>
+          <w:sz w:val="22"/>
+        </w:rPr>
+        <w:t>, a new shared helper (see below). Most files map one-to-one onto a graph node; a few (</w:t>
+      </w:r>
+      <w:r>
+        <w:rPr>
+          <w:rFonts w:ascii="Consolas" w:hAnsi="Consolas"/>
+          <w:color w:val="1C1E21"/>
+          <w:sz w:val="20"/>
+        </w:rPr>
         <w:t>recon.py</w:t>
       </w:r>
       <w:r>
@@ -2057,7 +2192,7 @@
           <w:color w:val="1C1E21"/>
           <w:sz w:val="22"/>
         </w:rPr>
-        <w:t>, for instance). The ~20 files below are the shared infrastructure worth knowing about beyond the checks themselves:</w:t>
+        <w:t>, for instance). The ~21 files below are the shared infrastructure worth knowing about beyond the checks themselves:</w:t>
       </w:r>
     </w:p>
     <w:tbl>
@@ -2145,7 +2280,7 @@
               <w:rPr>
                 <w:sz w:val="18"/>
               </w:rPr>
-              <w:t xml:space="preserve"> — wires the 27-node LangGraph DAG itself; the only file that knows the full node/edge topology</w:t>
+              <w:t xml:space="preserve"> — wires the 31-node LangGraph DAG itself; the only file that knows the full node/edge topology</w:t>
             </w:r>
           </w:p>
         </w:tc>
@@ -2458,6 +2593,58 @@
                 <w:sz w:val="18"/>
               </w:rPr>
               <w:t>Real headless-browser proof mechanisms</w:t>
+            </w:r>
+          </w:p>
+        </w:tc>
+      </w:tr>
+      <w:tr>
+        <w:tc>
+          <w:tcPr>
+            <w:tcW w:type="dxa" w:w="4320"/>
+          </w:tcPr>
+          <w:p>
+            <w:r>
+              <w:rPr>
+                <w:rFonts w:ascii="Consolas" w:hAnsi="Consolas"/>
+                <w:color w:val="8A2BE2"/>
+                <w:sz w:val="16"/>
+              </w:rPr>
+              <w:t>browser_session.py</w:t>
+            </w:r>
+          </w:p>
+        </w:tc>
+        <w:tc>
+          <w:tcPr>
+            <w:tcW w:type="dxa" w:w="4320"/>
+          </w:tcPr>
+          <w:p>
+            <w:r>
+              <w:rPr>
+                <w:rFonts w:ascii="Consolas" w:hAnsi="Consolas"/>
+                <w:color w:val="8A2BE2"/>
+                <w:sz w:val="16"/>
+              </w:rPr>
+              <w:t>seed_authenticated_context()</w:t>
+            </w:r>
+            <w:r>
+              <w:rPr>
+                <w:sz w:val="18"/>
+              </w:rPr>
+              <w:t xml:space="preserve"> — the one shared helper for seeding a Playwright browser context with an </w:t>
+            </w:r>
+            <w:r>
+              <w:rPr>
+                <w:rFonts w:ascii="Consolas" w:hAnsi="Consolas"/>
+                <w:color w:val="8A2BE2"/>
+                <w:sz w:val="16"/>
+              </w:rPr>
+              <w:t>AuthenticatedSession</w:t>
+            </w:r>
+            <w:r>
+              <w:rPr>
+                <w:sz w:val="18"/>
+              </w:rPr>
+              <w:t>'s cookies/headers, replacing three independently-evolved copies of the same logic (§5.5)</w:t>
             </w:r>
           </w:p>
         </w:tc>
@@ -2986,6 +3173,520 @@
     </w:p>
     <w:p>
       <w:pPr>
+        <w:pStyle w:val="Heading3"/>
+      </w:pPr>
+      <w:r>
+        <w:t>5.5 More hard-won fixes: false positives, flakiness, and a shared-session hazard</w:t>
+      </w:r>
+    </w:p>
+    <w:p>
+      <w:r>
+        <w:rPr>
+          <w:color w:val="1C1E21"/>
+          <w:sz w:val="22"/>
+        </w:rPr>
+        <w:t>Four more real bugs, found and fixed in the same DAST-porting pass that added the four newest checks (§5.1):</w:t>
+      </w:r>
+    </w:p>
+    <w:p>
+      <w:pPr>
+        <w:pStyle w:val="ListBullet"/>
+      </w:pPr>
+      <w:r>
+        <w:rPr>
+          <w:b/>
+          <w:sz w:val="22"/>
+        </w:rPr>
+        <w:t>Clickjacking false positive.</w:t>
+      </w:r>
+      <w:r>
+        <w:rPr>
+          <w:sz w:val="22"/>
+        </w:rPr>
+        <w:t xml:space="preserve"> The check used to report "framable" the moment </w:t>
+      </w:r>
+      <w:r>
+        <w:rPr>
+          <w:rFonts w:ascii="Consolas" w:hAnsi="Consolas"/>
+          <w:color w:val="8A2BE2"/>
+          <w:sz w:val="20"/>
+        </w:rPr>
+        <w:t>X-Frame-Options</w:t>
+      </w:r>
+      <w:r>
+        <w:rPr>
+          <w:sz w:val="22"/>
+        </w:rPr>
+        <w:t xml:space="preserve">/CSP didn't explicitly block framing, without ever checking whether the target's real content actually rendered inside the iframe. </w:t>
+      </w:r>
+      <w:r>
+        <w:rPr>
+          <w:rFonts w:ascii="Consolas" w:hAnsi="Consolas"/>
+          <w:color w:val="8A2BE2"/>
+          <w:sz w:val="20"/>
+        </w:rPr>
+        <w:t>clickjacking_proof.py</w:t>
+      </w:r>
+      <w:r>
+        <w:rPr>
+          <w:sz w:val="22"/>
+        </w:rPr>
+        <w:t xml:space="preserve"> now requires a real headless-browser render to confirm before flagging.</w:t>
+      </w:r>
+    </w:p>
+    <w:p>
+      <w:pPr>
+        <w:pStyle w:val="ListBullet"/>
+      </w:pPr>
+      <w:r>
+        <w:rPr>
+          <w:b/>
+          <w:sz w:val="22"/>
+        </w:rPr>
+        <w:t>Session-selection flakiness.</w:t>
+      </w:r>
+      <w:r>
+        <w:rPr>
+          <w:sz w:val="22"/>
+        </w:rPr>
+        <w:t xml:space="preserve"> Nine separate call sites used to grab </w:t>
+      </w:r>
+      <w:r>
+        <w:rPr>
+          <w:rFonts w:ascii="Consolas" w:hAnsi="Consolas"/>
+          <w:color w:val="8A2BE2"/>
+          <w:sz w:val="20"/>
+        </w:rPr>
+        <w:t>next(iter(sessions.values()))</w:t>
+      </w:r>
+      <w:r>
+        <w:rPr>
+          <w:sz w:val="22"/>
+        </w:rPr>
+        <w:t xml:space="preserve"> — an arbitrary session, with no preference for one carrying real auth material over an empty/broken one left behind by a flaky macro replay. All nine now go through </w:t>
+      </w:r>
+      <w:r>
+        <w:rPr>
+          <w:rFonts w:ascii="Consolas" w:hAnsi="Consolas"/>
+          <w:color w:val="8A2BE2"/>
+          <w:sz w:val="20"/>
+        </w:rPr>
+        <w:t>pick_best_session()</w:t>
+      </w:r>
+      <w:r>
+        <w:rPr>
+          <w:sz w:val="22"/>
+        </w:rPr>
+        <w:t xml:space="preserve"> (</w:t>
+      </w:r>
+      <w:r>
+        <w:rPr>
+          <w:rFonts w:ascii="Consolas" w:hAnsi="Consolas"/>
+          <w:color w:val="8A2BE2"/>
+          <w:sz w:val="20"/>
+        </w:rPr>
+        <w:t>app.agents.login</w:t>
+      </w:r>
+      <w:r>
+        <w:rPr>
+          <w:sz w:val="22"/>
+        </w:rPr>
+        <w:t>), which prefers a session that actually authenticated.</w:t>
+      </w:r>
+    </w:p>
+    <w:p>
+      <w:pPr>
+        <w:pStyle w:val="ListBullet"/>
+      </w:pPr>
+      <w:r>
+        <w:rPr>
+          <w:b/>
+          <w:sz w:val="22"/>
+        </w:rPr>
+        <w:t>SPA shell-detection gap.</w:t>
+      </w:r>
+      <w:r>
+        <w:rPr>
+          <w:sz w:val="22"/>
+        </w:rPr>
+        <w:t xml:space="preserve"> </w:t>
+      </w:r>
+      <w:r>
+        <w:rPr>
+          <w:rFonts w:ascii="Consolas" w:hAnsi="Consolas"/>
+          <w:color w:val="8A2BE2"/>
+          <w:sz w:val="20"/>
+        </w:rPr>
+        <w:t>fingerprint.py</w:t>
+      </w:r>
+      <w:r>
+        <w:rPr>
+          <w:sz w:val="22"/>
+        </w:rPr>
+        <w:t xml:space="preserve">'s Angular marker relied on </w:t>
+      </w:r>
+      <w:r>
+        <w:rPr>
+          <w:rFonts w:ascii="Consolas" w:hAnsi="Consolas"/>
+          <w:color w:val="8A2BE2"/>
+          <w:sz w:val="20"/>
+        </w:rPr>
+        <w:t>ng-version</w:t>
+      </w:r>
+      <w:r>
+        <w:rPr>
+          <w:sz w:val="22"/>
+        </w:rPr>
+        <w:t xml:space="preserve">, an attribute Angular's own runtime injects only </w:t>
+      </w:r>
+      <w:r>
+        <w:rPr>
+          <w:i/>
+          <w:sz w:val="22"/>
+        </w:rPr>
+        <w:t>after</w:t>
+      </w:r>
+      <w:r>
+        <w:rPr>
+          <w:sz w:val="22"/>
+        </w:rPr>
+        <w:t xml:space="preserve"> client-side bootstrap — essentially never present in a real app's raw, non-JS-executed HTML, which is all a plain HTTP fetch ever sees. Added </w:t>
+      </w:r>
+      <w:r>
+        <w:rPr>
+          <w:rFonts w:ascii="Consolas" w:hAnsi="Consolas"/>
+          <w:color w:val="8A2BE2"/>
+          <w:sz w:val="20"/>
+        </w:rPr>
+        <w:t>&lt;app-root&gt;</w:t>
+      </w:r>
+      <w:r>
+        <w:rPr>
+          <w:sz w:val="22"/>
+        </w:rPr>
+        <w:t>/</w:t>
+      </w:r>
+      <w:r>
+        <w:rPr>
+          <w:rFonts w:ascii="Consolas" w:hAnsi="Consolas"/>
+          <w:color w:val="8A2BE2"/>
+          <w:sz w:val="20"/>
+        </w:rPr>
+        <w:t>polyfills.js</w:t>
+      </w:r>
+      <w:r>
+        <w:rPr>
+          <w:sz w:val="22"/>
+        </w:rPr>
+        <w:t>/</w:t>
+      </w:r>
+      <w:r>
+        <w:rPr>
+          <w:rFonts w:ascii="Consolas" w:hAnsi="Consolas"/>
+          <w:color w:val="8A2BE2"/>
+          <w:sz w:val="20"/>
+        </w:rPr>
+        <w:t>runtime.js</w:t>
+      </w:r>
+      <w:r>
+        <w:rPr>
+          <w:sz w:val="22"/>
+        </w:rPr>
+        <w:t xml:space="preserve"> markers, which are actually present in the raw shell.</w:t>
+      </w:r>
+    </w:p>
+    <w:p>
+      <w:pPr>
+        <w:pStyle w:val="ListBullet"/>
+      </w:pPr>
+      <w:r>
+        <w:rPr>
+          <w:b/>
+          <w:sz w:val="22"/>
+        </w:rPr>
+        <w:t>Third-party IdP scope leak.</w:t>
+      </w:r>
+      <w:r>
+        <w:rPr>
+          <w:sz w:val="22"/>
+        </w:rPr>
+        <w:t xml:space="preserve"> A login endpoint's auto-derived scope entry (very often an Okta/Auth0 host) used to be indistinguishable from a real, analyst-declared </w:t>
+      </w:r>
+      <w:r>
+        <w:rPr>
+          <w:rFonts w:ascii="Consolas" w:hAnsi="Consolas"/>
+          <w:color w:val="8A2BE2"/>
+          <w:sz w:val="20"/>
+        </w:rPr>
+        <w:t>Target</w:t>
+      </w:r>
+      <w:r>
+        <w:rPr>
+          <w:sz w:val="22"/>
+        </w:rPr>
+        <w:t xml:space="preserve">. </w:t>
+      </w:r>
+      <w:r>
+        <w:rPr>
+          <w:rFonts w:ascii="Consolas" w:hAnsi="Consolas"/>
+          <w:color w:val="8A2BE2"/>
+          <w:sz w:val="20"/>
+        </w:rPr>
+        <w:t>ScopeEntry.purpose</w:t>
+      </w:r>
+      <w:r>
+        <w:rPr>
+          <w:sz w:val="22"/>
+        </w:rPr>
+        <w:t xml:space="preserve"> (</w:t>
+      </w:r>
+      <w:r>
+        <w:rPr>
+          <w:rFonts w:ascii="Consolas" w:hAnsi="Consolas"/>
+          <w:color w:val="8A2BE2"/>
+          <w:sz w:val="20"/>
+        </w:rPr>
+        <w:t>"target"</w:t>
+      </w:r>
+      <w:r>
+        <w:rPr>
+          <w:sz w:val="22"/>
+        </w:rPr>
+        <w:t xml:space="preserve"> vs. </w:t>
+      </w:r>
+      <w:r>
+        <w:rPr>
+          <w:rFonts w:ascii="Consolas" w:hAnsi="Consolas"/>
+          <w:color w:val="8A2BE2"/>
+          <w:sz w:val="20"/>
+        </w:rPr>
+        <w:t>"login_only"</w:t>
+      </w:r>
+      <w:r>
+        <w:rPr>
+          <w:sz w:val="22"/>
+        </w:rPr>
+        <w:t xml:space="preserve">, migration </w:t>
+      </w:r>
+      <w:r>
+        <w:rPr>
+          <w:rFonts w:ascii="Consolas" w:hAnsi="Consolas"/>
+          <w:color w:val="8A2BE2"/>
+          <w:sz w:val="20"/>
+        </w:rPr>
+        <w:t>0034_scope_entry_purpose</w:t>
+      </w:r>
+      <w:r>
+        <w:rPr>
+          <w:sz w:val="22"/>
+        </w:rPr>
+        <w:t xml:space="preserve">) now tags which is which, and every discovered-endpoint/form/parameter list </w:t>
+      </w:r>
+      <w:r>
+        <w:rPr>
+          <w:rFonts w:ascii="Consolas" w:hAnsi="Consolas"/>
+          <w:color w:val="8A2BE2"/>
+          <w:sz w:val="20"/>
+        </w:rPr>
+        <w:t>graph.py</w:t>
+      </w:r>
+      <w:r>
+        <w:rPr>
+          <w:sz w:val="22"/>
+        </w:rPr>
+        <w:t xml:space="preserve"> produces filters </w:t>
+      </w:r>
+      <w:r>
+        <w:rPr>
+          <w:rFonts w:ascii="Consolas" w:hAnsi="Consolas"/>
+          <w:color w:val="8A2BE2"/>
+          <w:sz w:val="20"/>
+        </w:rPr>
+        <w:t>login_only</w:t>
+      </w:r>
+      <w:r>
+        <w:rPr>
+          <w:sz w:val="22"/>
+        </w:rPr>
+        <w:t xml:space="preserve"> entries out before handing them to any fuzzing agent — a third-party identity provider can no longer end up on the receiving end of injection/XSS/SSTI payloads just because the crawl happened to touch it during login.</w:t>
+      </w:r>
+    </w:p>
+    <w:p>
+      <w:r>
+        <w:rPr>
+          <w:color w:val="1C1E21"/>
+          <w:sz w:val="22"/>
+        </w:rPr>
+        <w:t xml:space="preserve">And one consolidation: three independently-evolved copies of "seed a Playwright browser context with an </w:t>
+      </w:r>
+      <w:r>
+        <w:rPr>
+          <w:rFonts w:ascii="Consolas" w:hAnsi="Consolas"/>
+          <w:color w:val="1C1E21"/>
+          <w:sz w:val="20"/>
+        </w:rPr>
+        <w:t>AuthenticatedSession</w:t>
+      </w:r>
+      <w:r>
+        <w:rPr>
+          <w:color w:val="1C1E21"/>
+          <w:sz w:val="22"/>
+        </w:rPr>
+        <w:t xml:space="preserve">" existed across the codebase (two in </w:t>
+      </w:r>
+      <w:r>
+        <w:rPr>
+          <w:rFonts w:ascii="Consolas" w:hAnsi="Consolas"/>
+          <w:color w:val="1C1E21"/>
+          <w:sz w:val="20"/>
+        </w:rPr>
+        <w:t>xss_browser_proof.py</w:t>
+      </w:r>
+      <w:r>
+        <w:rPr>
+          <w:color w:val="1C1E21"/>
+          <w:sz w:val="22"/>
+        </w:rPr>
+        <w:t xml:space="preserve">, one in </w:t>
+      </w:r>
+      <w:r>
+        <w:rPr>
+          <w:rFonts w:ascii="Consolas" w:hAnsi="Consolas"/>
+          <w:color w:val="1C1E21"/>
+          <w:sz w:val="20"/>
+        </w:rPr>
+        <w:t>stored_xss.py</w:t>
+      </w:r>
+      <w:r>
+        <w:rPr>
+          <w:color w:val="1C1E21"/>
+          <w:sz w:val="22"/>
+        </w:rPr>
+        <w:t xml:space="preserve">), all sharing a real bug — cookies were registered via Playwright's </w:t>
+      </w:r>
+      <w:r>
+        <w:rPr>
+          <w:rFonts w:ascii="Consolas" w:hAnsi="Consolas"/>
+          <w:color w:val="1C1E21"/>
+          <w:sz w:val="20"/>
+        </w:rPr>
+        <w:t>add_cookies([{..., url: ...}])</w:t>
+      </w:r>
+      <w:r>
+        <w:rPr>
+          <w:color w:val="1C1E21"/>
+          <w:sz w:val="22"/>
+        </w:rPr>
+        <w:t xml:space="preserve">, which derives the cookie's effective domain </w:t>
+      </w:r>
+      <w:r>
+        <w:rPr>
+          <w:i/>
+          <w:color w:val="1C1E21"/>
+          <w:sz w:val="22"/>
+        </w:rPr>
+        <w:t>and path</w:t>
+      </w:r>
+      <w:r>
+        <w:rPr>
+          <w:color w:val="1C1E21"/>
+          <w:sz w:val="22"/>
+        </w:rPr>
+        <w:t xml:space="preserve"> from whatever URL that call site happened to have handy, rather than the host-wide scope a real session cookie with no </w:t>
+      </w:r>
+      <w:r>
+        <w:rPr>
+          <w:rFonts w:ascii="Consolas" w:hAnsi="Consolas"/>
+          <w:color w:val="1C1E21"/>
+          <w:sz w:val="20"/>
+        </w:rPr>
+        <w:t>Path</w:t>
+      </w:r>
+      <w:r>
+        <w:rPr>
+          <w:color w:val="1C1E21"/>
+          <w:sz w:val="22"/>
+        </w:rPr>
+        <w:t xml:space="preserve"> attribute actually has. A browser-based check navigating to a different path than the one the cookie happened to be seeded against could silently stop sending it — indistinguishable from "not logged in," no error anywhere. </w:t>
+      </w:r>
+      <w:r>
+        <w:rPr>
+          <w:rFonts w:ascii="Consolas" w:hAnsi="Consolas"/>
+          <w:color w:val="1C1E21"/>
+          <w:sz w:val="20"/>
+        </w:rPr>
+        <w:t>browser_session.py</w:t>
+      </w:r>
+      <w:r>
+        <w:rPr>
+          <w:color w:val="1C1E21"/>
+          <w:sz w:val="22"/>
+        </w:rPr>
+        <w:t xml:space="preserve">'s </w:t>
+      </w:r>
+      <w:r>
+        <w:rPr>
+          <w:rFonts w:ascii="Consolas" w:hAnsi="Consolas"/>
+          <w:color w:val="1C1E21"/>
+          <w:sz w:val="20"/>
+        </w:rPr>
+        <w:t>seed_authenticated_context()</w:t>
+      </w:r>
+      <w:r>
+        <w:rPr>
+          <w:color w:val="1C1E21"/>
+          <w:sz w:val="22"/>
+        </w:rPr>
+        <w:t xml:space="preserve"> is now the single shared implementation (explicit </w:t>
+      </w:r>
+      <w:r>
+        <w:rPr>
+          <w:rFonts w:ascii="Consolas" w:hAnsi="Consolas"/>
+          <w:color w:val="1C1E21"/>
+          <w:sz w:val="20"/>
+        </w:rPr>
+        <w:t>domain</w:t>
+      </w:r>
+      <w:r>
+        <w:rPr>
+          <w:color w:val="1C1E21"/>
+          <w:sz w:val="22"/>
+        </w:rPr>
+        <w:t xml:space="preserve"> + </w:t>
+      </w:r>
+      <w:r>
+        <w:rPr>
+          <w:rFonts w:ascii="Consolas" w:hAnsi="Consolas"/>
+          <w:color w:val="1C1E21"/>
+          <w:sz w:val="20"/>
+        </w:rPr>
+        <w:t>path="/"</w:t>
+      </w:r>
+      <w:r>
+        <w:rPr>
+          <w:color w:val="1C1E21"/>
+          <w:sz w:val="22"/>
+        </w:rPr>
+        <w:t xml:space="preserve">, plus </w:t>
+      </w:r>
+      <w:r>
+        <w:rPr>
+          <w:rFonts w:ascii="Consolas" w:hAnsi="Consolas"/>
+          <w:color w:val="1C1E21"/>
+          <w:sz w:val="20"/>
+        </w:rPr>
+        <w:t>localStorage</w:t>
+      </w:r>
+      <w:r>
+        <w:rPr>
+          <w:color w:val="1C1E21"/>
+          <w:sz w:val="22"/>
+        </w:rPr>
+        <w:t xml:space="preserve"> seeding via an init script, which none of the three copies did), covered by a regression test that verifies against real Playwright behavior.</w:t>
+      </w:r>
+    </w:p>
+    <w:p>
+      <w:pPr>
         <w:pStyle w:val="Heading2"/>
       </w:pPr>
       <w:r>
@@ -3537,6 +4238,577 @@
     </w:p>
     <w:p>
       <w:pPr>
+        <w:pStyle w:val="Heading3"/>
+      </w:pPr>
+      <w:r>
+        <w:t>6.2 Automatic per-task model tiering</w:t>
+      </w:r>
+    </w:p>
+    <w:p>
+      <w:r>
+        <w:rPr>
+          <w:rFonts w:ascii="Consolas" w:hAnsi="Consolas"/>
+          <w:color w:val="1C1E21"/>
+          <w:sz w:val="20"/>
+        </w:rPr>
+        <w:t>app/ai/model_tiers.py</w:t>
+      </w:r>
+      <w:r>
+        <w:rPr>
+          <w:color w:val="1C1E21"/>
+          <w:sz w:val="22"/>
+        </w:rPr>
+        <w:t xml:space="preserve">'s </w:t>
+      </w:r>
+      <w:r>
+        <w:rPr>
+          <w:rFonts w:ascii="Consolas" w:hAnsi="Consolas"/>
+          <w:color w:val="1C1E21"/>
+          <w:sz w:val="20"/>
+        </w:rPr>
+        <w:t>resolve_tiered_model(configured_model, tier)</w:t>
+      </w:r>
+      <w:r>
+        <w:rPr>
+          <w:color w:val="1C1E21"/>
+          <w:sz w:val="22"/>
+        </w:rPr>
+        <w:t xml:space="preserve"> is a pure, zero-configuration function </w:t>
+      </w:r>
+      <w:r>
+        <w:rPr>
+          <w:rFonts w:ascii="Consolas" w:hAnsi="Consolas"/>
+          <w:color w:val="1C1E21"/>
+          <w:sz w:val="20"/>
+        </w:rPr>
+        <w:t>graph.py</w:t>
+      </w:r>
+      <w:r>
+        <w:rPr>
+          <w:color w:val="1C1E21"/>
+          <w:sz w:val="22"/>
+        </w:rPr>
+        <w:t xml:space="preserve"> and two other call sites use to substitute a same-family sibling of the org's one configured model for a small number of specific tasks — never a config surface an analyst has to set up, never a new database column, never a new UI control:</w:t>
+      </w:r>
+    </w:p>
+    <w:tbl>
+      <w:tblPr>
+        <w:tblW w:type="auto" w:w="0"/>
+        <w:jc w:val="left"/>
+        <w:tblLook w:firstColumn="1" w:firstRow="1" w:lastColumn="0" w:lastRow="0" w:noHBand="0" w:noVBand="1" w:val="04A0"/>
+        <w:tblBorders>
+          <w:top w:val="single" w:sz="4" w:space="0" w:color="D0D0D8"/>
+          <w:left w:val="single" w:sz="4" w:space="0" w:color="D0D0D8"/>
+          <w:bottom w:val="single" w:sz="4" w:space="0" w:color="D0D0D8"/>
+          <w:right w:val="single" w:sz="4" w:space="0" w:color="D0D0D8"/>
+          <w:insideH w:val="single" w:sz="4" w:space="0" w:color="D0D0D8"/>
+          <w:insideV w:val="single" w:sz="4" w:space="0" w:color="D0D0D8"/>
+        </w:tblBorders>
+      </w:tblPr>
+      <w:tblGrid>
+        <w:gridCol w:w="2880"/>
+        <w:gridCol w:w="2880"/>
+        <w:gridCol w:w="2880"/>
+      </w:tblGrid>
+      <w:tr>
+        <w:tc>
+          <w:tcPr>
+            <w:tcW w:type="dxa" w:w="2880"/>
+            <w:shd w:fill="6D28D9"/>
+          </w:tcPr>
+          <w:p>
+            <w:r>
+              <w:rPr>
+                <w:b/>
+                <w:color w:val="FFFFFF"/>
+                <w:sz w:val="20"/>
+              </w:rPr>
+              <w:t>Tier</w:t>
+            </w:r>
+          </w:p>
+        </w:tc>
+        <w:tc>
+          <w:tcPr>
+            <w:tcW w:type="dxa" w:w="2880"/>
+            <w:shd w:fill="6D28D9"/>
+          </w:tcPr>
+          <w:p>
+            <w:r>
+              <w:rPr>
+                <w:b/>
+                <w:color w:val="FFFFFF"/>
+                <w:sz w:val="20"/>
+              </w:rPr>
+              <w:t>Used by</w:t>
+            </w:r>
+          </w:p>
+        </w:tc>
+        <w:tc>
+          <w:tcPr>
+            <w:tcW w:type="dxa" w:w="2880"/>
+            <w:shd w:fill="6D28D9"/>
+          </w:tcPr>
+          <w:p>
+            <w:r>
+              <w:rPr>
+                <w:b/>
+                <w:color w:val="FFFFFF"/>
+                <w:sz w:val="20"/>
+              </w:rPr>
+              <w:t>Why</w:t>
+            </w:r>
+          </w:p>
+        </w:tc>
+      </w:tr>
+      <w:tr>
+        <w:tc>
+          <w:tcPr>
+            <w:tcW w:type="dxa" w:w="2880"/>
+          </w:tcPr>
+          <w:p>
+            <w:r>
+              <w:rPr>
+                <w:rFonts w:ascii="Consolas" w:hAnsi="Consolas"/>
+                <w:color w:val="8A2BE2"/>
+                <w:sz w:val="16"/>
+              </w:rPr>
+              <w:t>fast</w:t>
+            </w:r>
+          </w:p>
+        </w:tc>
+        <w:tc>
+          <w:tcPr>
+            <w:tcW w:type="dxa" w:w="2880"/>
+          </w:tcPr>
+          <w:p>
+            <w:r>
+              <w:rPr>
+                <w:rFonts w:ascii="Consolas" w:hAnsi="Consolas"/>
+                <w:color w:val="8A2BE2"/>
+                <w:sz w:val="16"/>
+              </w:rPr>
+              <w:t>deserialization</w:t>
+            </w:r>
+            <w:r>
+              <w:rPr>
+                <w:sz w:val="18"/>
+              </w:rPr>
+              <w:t xml:space="preserve">, </w:t>
+            </w:r>
+            <w:r>
+              <w:rPr>
+                <w:rFonts w:ascii="Consolas" w:hAnsi="Consolas"/>
+                <w:color w:val="8A2BE2"/>
+                <w:sz w:val="16"/>
+              </w:rPr>
+              <w:t>request_smuggling</w:t>
+            </w:r>
+          </w:p>
+        </w:tc>
+        <w:tc>
+          <w:tcPr>
+            <w:tcW w:type="dxa" w:w="2880"/>
+          </w:tcPr>
+          <w:p>
+            <w:r>
+              <w:rPr>
+                <w:sz w:val="18"/>
+              </w:rPr>
+              <w:t>High-volume, simple triage calls — a cheaper model matters most here</w:t>
+            </w:r>
+          </w:p>
+        </w:tc>
+      </w:tr>
+      <w:tr>
+        <w:tc>
+          <w:tcPr>
+            <w:tcW w:type="dxa" w:w="2880"/>
+          </w:tcPr>
+          <w:p>
+            <w:r>
+              <w:rPr>
+                <w:rFonts w:ascii="Consolas" w:hAnsi="Consolas"/>
+                <w:color w:val="8A2BE2"/>
+                <w:sz w:val="16"/>
+              </w:rPr>
+              <w:t>default</w:t>
+            </w:r>
+            <w:r>
+              <w:rPr>
+                <w:sz w:val="18"/>
+              </w:rPr>
+              <w:t xml:space="preserve"> (unchanged)</w:t>
+            </w:r>
+          </w:p>
+        </w:tc>
+        <w:tc>
+          <w:tcPr>
+            <w:tcW w:type="dxa" w:w="2880"/>
+          </w:tcPr>
+          <w:p>
+            <w:r>
+              <w:rPr>
+                <w:sz w:val="18"/>
+              </w:rPr>
+              <w:t>Every other LLM-dependent node</w:t>
+            </w:r>
+          </w:p>
+        </w:tc>
+        <w:tc>
+          <w:tcPr>
+            <w:tcW w:type="dxa" w:w="2880"/>
+          </w:tcPr>
+          <w:p>
+            <w:r>
+              <w:rPr>
+                <w:sz w:val="18"/>
+              </w:rPr>
+              <w:t>The org's exact configured model, untouched</w:t>
+            </w:r>
+          </w:p>
+        </w:tc>
+      </w:tr>
+      <w:tr>
+        <w:tc>
+          <w:tcPr>
+            <w:tcW w:type="dxa" w:w="2880"/>
+          </w:tcPr>
+          <w:p>
+            <w:r>
+              <w:rPr>
+                <w:rFonts w:ascii="Consolas" w:hAnsi="Consolas"/>
+                <w:color w:val="8A2BE2"/>
+                <w:sz w:val="16"/>
+              </w:rPr>
+              <w:t>reasoning</w:t>
+            </w:r>
+          </w:p>
+        </w:tc>
+        <w:tc>
+          <w:tcPr>
+            <w:tcW w:type="dxa" w:w="2880"/>
+          </w:tcPr>
+          <w:p>
+            <w:r>
+              <w:rPr>
+                <w:rFonts w:ascii="Consolas" w:hAnsi="Consolas"/>
+                <w:color w:val="8A2BE2"/>
+                <w:sz w:val="16"/>
+              </w:rPr>
+              <w:t>ai_business_logic_plan</w:t>
+            </w:r>
+            <w:r>
+              <w:rPr>
+                <w:sz w:val="18"/>
+              </w:rPr>
+              <w:t xml:space="preserve">, </w:t>
+            </w:r>
+            <w:r>
+              <w:rPr>
+                <w:rFonts w:ascii="Consolas" w:hAnsi="Consolas"/>
+                <w:color w:val="8A2BE2"/>
+                <w:sz w:val="16"/>
+              </w:rPr>
+              <w:t>business_logic</w:t>
+            </w:r>
+            <w:r>
+              <w:rPr>
+                <w:sz w:val="18"/>
+              </w:rPr>
+              <w:t xml:space="preserve">, </w:t>
+            </w:r>
+            <w:r>
+              <w:rPr>
+                <w:rFonts w:ascii="Consolas" w:hAnsi="Consolas"/>
+                <w:color w:val="8A2BE2"/>
+                <w:sz w:val="16"/>
+              </w:rPr>
+              <w:t>chain_analysis</w:t>
+            </w:r>
+            <w:r>
+              <w:rPr>
+                <w:sz w:val="18"/>
+              </w:rPr>
+              <w:t>, the executive summary</w:t>
+            </w:r>
+          </w:p>
+        </w:tc>
+        <w:tc>
+          <w:tcPr>
+            <w:tcW w:type="dxa" w:w="2880"/>
+          </w:tcPr>
+          <w:p>
+            <w:r>
+              <w:rPr>
+                <w:sz w:val="18"/>
+              </w:rPr>
+              <w:t>Low-volume but complex (multi-step business-logic hypotheses, attack-chain composition) or writing-quality-sensitive (the customer-facing executive summary) — a stronger model is affordable at this call volume</w:t>
+            </w:r>
+          </w:p>
+        </w:tc>
+      </w:tr>
+    </w:tbl>
+    <w:p/>
+    <w:p>
+      <w:r>
+        <w:rPr>
+          <w:color w:val="1C1E21"/>
+          <w:sz w:val="22"/>
+        </w:rPr>
+        <w:t>Three model families are recognized (</w:t>
+      </w:r>
+      <w:r>
+        <w:rPr>
+          <w:rFonts w:ascii="Consolas" w:hAnsi="Consolas"/>
+          <w:color w:val="1C1E21"/>
+          <w:sz w:val="20"/>
+        </w:rPr>
+        <w:t>app/ai/model_tiers.py</w:t>
+      </w:r>
+      <w:r>
+        <w:rPr>
+          <w:color w:val="1C1E21"/>
+          <w:sz w:val="22"/>
+        </w:rPr>
+        <w:t xml:space="preserve">'s </w:t>
+      </w:r>
+      <w:r>
+        <w:rPr>
+          <w:rFonts w:ascii="Consolas" w:hAnsi="Consolas"/>
+          <w:color w:val="1C1E21"/>
+          <w:sz w:val="20"/>
+        </w:rPr>
+        <w:t>_MODEL_FAMILIES</w:t>
+      </w:r>
+      <w:r>
+        <w:rPr>
+          <w:color w:val="1C1E21"/>
+          <w:sz w:val="22"/>
+        </w:rPr>
+        <w:t>), each verified against that provider's own current API docs at the time this was written (September 2026): Claude (</w:t>
+      </w:r>
+      <w:r>
+        <w:rPr>
+          <w:rFonts w:ascii="Consolas" w:hAnsi="Consolas"/>
+          <w:color w:val="1C1E21"/>
+          <w:sz w:val="20"/>
+        </w:rPr>
+        <w:t>claude-haiku-4-5-20251001</w:t>
+      </w:r>
+      <w:r>
+        <w:rPr>
+          <w:color w:val="1C1E21"/>
+          <w:sz w:val="22"/>
+        </w:rPr>
+        <w:t xml:space="preserve"> / </w:t>
+      </w:r>
+      <w:r>
+        <w:rPr>
+          <w:rFonts w:ascii="Consolas" w:hAnsi="Consolas"/>
+          <w:color w:val="1C1E21"/>
+          <w:sz w:val="20"/>
+        </w:rPr>
+        <w:t>claude-sonnet-5</w:t>
+      </w:r>
+      <w:r>
+        <w:rPr>
+          <w:color w:val="1C1E21"/>
+          <w:sz w:val="22"/>
+        </w:rPr>
+        <w:t xml:space="preserve"> / </w:t>
+      </w:r>
+      <w:r>
+        <w:rPr>
+          <w:rFonts w:ascii="Consolas" w:hAnsi="Consolas"/>
+          <w:color w:val="1C1E21"/>
+          <w:sz w:val="20"/>
+        </w:rPr>
+        <w:t>claude-opus-5</w:t>
+      </w:r>
+      <w:r>
+        <w:rPr>
+          <w:color w:val="1C1E21"/>
+          <w:sz w:val="22"/>
+        </w:rPr>
+        <w:t>), OpenAI (</w:t>
+      </w:r>
+      <w:r>
+        <w:rPr>
+          <w:rFonts w:ascii="Consolas" w:hAnsi="Consolas"/>
+          <w:color w:val="1C1E21"/>
+          <w:sz w:val="20"/>
+        </w:rPr>
+        <w:t>gpt-5-mini</w:t>
+      </w:r>
+      <w:r>
+        <w:rPr>
+          <w:color w:val="1C1E21"/>
+          <w:sz w:val="22"/>
+        </w:rPr>
+        <w:t xml:space="preserve"> / </w:t>
+      </w:r>
+      <w:r>
+        <w:rPr>
+          <w:rFonts w:ascii="Consolas" w:hAnsi="Consolas"/>
+          <w:color w:val="1C1E21"/>
+          <w:sz w:val="20"/>
+        </w:rPr>
+        <w:t>gpt-5</w:t>
+      </w:r>
+      <w:r>
+        <w:rPr>
+          <w:color w:val="1C1E21"/>
+          <w:sz w:val="22"/>
+        </w:rPr>
+        <w:t xml:space="preserve"> / </w:t>
+      </w:r>
+      <w:r>
+        <w:rPr>
+          <w:rFonts w:ascii="Consolas" w:hAnsi="Consolas"/>
+          <w:color w:val="1C1E21"/>
+          <w:sz w:val="20"/>
+        </w:rPr>
+        <w:t>gpt-5-pro</w:t>
+      </w:r>
+      <w:r>
+        <w:rPr>
+          <w:color w:val="1C1E21"/>
+          <w:sz w:val="22"/>
+        </w:rPr>
+        <w:t>), and xAI Grok (</w:t>
+      </w:r>
+      <w:r>
+        <w:rPr>
+          <w:rFonts w:ascii="Consolas" w:hAnsi="Consolas"/>
+          <w:color w:val="1C1E21"/>
+          <w:sz w:val="20"/>
+        </w:rPr>
+        <w:t>grok-4-fast</w:t>
+      </w:r>
+      <w:r>
+        <w:rPr>
+          <w:color w:val="1C1E21"/>
+          <w:sz w:val="22"/>
+        </w:rPr>
+        <w:t xml:space="preserve"> / </w:t>
+      </w:r>
+      <w:r>
+        <w:rPr>
+          <w:rFonts w:ascii="Consolas" w:hAnsi="Consolas"/>
+          <w:color w:val="1C1E21"/>
+          <w:sz w:val="20"/>
+        </w:rPr>
+        <w:t>grok-4</w:t>
+      </w:r>
+      <w:r>
+        <w:rPr>
+          <w:color w:val="1C1E21"/>
+          <w:sz w:val="22"/>
+        </w:rPr>
+        <w:t xml:space="preserve"> / </w:t>
+      </w:r>
+      <w:r>
+        <w:rPr>
+          <w:rFonts w:ascii="Consolas" w:hAnsi="Consolas"/>
+          <w:color w:val="1C1E21"/>
+          <w:sz w:val="20"/>
+        </w:rPr>
+        <w:t>grok-4</w:t>
+      </w:r>
+      <w:r>
+        <w:rPr>
+          <w:color w:val="1C1E21"/>
+          <w:sz w:val="22"/>
+        </w:rPr>
+        <w:t xml:space="preserve">, no separate reasoning tier above default as of this writing). </w:t>
+      </w:r>
+      <w:r>
+        <w:rPr>
+          <w:b/>
+          <w:color w:val="1C1E21"/>
+          <w:sz w:val="22"/>
+        </w:rPr>
+        <w:t>Gemini is deliberately excluded</w:t>
+      </w:r>
+      <w:r>
+        <w:rPr>
+          <w:color w:val="1C1E21"/>
+          <w:sz w:val="22"/>
+        </w:rPr>
+        <w:t xml:space="preserve"> — Google is retiring the entire Gemini 2.5 line in October 2026 and the exact current stable 3.x model id wasn't reliably confirmable at writing time, so rather than ship a guessed identifier that could silently 404 an org's scans later, a Gemini-configured org (or any org on a model this table doesn't recognize at all — a custom/self-hosted gateway included) gets exactly today's single-model behavior for every tier, automatically and silently, never an error.</w:t>
+      </w:r>
+    </w:p>
+    <w:p>
+      <w:r>
+        <w:rPr>
+          <w:color w:val="1C1E21"/>
+          <w:sz w:val="22"/>
+        </w:rPr>
+        <w:t xml:space="preserve">This is the </w:t>
+      </w:r>
+      <w:r>
+        <w:rPr>
+          <w:b/>
+          <w:color w:val="1C1E21"/>
+          <w:sz w:val="22"/>
+        </w:rPr>
+        <w:t>second</w:t>
+      </w:r>
+      <w:r>
+        <w:rPr>
+          <w:color w:val="1C1E21"/>
+          <w:sz w:val="22"/>
+        </w:rPr>
+        <w:t xml:space="preserve"> attempt at task-aware model selection in this codebase's history, and the first one that stuck — see §18, item 17 for why the first attempt (</w:t>
+      </w:r>
+      <w:r>
+        <w:rPr>
+          <w:rFonts w:ascii="Consolas" w:hAnsi="Consolas"/>
+          <w:color w:val="1C1E21"/>
+          <w:sz w:val="20"/>
+        </w:rPr>
+        <w:t>app.ai.model_routing</w:t>
+      </w:r>
+      <w:r>
+        <w:rPr>
+          <w:color w:val="1C1E21"/>
+          <w:sz w:val="22"/>
+        </w:rPr>
+        <w:t xml:space="preserve">, migrations </w:t>
+      </w:r>
+      <w:r>
+        <w:rPr>
+          <w:rFonts w:ascii="Consolas" w:hAnsi="Consolas"/>
+          <w:color w:val="1C1E21"/>
+          <w:sz w:val="20"/>
+        </w:rPr>
+        <w:t>0029_ai_provider_config_model_tiers</w:t>
+      </w:r>
+      <w:r>
+        <w:rPr>
+          <w:color w:val="1C1E21"/>
+          <w:sz w:val="22"/>
+        </w:rPr>
+        <w:t xml:space="preserve"> / </w:t>
+      </w:r>
+      <w:r>
+        <w:rPr>
+          <w:rFonts w:ascii="Consolas" w:hAnsi="Consolas"/>
+          <w:color w:val="1C1E21"/>
+          <w:sz w:val="20"/>
+        </w:rPr>
+        <w:t>0032_drop_ai_provider_model_tiers</w:t>
+      </w:r>
+      <w:r>
+        <w:rPr>
+          <w:color w:val="1C1E21"/>
+          <w:sz w:val="22"/>
+        </w:rPr>
+        <w:t>) was built and then deliberately reverted, and what's structurally different this time.</w:t>
+      </w:r>
+    </w:p>
+    <w:p>
+      <w:pPr>
         <w:pStyle w:val="Heading2"/>
       </w:pPr>
       <w:r>
@@ -3564,7 +4836,7 @@
           <w:color w:val="1C1E21"/>
           <w:sz w:val="22"/>
         </w:rPr>
-        <w:t xml:space="preserve"> (34 YAML-defined checks across 14 catalog files, plus a further ~13 dynamically-generated check IDs emitted directly by agent code for parameterized findings like </w:t>
+        <w:t xml:space="preserve"> (39 YAML-defined checks across 18 catalog files, plus a further ~13 dynamically-generated check IDs emitted directly by agent code for parameterized findings like </w:t>
       </w:r>
       <w:r>
         <w:rPr>
@@ -3612,7 +4884,63 @@
         <w:rPr>
           <w:sz w:val="22"/>
         </w:rPr>
-        <w:t xml:space="preserve"> — SQL injection (error- and boolean-based), OS command injection, server-side template injection, NoSQL injection, path traversal</w:t>
+        <w:t xml:space="preserve"> — SQL injection (error- and boolean-based), OS command injection, server-side template injection, NoSQL injection, path traversal, CSV/formula injection (a leading </w:t>
+      </w:r>
+      <w:r>
+        <w:rPr>
+          <w:rFonts w:ascii="Consolas" w:hAnsi="Consolas"/>
+          <w:color w:val="8A2BE2"/>
+          <w:sz w:val="20"/>
+        </w:rPr>
+        <w:t>=</w:t>
+      </w:r>
+      <w:r>
+        <w:rPr>
+          <w:sz w:val="22"/>
+        </w:rPr>
+        <w:t>/</w:t>
+      </w:r>
+      <w:r>
+        <w:rPr>
+          <w:rFonts w:ascii="Consolas" w:hAnsi="Consolas"/>
+          <w:color w:val="8A2BE2"/>
+          <w:sz w:val="20"/>
+        </w:rPr>
+        <w:t>+</w:t>
+      </w:r>
+      <w:r>
+        <w:rPr>
+          <w:sz w:val="22"/>
+        </w:rPr>
+        <w:t>/</w:t>
+      </w:r>
+      <w:r>
+        <w:rPr>
+          <w:rFonts w:ascii="Consolas" w:hAnsi="Consolas"/>
+          <w:color w:val="8A2BE2"/>
+          <w:sz w:val="20"/>
+        </w:rPr>
+        <w:t>-</w:t>
+      </w:r>
+      <w:r>
+        <w:rPr>
+          <w:sz w:val="22"/>
+        </w:rPr>
+        <w:t>/</w:t>
+      </w:r>
+      <w:r>
+        <w:rPr>
+          <w:rFonts w:ascii="Consolas" w:hAnsi="Consolas"/>
+          <w:color w:val="8A2BE2"/>
+          <w:sz w:val="20"/>
+        </w:rPr>
+        <w:t>@</w:t>
+      </w:r>
+      <w:r>
+        <w:rPr>
+          <w:sz w:val="22"/>
+        </w:rPr>
+        <w:t xml:space="preserve"> value that survives into an export without the standard leading-quote/tab/CR mitigation — a real finding, not a guess: the agent best-effort probes for an actual export endpoint and is honest in the write-up when it can't find one)</w:t>
       </w:r>
     </w:p>
     <w:p>
@@ -3648,7 +4976,21 @@
         <w:rPr>
           <w:sz w:val="22"/>
         </w:rPr>
-        <w:t xml:space="preserve"> — JWT alg-none/alg-confusion/weak-secret, missing expiration, weak session token entropy, session not invalidated on logout</w:t>
+        <w:t xml:space="preserve"> — JWT alg-none/alg-confusion/weak-secret, missing expiration, weak session token entropy, session not invalidated on logout (confirmed via a dedicated disposable login and two independent logout/reuse cycles, never the shared scan session — §5.5), weak password policy acceptance (a real change-password form is confirmed to accept a one-character password via an actual re-login, with the original password always restored afterward — even on failure, logged as </w:t>
+      </w:r>
+      <w:r>
+        <w:rPr>
+          <w:rFonts w:ascii="Consolas" w:hAnsi="Consolas"/>
+          <w:color w:val="8A2BE2"/>
+          <w:sz w:val="20"/>
+        </w:rPr>
+        <w:t>CRITICAL</w:t>
+      </w:r>
+      <w:r>
+        <w:rPr>
+          <w:sz w:val="22"/>
+        </w:rPr>
+        <w:t>)</w:t>
       </w:r>
     </w:p>
     <w:p>
@@ -3752,7 +5094,21 @@
         <w:rPr>
           <w:sz w:val="22"/>
         </w:rPr>
-        <w:t xml:space="preserve"> — passive insecure-deserialization signature detection, client-side prototype pollution (verified in a real browser)</w:t>
+        <w:t xml:space="preserve"> — passive insecure-deserialization signature detection, client-side prototype pollution (verified in a real browser), known-vulnerable client-side components (a real headless browser reads each of 9 well-known JS libraries' own self-reported version off </w:t>
+      </w:r>
+      <w:r>
+        <w:rPr>
+          <w:rFonts w:ascii="Consolas" w:hAnsi="Consolas"/>
+          <w:color w:val="8A2BE2"/>
+          <w:sz w:val="20"/>
+        </w:rPr>
+        <w:t>window</w:t>
+      </w:r>
+      <w:r>
+        <w:rPr>
+          <w:sz w:val="22"/>
+        </w:rPr>
+        <w:t>, checked against the OSV.dev vulnerability database — deterministic end to end, no fingerprint-guessing)</w:t>
       </w:r>
     </w:p>
     <w:p>
@@ -3800,7 +5156,7 @@
         <w:rPr>
           <w:sz w:val="22"/>
         </w:rPr>
-        <w:t xml:space="preserve"> — clickjacking is confirmed by a real headless-browser framing attempt, not just a missing-header inference</w:t>
+        <w:t xml:space="preserve"> — clickjacking is confirmed by a real headless-browser framing attempt that verifies real content actually rendered inside the iframe, not just a missing-header inference (§5.5)</w:t>
       </w:r>
     </w:p>
     <w:p>
@@ -4294,6 +5650,126 @@
     </w:p>
     <w:p>
       <w:pPr>
+        <w:pStyle w:val="ListBullet"/>
+      </w:pPr>
+      <w:r>
+        <w:rPr>
+          <w:b/>
+          <w:sz w:val="22"/>
+        </w:rPr>
+        <w:t>Evidence payload highlighting</w:t>
+      </w:r>
+      <w:r>
+        <w:rPr>
+          <w:sz w:val="22"/>
+        </w:rPr>
+        <w:t xml:space="preserve"> (</w:t>
+      </w:r>
+      <w:r>
+        <w:rPr>
+          <w:rFonts w:ascii="Consolas" w:hAnsi="Consolas"/>
+          <w:color w:val="8A2BE2"/>
+          <w:sz w:val="20"/>
+        </w:rPr>
+        <w:t>Evidence.payload</w:t>
+      </w:r>
+      <w:r>
+        <w:rPr>
+          <w:sz w:val="22"/>
+        </w:rPr>
+        <w:t xml:space="preserve">, migration </w:t>
+      </w:r>
+      <w:r>
+        <w:rPr>
+          <w:rFonts w:ascii="Consolas" w:hAnsi="Consolas"/>
+          <w:color w:val="8A2BE2"/>
+          <w:sz w:val="20"/>
+        </w:rPr>
+        <w:t>0035_evidence_payload</w:t>
+      </w:r>
+      <w:r>
+        <w:rPr>
+          <w:sz w:val="22"/>
+        </w:rPr>
+        <w:t xml:space="preserve">) — the exact substring that proves a finding (a forged Origin value, an executed XSS marker, the weak password itself, the pre-logout cookie a post-logout request still succeeded with, ...), visually highlighted wherever </w:t>
+      </w:r>
+      <w:r>
+        <w:rPr>
+          <w:rFonts w:ascii="Consolas" w:hAnsi="Consolas"/>
+          <w:color w:val="8A2BE2"/>
+          <w:sz w:val="20"/>
+        </w:rPr>
+        <w:t>request_raw</w:t>
+      </w:r>
+      <w:r>
+        <w:rPr>
+          <w:sz w:val="22"/>
+        </w:rPr>
+        <w:t>/</w:t>
+      </w:r>
+      <w:r>
+        <w:rPr>
+          <w:rFonts w:ascii="Consolas" w:hAnsi="Consolas"/>
+          <w:color w:val="8A2BE2"/>
+          <w:sz w:val="20"/>
+        </w:rPr>
+        <w:t>response_raw</w:t>
+      </w:r>
+      <w:r>
+        <w:rPr>
+          <w:sz w:val="22"/>
+        </w:rPr>
+        <w:t xml:space="preserve"> is shown: </w:t>
+      </w:r>
+      <w:r>
+        <w:rPr>
+          <w:rFonts w:ascii="Consolas" w:hAnsi="Consolas"/>
+          <w:color w:val="8A2BE2"/>
+          <w:sz w:val="20"/>
+        </w:rPr>
+        <w:t>&lt;mark&gt;</w:t>
+      </w:r>
+      <w:r>
+        <w:rPr>
+          <w:sz w:val="22"/>
+        </w:rPr>
+        <w:t xml:space="preserve"> in HTML, a highlighted run in DOCX, a background-color span in PDF. Nullable and degrades gracefully — a finding without a captured payload just shows unhighlighted raw text, never an error. Wired into all four of the newest checks plus CSRF, proven first as a retrofit.</w:t>
+      </w:r>
+    </w:p>
+    <w:p>
+      <w:pPr>
+        <w:pStyle w:val="ListBullet"/>
+      </w:pPr>
+      <w:r>
+        <w:rPr>
+          <w:b/>
+          <w:sz w:val="22"/>
+        </w:rPr>
+        <w:t>"No visual proof-of-concept" note</w:t>
+      </w:r>
+      <w:r>
+        <w:rPr>
+          <w:sz w:val="22"/>
+        </w:rPr>
+        <w:t xml:space="preserve"> — every report format now says so explicitly whenever a finding's </w:t>
+      </w:r>
+      <w:r>
+        <w:rPr>
+          <w:rFonts w:ascii="Consolas" w:hAnsi="Consolas"/>
+          <w:color w:val="8A2BE2"/>
+          <w:sz w:val="20"/>
+        </w:rPr>
+        <w:t>screenshot_refs</w:t>
+      </w:r>
+      <w:r>
+        <w:rPr>
+          <w:sz w:val="22"/>
+        </w:rPr>
+        <w:t xml:space="preserve"> end up empty, instead of silently omitting the whole screenshot section (which used to read as "this section was forgotten," not "this check type has no visual proof to show").</w:t>
+      </w:r>
+    </w:p>
+    <w:p>
+      <w:pPr>
         <w:pStyle w:val="Heading2"/>
       </w:pPr>
       <w:r>
@@ -4873,13 +6349,13 @@
           <w:b/>
           <w:sz w:val="22"/>
         </w:rPr>
-        <w:t>19 resources × 4 actions</w:t>
-      </w:r>
-      <w:r>
-        <w:rPr>
-          <w:sz w:val="22"/>
-        </w:rPr>
-        <w:t xml:space="preserve"> (76 grantable permission cells), not hardcoded role checks. Full matrix in </w:t>
+        <w:t>20 resources × 4 actions</w:t>
+      </w:r>
+      <w:r>
+        <w:rPr>
+          <w:sz w:val="22"/>
+        </w:rPr>
+        <w:t xml:space="preserve"> (80 grantable permission cells), not hardcoded role checks. Full matrix in </w:t>
       </w:r>
       <w:r>
         <w:rPr>
@@ -6343,7 +7819,7 @@
           <w:b/>
           <w:sz w:val="22"/>
         </w:rPr>
-        <w:t>111 test files, 617 collected tests</w:t>
+        <w:t>119 test files, 667 collected tests</w:t>
       </w:r>
       <w:r>
         <w:rPr>
@@ -7857,6 +9333,26 @@
               </w:rPr>
               <w:t>screenshot_refs</w:t>
             </w:r>
+            <w:r>
+              <w:rPr>
+                <w:sz w:val="18"/>
+              </w:rPr>
+              <w:t xml:space="preserve">, </w:t>
+            </w:r>
+            <w:r>
+              <w:rPr>
+                <w:rFonts w:ascii="Consolas" w:hAnsi="Consolas"/>
+                <w:color w:val="8A2BE2"/>
+                <w:sz w:val="16"/>
+              </w:rPr>
+              <w:t>payload</w:t>
+            </w:r>
+            <w:r>
+              <w:rPr>
+                <w:sz w:val="18"/>
+              </w:rPr>
+              <w:t xml:space="preserve"> (nullable — the exact substring proving the finding, highlighted in reports, §9)</w:t>
+            </w:r>
           </w:p>
         </w:tc>
       </w:tr>
@@ -8696,6 +10192,54 @@
                 <w:sz w:val="16"/>
               </w:rPr>
               <w:t>in_scope</w:t>
+            </w:r>
+            <w:r>
+              <w:rPr>
+                <w:sz w:val="18"/>
+              </w:rPr>
+              <w:t xml:space="preserve">, </w:t>
+            </w:r>
+            <w:r>
+              <w:rPr>
+                <w:rFonts w:ascii="Consolas" w:hAnsi="Consolas"/>
+                <w:color w:val="8A2BE2"/>
+                <w:sz w:val="16"/>
+              </w:rPr>
+              <w:t>purpose</w:t>
+            </w:r>
+            <w:r>
+              <w:rPr>
+                <w:sz w:val="18"/>
+              </w:rPr>
+              <w:t xml:space="preserve"> (</w:t>
+            </w:r>
+            <w:r>
+              <w:rPr>
+                <w:rFonts w:ascii="Consolas" w:hAnsi="Consolas"/>
+                <w:color w:val="8A2BE2"/>
+                <w:sz w:val="16"/>
+              </w:rPr>
+              <w:t>"target"</w:t>
+            </w:r>
+            <w:r>
+              <w:rPr>
+                <w:sz w:val="18"/>
+              </w:rPr>
+              <w:t xml:space="preserve"> default or </w:t>
+            </w:r>
+            <w:r>
+              <w:rPr>
+                <w:rFonts w:ascii="Consolas" w:hAnsi="Consolas"/>
+                <w:color w:val="8A2BE2"/>
+                <w:sz w:val="16"/>
+              </w:rPr>
+              <w:t>"login_only"</w:t>
+            </w:r>
+            <w:r>
+              <w:rPr>
+                <w:sz w:val="18"/>
+              </w:rPr>
+              <w:t xml:space="preserve"> — §5.5)</w:t>
             </w:r>
           </w:p>
         </w:tc>
@@ -12664,7 +14208,7 @@
         <w:pStyle w:val="Heading2"/>
       </w:pPr>
       <w:r>
-        <w:t>17. Appendix — Full Check Catalog (36 static IDs + dynamic IDs)</w:t>
+        <w:t>17. Appendix — Full Check Catalog (39 static IDs + dynamic IDs)</w:t>
       </w:r>
     </w:p>
     <w:tbl>
@@ -12986,20 +14530,6 @@
                 <w:color w:val="8A2BE2"/>
                 <w:sz w:val="16"/>
               </w:rPr>
-              <w:t>session-not-invalidated-on-logout</w:t>
-            </w:r>
-            <w:r>
-              <w:rPr>
-                <w:sz w:val="18"/>
-              </w:rPr>
-              <w:t xml:space="preserve"> (High/613), </w:t>
-            </w:r>
-            <w:r>
-              <w:rPr>
-                <w:rFonts w:ascii="Consolas" w:hAnsi="Consolas"/>
-                <w:color w:val="8A2BE2"/>
-                <w:sz w:val="16"/>
-              </w:rPr>
               <w:t>jwt-alg-none</w:t>
             </w:r>
             <w:r>
@@ -13259,7 +14789,7 @@
                 <w:color w:val="8A2BE2"/>
                 <w:sz w:val="16"/>
               </w:rPr>
-              <w:t>file_upload_catalog.yaml</w:t>
+              <w:t>csv_injection_catalog.yaml</w:t>
             </w:r>
           </w:p>
         </w:tc>
@@ -13274,27 +14804,13 @@
                 <w:color w:val="8A2BE2"/>
                 <w:sz w:val="16"/>
               </w:rPr>
-              <w:t>file-upload-insufficient-validation</w:t>
+              <w:t>csv-formula-injection</w:t>
             </w:r>
             <w:r>
               <w:rPr>
                 <w:sz w:val="18"/>
               </w:rPr>
-              <w:t xml:space="preserve"> (High/434), </w:t>
-            </w:r>
-            <w:r>
-              <w:rPr>
-                <w:rFonts w:ascii="Consolas" w:hAnsi="Consolas"/>
-                <w:color w:val="8A2BE2"/>
-                <w:sz w:val="16"/>
-              </w:rPr>
-              <w:t>file-upload-image-polyglot-bypass</w:t>
-            </w:r>
-            <w:r>
-              <w:rPr>
-                <w:sz w:val="18"/>
-              </w:rPr>
-              <w:t xml:space="preserve"> (Medium/434)</w:t>
+              <w:t xml:space="preserve"> (Medium/1236)</w:t>
             </w:r>
           </w:p>
         </w:tc>
@@ -13311,7 +14827,7 @@
                 <w:color w:val="8A2BE2"/>
                 <w:sz w:val="16"/>
               </w:rPr>
-              <w:t>graphql_catalog.yaml</w:t>
+              <w:t>file_upload_catalog.yaml</w:t>
             </w:r>
           </w:p>
         </w:tc>
@@ -13326,13 +14842,27 @@
                 <w:color w:val="8A2BE2"/>
                 <w:sz w:val="16"/>
               </w:rPr>
-              <w:t>graphql-introspection-enabled</w:t>
+              <w:t>file-upload-insufficient-validation</w:t>
             </w:r>
             <w:r>
               <w:rPr>
                 <w:sz w:val="18"/>
               </w:rPr>
-              <w:t xml:space="preserve"> (Medium/200)</w:t>
+              <w:t xml:space="preserve"> (High/434), </w:t>
+            </w:r>
+            <w:r>
+              <w:rPr>
+                <w:rFonts w:ascii="Consolas" w:hAnsi="Consolas"/>
+                <w:color w:val="8A2BE2"/>
+                <w:sz w:val="16"/>
+              </w:rPr>
+              <w:t>file-upload-image-polyglot-bypass</w:t>
+            </w:r>
+            <w:r>
+              <w:rPr>
+                <w:sz w:val="18"/>
+              </w:rPr>
+              <w:t xml:space="preserve"> (Medium/434)</w:t>
             </w:r>
           </w:p>
         </w:tc>
@@ -13349,7 +14879,7 @@
                 <w:color w:val="8A2BE2"/>
                 <w:sz w:val="16"/>
               </w:rPr>
-              <w:t>host_header_catalog.yaml</w:t>
+              <w:t>graphql_catalog.yaml</w:t>
             </w:r>
           </w:p>
         </w:tc>
@@ -13364,13 +14894,13 @@
                 <w:color w:val="8A2BE2"/>
                 <w:sz w:val="16"/>
               </w:rPr>
-              <w:t>host-header-injection</w:t>
+              <w:t>graphql-introspection-enabled</w:t>
             </w:r>
             <w:r>
               <w:rPr>
                 <w:sz w:val="18"/>
               </w:rPr>
-              <w:t xml:space="preserve"> (Medium/346)</w:t>
+              <w:t xml:space="preserve"> (Medium/200)</w:t>
             </w:r>
           </w:p>
         </w:tc>
@@ -13387,7 +14917,7 @@
                 <w:color w:val="8A2BE2"/>
                 <w:sz w:val="16"/>
               </w:rPr>
-              <w:t>oauth_catalog.yaml</w:t>
+              <w:t>host_header_catalog.yaml</w:t>
             </w:r>
           </w:p>
         </w:tc>
@@ -13402,13 +14932,13 @@
                 <w:color w:val="8A2BE2"/>
                 <w:sz w:val="16"/>
               </w:rPr>
-              <w:t>oauth-redirect-uri-validation-bypass</w:t>
+              <w:t>host-header-injection</w:t>
             </w:r>
             <w:r>
               <w:rPr>
                 <w:sz w:val="18"/>
               </w:rPr>
-              <w:t xml:space="preserve"> (Critical/601)</w:t>
+              <w:t xml:space="preserve"> (Medium/346)</w:t>
             </w:r>
           </w:p>
         </w:tc>
@@ -13425,7 +14955,7 @@
                 <w:color w:val="8A2BE2"/>
                 <w:sz w:val="16"/>
               </w:rPr>
-              <w:t>request_smuggling_catalog.yaml</w:t>
+              <w:t>oauth_catalog.yaml</w:t>
             </w:r>
           </w:p>
         </w:tc>
@@ -13440,13 +14970,13 @@
                 <w:color w:val="8A2BE2"/>
                 <w:sz w:val="16"/>
               </w:rPr>
-              <w:t>potential-http-request-smuggling</w:t>
+              <w:t>oauth-redirect-uri-validation-bypass</w:t>
             </w:r>
             <w:r>
               <w:rPr>
                 <w:sz w:val="18"/>
               </w:rPr>
-              <w:t xml:space="preserve"> (High/444)</w:t>
+              <w:t xml:space="preserve"> (Critical/601)</w:t>
             </w:r>
           </w:p>
         </w:tc>
@@ -13463,7 +14993,7 @@
                 <w:color w:val="8A2BE2"/>
                 <w:sz w:val="16"/>
               </w:rPr>
-              <w:t>ssrf_catalog.yaml</w:t>
+              <w:t>request_smuggling_catalog.yaml</w:t>
             </w:r>
           </w:p>
         </w:tc>
@@ -13478,13 +15008,13 @@
                 <w:color w:val="8A2BE2"/>
                 <w:sz w:val="16"/>
               </w:rPr>
-              <w:t>ssrf-confirmed</w:t>
+              <w:t>potential-http-request-smuggling</w:t>
             </w:r>
             <w:r>
               <w:rPr>
                 <w:sz w:val="18"/>
               </w:rPr>
-              <w:t xml:space="preserve"> (Critical/918)</w:t>
+              <w:t xml:space="preserve"> (High/444)</w:t>
             </w:r>
           </w:p>
         </w:tc>
@@ -13501,7 +15031,7 @@
                 <w:color w:val="8A2BE2"/>
                 <w:sz w:val="16"/>
               </w:rPr>
-              <w:t>websocket_catalog.yaml</w:t>
+              <w:t>session_invalidation_catalog.yaml</w:t>
             </w:r>
           </w:p>
         </w:tc>
@@ -13516,13 +15046,41 @@
                 <w:color w:val="8A2BE2"/>
                 <w:sz w:val="16"/>
               </w:rPr>
-              <w:t>websocket-missing-origin-validation</w:t>
+              <w:t>session-not-invalidated-on-logout</w:t>
             </w:r>
             <w:r>
               <w:rPr>
                 <w:sz w:val="18"/>
               </w:rPr>
-              <w:t xml:space="preserve"> (High/346)</w:t>
+              <w:t xml:space="preserve"> (High/613) — moved out of </w:t>
+            </w:r>
+            <w:r>
+              <w:rPr>
+                <w:rFonts w:ascii="Consolas" w:hAnsi="Consolas"/>
+                <w:color w:val="8A2BE2"/>
+                <w:sz w:val="16"/>
+              </w:rPr>
+              <w:t>auth_catalog.yaml</w:t>
+            </w:r>
+            <w:r>
+              <w:rPr>
+                <w:sz w:val="18"/>
+              </w:rPr>
+              <w:t xml:space="preserve">; </w:t>
+            </w:r>
+            <w:r>
+              <w:rPr>
+                <w:rFonts w:ascii="Consolas" w:hAnsi="Consolas"/>
+                <w:color w:val="8A2BE2"/>
+                <w:sz w:val="16"/>
+              </w:rPr>
+              <w:t>SessionInvalidationAgent</w:t>
+            </w:r>
+            <w:r>
+              <w:rPr>
+                <w:sz w:val="18"/>
+              </w:rPr>
+              <w:t xml:space="preserve"> (§5.5) is the sole implementation now</w:t>
             </w:r>
           </w:p>
         </w:tc>
@@ -13539,7 +15097,7 @@
                 <w:color w:val="8A2BE2"/>
                 <w:sz w:val="16"/>
               </w:rPr>
-              <w:t>xxe_catalog.yaml</w:t>
+              <w:t>ssrf_catalog.yaml</w:t>
             </w:r>
           </w:p>
         </w:tc>
@@ -13554,6 +15112,158 @@
                 <w:color w:val="8A2BE2"/>
                 <w:sz w:val="16"/>
               </w:rPr>
+              <w:t>ssrf-confirmed</w:t>
+            </w:r>
+            <w:r>
+              <w:rPr>
+                <w:sz w:val="18"/>
+              </w:rPr>
+              <w:t xml:space="preserve"> (Critical/918)</w:t>
+            </w:r>
+          </w:p>
+        </w:tc>
+      </w:tr>
+      <w:tr>
+        <w:tc>
+          <w:tcPr>
+            <w:tcW w:type="dxa" w:w="4320"/>
+          </w:tcPr>
+          <w:p>
+            <w:r>
+              <w:rPr>
+                <w:rFonts w:ascii="Consolas" w:hAnsi="Consolas"/>
+                <w:color w:val="8A2BE2"/>
+                <w:sz w:val="16"/>
+              </w:rPr>
+              <w:t>vulnerable_components_catalog.yaml</w:t>
+            </w:r>
+          </w:p>
+        </w:tc>
+        <w:tc>
+          <w:tcPr>
+            <w:tcW w:type="dxa" w:w="4320"/>
+          </w:tcPr>
+          <w:p>
+            <w:r>
+              <w:rPr>
+                <w:rFonts w:ascii="Consolas" w:hAnsi="Consolas"/>
+                <w:color w:val="8A2BE2"/>
+                <w:sz w:val="16"/>
+              </w:rPr>
+              <w:t>vulnerable-client-side-component</w:t>
+            </w:r>
+            <w:r>
+              <w:rPr>
+                <w:sz w:val="18"/>
+              </w:rPr>
+              <w:t xml:space="preserve"> (High/1104)</w:t>
+            </w:r>
+          </w:p>
+        </w:tc>
+      </w:tr>
+      <w:tr>
+        <w:tc>
+          <w:tcPr>
+            <w:tcW w:type="dxa" w:w="4320"/>
+          </w:tcPr>
+          <w:p>
+            <w:r>
+              <w:rPr>
+                <w:rFonts w:ascii="Consolas" w:hAnsi="Consolas"/>
+                <w:color w:val="8A2BE2"/>
+                <w:sz w:val="16"/>
+              </w:rPr>
+              <w:t>weak_password_policy_catalog.yaml</w:t>
+            </w:r>
+          </w:p>
+        </w:tc>
+        <w:tc>
+          <w:tcPr>
+            <w:tcW w:type="dxa" w:w="4320"/>
+          </w:tcPr>
+          <w:p>
+            <w:r>
+              <w:rPr>
+                <w:rFonts w:ascii="Consolas" w:hAnsi="Consolas"/>
+                <w:color w:val="8A2BE2"/>
+                <w:sz w:val="16"/>
+              </w:rPr>
+              <w:t>weak-password-policy-accepted</w:t>
+            </w:r>
+            <w:r>
+              <w:rPr>
+                <w:sz w:val="18"/>
+              </w:rPr>
+              <w:t xml:space="preserve"> (Medium/521)</w:t>
+            </w:r>
+          </w:p>
+        </w:tc>
+      </w:tr>
+      <w:tr>
+        <w:tc>
+          <w:tcPr>
+            <w:tcW w:type="dxa" w:w="4320"/>
+          </w:tcPr>
+          <w:p>
+            <w:r>
+              <w:rPr>
+                <w:rFonts w:ascii="Consolas" w:hAnsi="Consolas"/>
+                <w:color w:val="8A2BE2"/>
+                <w:sz w:val="16"/>
+              </w:rPr>
+              <w:t>websocket_catalog.yaml</w:t>
+            </w:r>
+          </w:p>
+        </w:tc>
+        <w:tc>
+          <w:tcPr>
+            <w:tcW w:type="dxa" w:w="4320"/>
+          </w:tcPr>
+          <w:p>
+            <w:r>
+              <w:rPr>
+                <w:rFonts w:ascii="Consolas" w:hAnsi="Consolas"/>
+                <w:color w:val="8A2BE2"/>
+                <w:sz w:val="16"/>
+              </w:rPr>
+              <w:t>websocket-missing-origin-validation</w:t>
+            </w:r>
+            <w:r>
+              <w:rPr>
+                <w:sz w:val="18"/>
+              </w:rPr>
+              <w:t xml:space="preserve"> (High/346)</w:t>
+            </w:r>
+          </w:p>
+        </w:tc>
+      </w:tr>
+      <w:tr>
+        <w:tc>
+          <w:tcPr>
+            <w:tcW w:type="dxa" w:w="4320"/>
+          </w:tcPr>
+          <w:p>
+            <w:r>
+              <w:rPr>
+                <w:rFonts w:ascii="Consolas" w:hAnsi="Consolas"/>
+                <w:color w:val="8A2BE2"/>
+                <w:sz w:val="16"/>
+              </w:rPr>
+              <w:t>xxe_catalog.yaml</w:t>
+            </w:r>
+          </w:p>
+        </w:tc>
+        <w:tc>
+          <w:tcPr>
+            <w:tcW w:type="dxa" w:w="4320"/>
+          </w:tcPr>
+          <w:p>
+            <w:r>
+              <w:rPr>
+                <w:rFonts w:ascii="Consolas" w:hAnsi="Consolas"/>
+                <w:color w:val="8A2BE2"/>
+                <w:sz w:val="16"/>
+              </w:rPr>
               <w:t>xxe-file-disclosure</w:t>
             </w:r>
             <w:r>
@@ -14032,69 +15742,13 @@
           <w:b/>
           <w:sz w:val="22"/>
         </w:rPr>
-        <w:t>Per-task-type model routing — not built (twice).</w:t>
-      </w:r>
-      <w:r>
-        <w:rPr>
-          <w:sz w:val="22"/>
-        </w:rPr>
-        <w:t xml:space="preserve"> The spec called for cheap models on recon/header checks and frontier models reserved for business-logic reasoning. This was actually built once — a </w:t>
-      </w:r>
-      <w:r>
-        <w:rPr>
-          <w:rFonts w:ascii="Consolas" w:hAnsi="Consolas"/>
-          <w:color w:val="8A2BE2"/>
-          <w:sz w:val="20"/>
-        </w:rPr>
-        <w:t>ModelRouter</w:t>
-      </w:r>
-      <w:r>
-        <w:rPr>
-          <w:sz w:val="22"/>
-        </w:rPr>
-        <w:t xml:space="preserve"> with per-agent-role tiers and a UI to configure them (migration </w:t>
-      </w:r>
-      <w:r>
-        <w:rPr>
-          <w:rFonts w:ascii="Consolas" w:hAnsi="Consolas"/>
-          <w:color w:val="8A2BE2"/>
-          <w:sz w:val="20"/>
-        </w:rPr>
-        <w:t>0029_ai_provider_config_model_tiers</w:t>
-      </w:r>
-      <w:r>
-        <w:rPr>
-          <w:sz w:val="22"/>
-        </w:rPr>
-        <w:t xml:space="preserve">) — and then deliberately removed again (migration </w:t>
-      </w:r>
-      <w:r>
-        <w:rPr>
-          <w:rFonts w:ascii="Consolas" w:hAnsi="Consolas"/>
-          <w:color w:val="8A2BE2"/>
-          <w:sz w:val="20"/>
-        </w:rPr>
-        <w:t>0032_drop_ai_provider_model_tiers</w:t>
-      </w:r>
-      <w:r>
-        <w:rPr>
-          <w:sz w:val="22"/>
-        </w:rPr>
-        <w:t xml:space="preserve">) once it added real configuration-surface complexity without a correspondingly clear benefit. Every agent in a scan run uses the single model resolved once via </w:t>
-      </w:r>
-      <w:r>
-        <w:rPr>
-          <w:rFonts w:ascii="Consolas" w:hAnsi="Consolas"/>
-          <w:color w:val="8A2BE2"/>
-          <w:sz w:val="20"/>
-        </w:rPr>
-        <w:t>resolve_provider_and_model()</w:t>
-      </w:r>
-      <w:r>
-        <w:rPr>
-          <w:sz w:val="22"/>
-        </w:rPr>
-        <w:t>, same as before that experiment.</w:t>
+        <w:t>Depth slider (Quick/Standard/Deep/Deep-Paranoid) — not built.</w:t>
+      </w:r>
+      <w:r>
+        <w:rPr>
+          <w:sz w:val="22"/>
+        </w:rPr>
+        <w:t xml:space="preserve"> No such setting, enum, or UI control exists anywhere in the codebase.</w:t>
       </w:r>
     </w:p>
     <w:p>
@@ -14106,13 +15760,13 @@
           <w:b/>
           <w:sz w:val="22"/>
         </w:rPr>
-        <w:t>Depth slider (Quick/Standard/Deep/Deep-Paranoid) — not built.</w:t>
-      </w:r>
-      <w:r>
-        <w:rPr>
-          <w:sz w:val="22"/>
-        </w:rPr>
-        <w:t xml:space="preserve"> No such setting, enum, or UI control exists anywhere in the codebase.</w:t>
+        <w:t>Cross-credential-set result caching — not built.</w:t>
+      </w:r>
+      <w:r>
+        <w:rPr>
+          <w:sz w:val="22"/>
+        </w:rPr>
+        <w:t xml:space="preserve"> The spec called for deduplicating identical endpoint+parameter tests across credential sets. The dedup that does exist (clickjacking, cache_poisoning, dom_xss, prototype_pollution) is narrower — one check per distinct host within a single run, not across credential sets.</w:t>
       </w:r>
     </w:p>
     <w:p>
@@ -14124,13 +15778,23 @@
           <w:b/>
           <w:sz w:val="22"/>
         </w:rPr>
-        <w:t>Cross-credential-set result caching — not built.</w:t>
-      </w:r>
-      <w:r>
-        <w:rPr>
-          <w:sz w:val="22"/>
-        </w:rPr>
-        <w:t xml:space="preserve"> The spec called for deduplicating identical endpoint+parameter tests across credential sets. The dedup that does exist (clickjacking, cache_poisoning, dom_xss, prototype_pollution) is narrower — one check per distinct host within a single run, not across credential sets.</w:t>
+        <w:t>Orchestration engine — LangGraph, not Temporal.io.</w:t>
+      </w:r>
+      <w:r>
+        <w:rPr>
+          <w:sz w:val="22"/>
+        </w:rPr>
+        <w:t xml:space="preserve"> The spec offered both, with Temporal.io as the primary recommendation; the lighter-weight LangGraph option was the one actually built. No Temporal references exist anywhere in the codebase.</w:t>
+      </w:r>
+    </w:p>
+    <w:p>
+      <w:r>
+        <w:rPr>
+          <w:b/>
+          <w:color w:val="1C1E21"/>
+          <w:sz w:val="22"/>
+        </w:rPr>
+        <w:t>Built beyond what was originally specified:</w:t>
       </w:r>
     </w:p>
     <w:p>
@@ -14142,23 +15806,13 @@
           <w:b/>
           <w:sz w:val="22"/>
         </w:rPr>
-        <w:t>Orchestration engine — LangGraph, not Temporal.io.</w:t>
-      </w:r>
-      <w:r>
-        <w:rPr>
-          <w:sz w:val="22"/>
-        </w:rPr>
-        <w:t xml:space="preserve"> The spec offered both, with Temporal.io as the primary recommendation; the lighter-weight LangGraph option was the one actually built. No Temporal references exist anywhere in the codebase.</w:t>
-      </w:r>
-    </w:p>
-    <w:p>
-      <w:r>
-        <w:rPr>
-          <w:b/>
-          <w:color w:val="1C1E21"/>
-          <w:sz w:val="22"/>
-        </w:rPr>
-        <w:t>Built beyond what was originally specified:</w:t>
+        <w:t>VGS integration — both spec-recommended paths, plus a full native workspace, plus a third export mode.</w:t>
+      </w:r>
+      <w:r>
+        <w:rPr>
+          <w:sz w:val="22"/>
+        </w:rPr>
+        <w:t xml:space="preserve"> The spec recommended starting with webhook push alone; the native report-builder port (its own top-level frontend workspace) and a no-curation-needed per-scan-run VGS-format export were both built in addition (§10).</w:t>
       </w:r>
     </w:p>
     <w:p>
@@ -14170,13 +15824,13 @@
           <w:b/>
           <w:sz w:val="22"/>
         </w:rPr>
-        <w:t>VGS integration — both spec-recommended paths, plus a full native workspace, plus a third export mode.</w:t>
-      </w:r>
-      <w:r>
-        <w:rPr>
-          <w:sz w:val="22"/>
-        </w:rPr>
-        <w:t xml:space="preserve"> The spec recommended starting with webhook push alone; the native report-builder port (its own top-level frontend workspace) and a no-curation-needed per-scan-run VGS-format export were both built in addition (§10).</w:t>
+        <w:t>The image-polyglot file-upload bypass technique</w:t>
+      </w:r>
+      <w:r>
+        <w:rPr>
+          <w:sz w:val="22"/>
+        </w:rPr>
+        <w:t xml:space="preserve"> — not mentioned in the spec at all.</w:t>
       </w:r>
     </w:p>
     <w:p>
@@ -14188,13 +15842,13 @@
           <w:b/>
           <w:sz w:val="22"/>
         </w:rPr>
-        <w:t>The image-polyglot file-upload bypass technique</w:t>
-      </w:r>
-      <w:r>
-        <w:rPr>
-          <w:sz w:val="22"/>
-        </w:rPr>
-        <w:t xml:space="preserve"> — not mentioned in the spec at all.</w:t>
+        <w:t>The PortSwigger Web Security Academy scraper</w:t>
+      </w:r>
+      <w:r>
+        <w:rPr>
+          <w:sz w:val="22"/>
+        </w:rPr>
+        <w:t xml:space="preserve"> ("Load from PortSwigger") — not in the spec.</w:t>
       </w:r>
     </w:p>
     <w:p>
@@ -14206,13 +15860,27 @@
           <w:b/>
           <w:sz w:val="22"/>
         </w:rPr>
-        <w:t>The PortSwigger Web Security Academy scraper</w:t>
-      </w:r>
-      <w:r>
-        <w:rPr>
-          <w:sz w:val="22"/>
-        </w:rPr>
-        <w:t xml:space="preserve"> ("Load from PortSwigger") — not in the spec.</w:t>
+        <w:t>UI-only, per-org default AI provider configuration</w:t>
+      </w:r>
+      <w:r>
+        <w:rPr>
+          <w:sz w:val="22"/>
+        </w:rPr>
+        <w:t xml:space="preserve"> (</w:t>
+      </w:r>
+      <w:r>
+        <w:rPr>
+          <w:rFonts w:ascii="Consolas" w:hAnsi="Consolas"/>
+          <w:color w:val="8A2BE2"/>
+          <w:sz w:val="20"/>
+        </w:rPr>
+        <w:t>AIProviderConfig.is_default</w:t>
+      </w:r>
+      <w:r>
+        <w:rPr>
+          <w:sz w:val="22"/>
+        </w:rPr>
+        <w:t xml:space="preserve"> + the Account-page "Set as default" control) — the spec described the adapter interface but not a UI-driven default-selection mechanism.</w:t>
       </w:r>
     </w:p>
     <w:p>
@@ -14224,27 +15892,13 @@
           <w:b/>
           <w:sz w:val="22"/>
         </w:rPr>
-        <w:t>UI-only, per-org default AI provider configuration</w:t>
-      </w:r>
-      <w:r>
-        <w:rPr>
-          <w:sz w:val="22"/>
-        </w:rPr>
-        <w:t xml:space="preserve"> (</w:t>
-      </w:r>
-      <w:r>
-        <w:rPr>
-          <w:rFonts w:ascii="Consolas" w:hAnsi="Consolas"/>
-          <w:color w:val="8A2BE2"/>
-          <w:sz w:val="20"/>
-        </w:rPr>
-        <w:t>AIProviderConfig.is_default</w:t>
-      </w:r>
-      <w:r>
-        <w:rPr>
-          <w:sz w:val="22"/>
-        </w:rPr>
-        <w:t xml:space="preserve"> + the Account-page "Set as default" control) — the spec described the adapter interface but not a UI-driven default-selection mechanism.</w:t>
+        <w:t>A genuine conversational Microsoft Teams bot</w:t>
+      </w:r>
+      <w:r>
+        <w:rPr>
+          <w:sz w:val="22"/>
+        </w:rPr>
+        <w:t xml:space="preserve"> — the spec's integration section called for a generic notification adapter only, not an interactive bot with real command parsing.</w:t>
       </w:r>
     </w:p>
     <w:p>
@@ -14256,13 +15910,27 @@
           <w:b/>
           <w:sz w:val="22"/>
         </w:rPr>
-        <w:t>A genuine conversational Microsoft Teams bot</w:t>
-      </w:r>
-      <w:r>
-        <w:rPr>
-          <w:sz w:val="22"/>
-        </w:rPr>
-        <w:t xml:space="preserve"> — the spec's integration section called for a generic notification adapter only, not an interactive bot with real command parsing.</w:t>
+        <w:t>Two independent ways to record a login macro, not just one.</w:t>
+      </w:r>
+      <w:r>
+        <w:rPr>
+          <w:sz w:val="22"/>
+        </w:rPr>
+        <w:t xml:space="preserve"> The spec called for "a Playwright-backed in-browser recorder" without specifying delivery. What's built: a real headed Chromium, streamed live into the Verdikt UI itself over VNC (Xvfb/x11vnc/noVNC) so no local display or browser extension is needed when running via Docker — plus, since neither outcome is available in a manual/native (no Docker) setup, a genuinely separate standalone browser extension (</w:t>
+      </w:r>
+      <w:r>
+        <w:rPr>
+          <w:rFonts w:ascii="Consolas" w:hAnsi="Consolas"/>
+          <w:color w:val="8A2BE2"/>
+          <w:sz w:val="20"/>
+        </w:rPr>
+        <w:t>browser-extension/</w:t>
+      </w:r>
+      <w:r>
+        <w:rPr>
+          <w:sz w:val="22"/>
+        </w:rPr>
+        <w:t>) producing the identical macro JSON shape, downloadable in one click from the same UI.</w:t>
       </w:r>
     </w:p>
     <w:p>
@@ -14274,27 +15942,13 @@
           <w:b/>
           <w:sz w:val="22"/>
         </w:rPr>
-        <w:t>Two independent ways to record a login macro, not just one.</w:t>
-      </w:r>
-      <w:r>
-        <w:rPr>
-          <w:sz w:val="22"/>
-        </w:rPr>
-        <w:t xml:space="preserve"> The spec called for "a Playwright-backed in-browser recorder" without specifying delivery. What's built: a real headed Chromium, streamed live into the Verdikt UI itself over VNC (Xvfb/x11vnc/noVNC) so no local display or browser extension is needed when running via Docker — plus, since neither outcome is available in a manual/native (no Docker) setup, a genuinely separate standalone browser extension (</w:t>
-      </w:r>
-      <w:r>
-        <w:rPr>
-          <w:rFonts w:ascii="Consolas" w:hAnsi="Consolas"/>
-          <w:color w:val="8A2BE2"/>
-          <w:sz w:val="20"/>
-        </w:rPr>
-        <w:t>browser-extension/</w:t>
-      </w:r>
-      <w:r>
-        <w:rPr>
-          <w:sz w:val="22"/>
-        </w:rPr>
-        <w:t>) producing the identical macro JSON shape, downloadable in one click from the same UI.</w:t>
+        <w:t>Four scanner checks ported from a sibling DAST project, beyond the spec's own check list</w:t>
+      </w:r>
+      <w:r>
+        <w:rPr>
+          <w:sz w:val="22"/>
+        </w:rPr>
+        <w:t xml:space="preserve"> — Weak Password Policy, CSV/Formula Injection, Known Vulnerable Components, and a hardened rebuild of Failure to Invalidate Session on Logout (§5.1, §7).</w:t>
       </w:r>
     </w:p>
     <w:p>
@@ -14366,6 +16020,108 @@
           <w:sz w:val="22"/>
         </w:rPr>
         <w:t>CMDB integration exists, implemented as a single concrete, vendor-agnostic REST client rather than the spec's sketched abstract per-vendor interface — a deliberate substitution, since there's no one real CMDB API to build and test against honestly.</w:t>
+      </w:r>
+    </w:p>
+    <w:p>
+      <w:pPr>
+        <w:pStyle w:val="ListNumber"/>
+      </w:pPr>
+      <w:r>
+        <w:rPr>
+          <w:b/>
+          <w:sz w:val="22"/>
+        </w:rPr>
+        <w:t>Per-task-type model routing — built on the second attempt.</w:t>
+      </w:r>
+      <w:r>
+        <w:rPr>
+          <w:sz w:val="22"/>
+        </w:rPr>
+        <w:t xml:space="preserve"> The spec called for cheap models on recon/header checks and frontier models reserved for business-logic reasoning (</w:t>
+      </w:r>
+      <w:r>
+        <w:rPr>
+          <w:rFonts w:ascii="Consolas" w:hAnsi="Consolas"/>
+          <w:color w:val="8A2BE2"/>
+          <w:sz w:val="20"/>
+        </w:rPr>
+        <w:t>docs/BUILD_SPEC.md</w:t>
+      </w:r>
+      <w:r>
+        <w:rPr>
+          <w:sz w:val="22"/>
+        </w:rPr>
+        <w:t xml:space="preserve">'s own words: "cheap/fast models handle recon, header/config checks, and pattern-matching... reserve frontier-tier models for business-logic reasoning, multi-step exploit chains, and final report narrative"). The first attempt — </w:t>
+      </w:r>
+      <w:r>
+        <w:rPr>
+          <w:rFonts w:ascii="Consolas" w:hAnsi="Consolas"/>
+          <w:color w:val="8A2BE2"/>
+          <w:sz w:val="20"/>
+        </w:rPr>
+        <w:t>app.ai.model_routing</w:t>
+      </w:r>
+      <w:r>
+        <w:rPr>
+          <w:sz w:val="22"/>
+        </w:rPr>
+        <w:t xml:space="preserve">, a </w:t>
+      </w:r>
+      <w:r>
+        <w:rPr>
+          <w:rFonts w:ascii="Consolas" w:hAnsi="Consolas"/>
+          <w:color w:val="8A2BE2"/>
+          <w:sz w:val="20"/>
+        </w:rPr>
+        <w:t>ModelRouter</w:t>
+      </w:r>
+      <w:r>
+        <w:rPr>
+          <w:sz w:val="22"/>
+        </w:rPr>
+        <w:t xml:space="preserve"> with per-agent-role tiers and an Account-page UI to configure them (migration </w:t>
+      </w:r>
+      <w:r>
+        <w:rPr>
+          <w:rFonts w:ascii="Consolas" w:hAnsi="Consolas"/>
+          <w:color w:val="8A2BE2"/>
+          <w:sz w:val="20"/>
+        </w:rPr>
+        <w:t>0029_ai_provider_config_model_tiers</w:t>
+      </w:r>
+      <w:r>
+        <w:rPr>
+          <w:sz w:val="22"/>
+        </w:rPr>
+        <w:t xml:space="preserve">) — was deliberately removed again (migration </w:t>
+      </w:r>
+      <w:r>
+        <w:rPr>
+          <w:rFonts w:ascii="Consolas" w:hAnsi="Consolas"/>
+          <w:color w:val="8A2BE2"/>
+          <w:sz w:val="20"/>
+        </w:rPr>
+        <w:t>0032_drop_ai_provider_model_tiers</w:t>
+      </w:r>
+      <w:r>
+        <w:rPr>
+          <w:sz w:val="22"/>
+        </w:rPr>
+        <w:t xml:space="preserve">) once it added real configuration-surface complexity (extra model names an analyst had to correctly fill in per provider config) without a correspondingly clear benefit. </w:t>
+      </w:r>
+      <w:r>
+        <w:rPr>
+          <w:rFonts w:ascii="Consolas" w:hAnsi="Consolas"/>
+          <w:color w:val="8A2BE2"/>
+          <w:sz w:val="20"/>
+        </w:rPr>
+        <w:t>app.ai.model_tiers</w:t>
+      </w:r>
+      <w:r>
+        <w:rPr>
+          <w:sz w:val="22"/>
+        </w:rPr>
+        <w:t xml:space="preserve"> (§6.2) is the second attempt, structurally different in the one way that mattered: zero new database columns, zero new UI, nothing for an analyst to configure or get wrong. An org still configures exactly one model; the backend silently substitutes a same-family sibling for the small set of tasks the spec called out as disproportionately cheap or expensive, and falls back to that one configured model, unchanged, for anything it doesn't recognize.</w:t>
       </w:r>
     </w:p>
     <w:p>
@@ -15233,11 +16989,95 @@
       </w:r>
     </w:p>
     <w:p>
+      <w:r>
+        <w:rPr>
+          <w:color w:val="1C1E21"/>
+          <w:sz w:val="22"/>
+        </w:rPr>
+        <w:t xml:space="preserve">Note: model tiering (§6.2) has </w:t>
+      </w:r>
+      <w:r>
+        <w:rPr>
+          <w:b/>
+          <w:color w:val="1C1E21"/>
+          <w:sz w:val="22"/>
+        </w:rPr>
+        <w:t>no setting or column of its own anywhere in this table or the database</w:t>
+      </w:r>
+      <w:r>
+        <w:rPr>
+          <w:color w:val="1C1E21"/>
+          <w:sz w:val="22"/>
+        </w:rPr>
+        <w:t xml:space="preserve"> — it's a pure function (</w:t>
+      </w:r>
+      <w:r>
+        <w:rPr>
+          <w:rFonts w:ascii="Consolas" w:hAnsi="Consolas"/>
+          <w:color w:val="1C1E21"/>
+          <w:sz w:val="20"/>
+        </w:rPr>
+        <w:t>resolve_tiered_model()</w:t>
+      </w:r>
+      <w:r>
+        <w:rPr>
+          <w:color w:val="1C1E21"/>
+          <w:sz w:val="22"/>
+        </w:rPr>
+        <w:t xml:space="preserve">) applied on top of whichever model resolution above already produced, for a fixed set of call sites in </w:t>
+      </w:r>
+      <w:r>
+        <w:rPr>
+          <w:rFonts w:ascii="Consolas" w:hAnsi="Consolas"/>
+          <w:color w:val="1C1E21"/>
+          <w:sz w:val="20"/>
+        </w:rPr>
+        <w:t>graph.py</w:t>
+      </w:r>
+      <w:r>
+        <w:rPr>
+          <w:color w:val="1C1E21"/>
+          <w:sz w:val="22"/>
+        </w:rPr>
+        <w:t xml:space="preserve"> / </w:t>
+      </w:r>
+      <w:r>
+        <w:rPr>
+          <w:rFonts w:ascii="Consolas" w:hAnsi="Consolas"/>
+          <w:color w:val="1C1E21"/>
+          <w:sz w:val="20"/>
+        </w:rPr>
+        <w:t>runner.py</w:t>
+      </w:r>
+      <w:r>
+        <w:rPr>
+          <w:color w:val="1C1E21"/>
+          <w:sz w:val="22"/>
+        </w:rPr>
+        <w:t xml:space="preserve"> / </w:t>
+      </w:r>
+      <w:r>
+        <w:rPr>
+          <w:rFonts w:ascii="Consolas" w:hAnsi="Consolas"/>
+          <w:color w:val="1C1E21"/>
+          <w:sz w:val="20"/>
+        </w:rPr>
+        <w:t>scans.py</w:t>
+      </w:r>
+      <w:r>
+        <w:rPr>
+          <w:color w:val="1C1E21"/>
+          <w:sz w:val="22"/>
+        </w:rPr>
+        <w:t>. There is nothing here for an operator or analyst to configure.</w:t>
+      </w:r>
+    </w:p>
+    <w:p>
       <w:pPr>
         <w:pStyle w:val="Heading2"/>
       </w:pPr>
       <w:r>
-        <w:t>20. Appendix — Migration History (34 files, one linear chain)</w:t>
+        <w:t>20. Appendix — Migration History (36 files, one linear chain)</w:t>
       </w:r>
     </w:p>
     <w:p>
@@ -15764,6 +17604,36 @@
           <w:color w:val="1C1E21"/>
           <w:sz w:val="22"/>
         </w:rPr>
+        <w:t xml:space="preserve"> → </w:t>
+      </w:r>
+      <w:r>
+        <w:rPr>
+          <w:rFonts w:ascii="Consolas" w:hAnsi="Consolas"/>
+          <w:color w:val="1C1E21"/>
+          <w:sz w:val="20"/>
+        </w:rPr>
+        <w:t>0034_scope_entry_purpose</w:t>
+      </w:r>
+      <w:r>
+        <w:rPr>
+          <w:color w:val="1C1E21"/>
+          <w:sz w:val="22"/>
+        </w:rPr>
+        <w:t xml:space="preserve"> → </w:t>
+      </w:r>
+      <w:r>
+        <w:rPr>
+          <w:rFonts w:ascii="Consolas" w:hAnsi="Consolas"/>
+          <w:color w:val="1C1E21"/>
+          <w:sz w:val="20"/>
+        </w:rPr>
+        <w:t>0035_evidence_payload</w:t>
+      </w:r>
+      <w:r>
+        <w:rPr>
+          <w:color w:val="1C1E21"/>
+          <w:sz w:val="22"/>
+        </w:rPr>
         <w:t>.</w:t>
       </w:r>
     </w:p>
@@ -15863,7 +17733,7 @@
           <w:color w:val="1C1E21"/>
           <w:sz w:val="22"/>
         </w:rPr>
-        <w:t xml:space="preserve"> drops it, in favor of the single-model-per-scan design described in §1/§6 — real functionality that shipped, was used, and was deliberately simplified back out once it proved to be complexity without enough benefit, not a mistake papered over. </w:t>
+        <w:t xml:space="preserve"> drops it, in favor of the single-configured-model design described in §1/§6 — real functionality that shipped, was used, and was deliberately simplified back out once it proved to be complexity without enough benefit, not a mistake papered over (§6.2/§18 item 17 covers the second, schema-free attempt that replaced it). </w:t>
       </w:r>
       <w:r>
         <w:rPr>
@@ -15878,7 +17748,7 @@
           <w:color w:val="1C1E21"/>
           <w:sz w:val="22"/>
         </w:rPr>
-        <w:t xml:space="preserve"> is the newest: a persistent </w:t>
+        <w:t xml:space="preserve"> tracks a persistent </w:t>
       </w:r>
       <w:r>
         <w:rPr>
@@ -15908,7 +17778,7 @@
           <w:color w:val="1C1E21"/>
           <w:sz w:val="22"/>
         </w:rPr>
-        <w:t xml:space="preserve"> (§10) that tracks every </w:t>
+        <w:t xml:space="preserve"> (§10) that records every </w:t>
       </w:r>
       <w:r>
         <w:rPr>
@@ -15923,7 +17793,97 @@
           <w:color w:val="1C1E21"/>
           <w:sz w:val="22"/>
         </w:rPr>
-        <w:t xml:space="preserve"> an auto-seed pass has ever offered a report draft, independent of whether the resulting vulnerability still exists in the draft.</w:t>
+        <w:t xml:space="preserve"> an auto-seed pass has ever offered a report draft, independent of whether the resulting vulnerability still exists in the draft. </w:t>
+      </w:r>
+      <w:r>
+        <w:rPr>
+          <w:rFonts w:ascii="Consolas" w:hAnsi="Consolas"/>
+          <w:color w:val="1C1E21"/>
+          <w:sz w:val="20"/>
+        </w:rPr>
+        <w:t>0034</w:t>
+      </w:r>
+      <w:r>
+        <w:rPr>
+          <w:color w:val="1C1E21"/>
+          <w:sz w:val="22"/>
+        </w:rPr>
+        <w:t xml:space="preserve"> and </w:t>
+      </w:r>
+      <w:r>
+        <w:rPr>
+          <w:rFonts w:ascii="Consolas" w:hAnsi="Consolas"/>
+          <w:color w:val="1C1E21"/>
+          <w:sz w:val="20"/>
+        </w:rPr>
+        <w:t>0035</w:t>
+      </w:r>
+      <w:r>
+        <w:rPr>
+          <w:color w:val="1C1E21"/>
+          <w:sz w:val="22"/>
+        </w:rPr>
+        <w:t xml:space="preserve"> are the newest: </w:t>
+      </w:r>
+      <w:r>
+        <w:rPr>
+          <w:rFonts w:ascii="Consolas" w:hAnsi="Consolas"/>
+          <w:color w:val="1C1E21"/>
+          <w:sz w:val="20"/>
+        </w:rPr>
+        <w:t>scope_entries.purpose</w:t>
+      </w:r>
+      <w:r>
+        <w:rPr>
+          <w:color w:val="1C1E21"/>
+          <w:sz w:val="22"/>
+        </w:rPr>
+        <w:t xml:space="preserve"> (</w:t>
+      </w:r>
+      <w:r>
+        <w:rPr>
+          <w:rFonts w:ascii="Consolas" w:hAnsi="Consolas"/>
+          <w:color w:val="1C1E21"/>
+          <w:sz w:val="20"/>
+        </w:rPr>
+        <w:t>"target"</w:t>
+      </w:r>
+      <w:r>
+        <w:rPr>
+          <w:color w:val="1C1E21"/>
+          <w:sz w:val="22"/>
+        </w:rPr>
+        <w:t xml:space="preserve"> vs. </w:t>
+      </w:r>
+      <w:r>
+        <w:rPr>
+          <w:rFonts w:ascii="Consolas" w:hAnsi="Consolas"/>
+          <w:color w:val="1C1E21"/>
+          <w:sz w:val="20"/>
+        </w:rPr>
+        <w:t>"login_only"</w:t>
+      </w:r>
+      <w:r>
+        <w:rPr>
+          <w:color w:val="1C1E21"/>
+          <w:sz w:val="22"/>
+        </w:rPr>
+        <w:t xml:space="preserve">, §5.5's IdP scope-leak fix) and </w:t>
+      </w:r>
+      <w:r>
+        <w:rPr>
+          <w:rFonts w:ascii="Consolas" w:hAnsi="Consolas"/>
+          <w:color w:val="1C1E21"/>
+          <w:sz w:val="20"/>
+        </w:rPr>
+        <w:t>evidence.payload</w:t>
+      </w:r>
+      <w:r>
+        <w:rPr>
+          <w:color w:val="1C1E21"/>
+          <w:sz w:val="22"/>
+        </w:rPr>
+        <w:t xml:space="preserve"> (§9's highlighted-substring evidence), both additive and nullable/defaulted, so neither required a backfill.</w:t>
       </w:r>
     </w:p>
     <w:p>
@@ -16856,7 +18816,21 @@
         <w:rPr>
           <w:sz w:val="22"/>
         </w:rPr>
-        <w:t>Per-task-type model routing was actually tried once (§18, item 4) and deliberately reverted — a future attempt should have a clearer answer for what specific cost/quality win justifies the added configuration surface before rebuilding it a second time.</w:t>
+        <w:t xml:space="preserve">Extending </w:t>
+      </w:r>
+      <w:r>
+        <w:rPr>
+          <w:rFonts w:ascii="Consolas" w:hAnsi="Consolas"/>
+          <w:color w:val="8A2BE2"/>
+          <w:sz w:val="20"/>
+        </w:rPr>
+        <w:t>app.ai.model_tiers</w:t>
+      </w:r>
+      <w:r>
+        <w:rPr>
+          <w:sz w:val="22"/>
+        </w:rPr>
+        <w:t>'s family table to Gemini once Google's 3.x naming settles past the October 2026 retirement of the 2.5 line (§6.2, §18 item 17) — deliberately deferred rather than shipping a guessed model id.</w:t>
       </w:r>
     </w:p>
     <w:p>
@@ -17002,7 +18976,37 @@
           <w:color w:val="1C1E21"/>
           <w:sz w:val="22"/>
         </w:rPr>
-        <w:t xml:space="preserve">; redirects are queued as their own frontier entries rather than auto-followed; a Logout link is deliberately never clicked (it would kill the one shared session every other concurrent agent depends on). </w:t>
+        <w:t xml:space="preserve">; redirects are queued as their own frontier entries rather than auto-followed; a Logout link is deliberately never clicked during this crawl (it would kill the one shared session every other concurrent agent depends on) — it's instead captured separately as a </w:t>
+      </w:r>
+      <w:r>
+        <w:rPr>
+          <w:rFonts w:ascii="Consolas" w:hAnsi="Consolas"/>
+          <w:color w:val="1C1E21"/>
+          <w:sz w:val="20"/>
+        </w:rPr>
+        <w:t>discovered_logout_urls</w:t>
+      </w:r>
+      <w:r>
+        <w:rPr>
+          <w:color w:val="1C1E21"/>
+          <w:sz w:val="22"/>
+        </w:rPr>
+        <w:t xml:space="preserve"> entry, specifically so </w:t>
+      </w:r>
+      <w:r>
+        <w:rPr>
+          <w:rFonts w:ascii="Consolas" w:hAnsi="Consolas"/>
+          <w:color w:val="1C1E21"/>
+          <w:sz w:val="20"/>
+        </w:rPr>
+        <w:t>session_invalidation</w:t>
+      </w:r>
+      <w:r>
+        <w:rPr>
+          <w:color w:val="1C1E21"/>
+          <w:sz w:val="22"/>
+        </w:rPr>
+        <w:t xml:space="preserve"> (§5.1, §7) has a real logout URL to test against, via its own dedicated, disposable login rather than the shared session. </w:t>
       </w:r>
       <w:r>
         <w:rPr>
@@ -17160,7 +19164,7 @@
           <w:color w:val="1C1E21"/>
           <w:sz w:val="22"/>
         </w:rPr>
-        <w:t xml:space="preserve"> One scan compiles and executes the 27-node DAG in §5.1 — real parallel fan-out, not a sequential loop — with </w:t>
+        <w:t xml:space="preserve"> One scan compiles and executes the 31-node DAG in §5.1 — real parallel fan-out, not a sequential loop — with </w:t>
       </w:r>
       <w:r>
         <w:rPr>

--- a/docs/architecture-overview/Verdikt_Architecture_Document.docx
+++ b/docs/architecture-overview/Verdikt_Architecture_Document.docx
@@ -64,25 +64,22 @@
     <w:p>
       <w:r>
         <w:rPr>
-          <w:color w:val="1C1E21"/>
-          <w:sz w:val="22"/>
-        </w:rPr>
-        <w:t xml:space="preserve">Verdikt is an AI-assisted, multi-agent DAST (Dynamic Application Security Testing) platform that performs manual-assessment-quality web and API penetration testing at automated speed. A single scan run executes a </w:t>
-      </w:r>
-      <w:r>
-        <w:rPr>
-          <w:b/>
-          <w:color w:val="1C1E21"/>
-          <w:sz w:val="22"/>
-        </w:rPr>
-        <w:t>31-node LangGraph DAG</w:t>
-      </w:r>
-      <w:r>
-        <w:rPr>
-          <w:color w:val="1C1E21"/>
-          <w:sz w:val="22"/>
-        </w:rPr>
-        <w:t xml:space="preserve"> covering the OWASP Top 10 (2025) and the full PortSwigger Web Security Academy topic list, followed by a cross-cutting attack-chain-composition step that runs outside the graph proper — each detection agent combining deterministic, re-executable HTTP-level probing with LLM-assisted triage and adversarial validation. The result is a report an experienced penetration tester would recognize as their own work: confirmed findings only, real evidence (request/response pairs, browser screenshots), plain-language and technical write-ups side by side, and a remediation path for every issue.</w:t>
+          <w:sz w:val="22"/>
+        </w:rPr>
+        <w:t xml:space="preserve">Verdikt is an AI-assisted, multi-agent DAST (Dynamic Application Security Testing) platform that performs manual-assessment-quality web, API, and LLM/chatbot penetration testing at automated speed. A single scan run executes a 35-node LangGraph DAG covering the OWASP Top 10 (2025), the OWASP Top 10 for LLM Applications (2026), the OWASP Agentic Security Initiative Top 10 (2026), and the full PortSwigger Web Security Academy topic list, followed by a cross-cutting attack-chain-composition step that runs outside the graph proper — each detection agent combining deterministic, re-executable HTTP-level probing with LLM-assisted triage and adversarial validation. The result is a report an experienced penetration tester would recognize as their own work: confirmed findings only, real evidence (request/response pairs, browser screenshots), plain-language and technical write-ups side by side, and a remediation path for every issue. One target type in that DAG — an analyst-configured </w:t>
+      </w:r>
+      <w:r>
+        <w:rPr>
+          <w:rFonts w:ascii="Consolas" w:hAnsi="Consolas"/>
+          <w:sz w:val="20"/>
+        </w:rPr>
+        <w:t>ChatbotTarget</w:t>
+      </w:r>
+      <w:r>
+        <w:rPr>
+          <w:sz w:val="22"/>
+        </w:rPr>
+        <w:t xml:space="preserve"> (§4/§7) — is conversational rather than crawlable, so the same scan run covers four fundamentally different surfaces in one pass: traditional multi-page web applications, JavaScript SPAs, JSON/REST APIs, and LLM-backed chatbots.</w:t>
       </w:r>
     </w:p>
     <w:p>
@@ -157,48 +154,22 @@
     <w:p>
       <w:r>
         <w:rPr>
-          <w:b/>
-          <w:color w:val="1C1E21"/>
-          <w:sz w:val="22"/>
-        </w:rPr>
-        <w:t>Current state, verified against the running codebase:</w:t>
-      </w:r>
-      <w:r>
-        <w:rPr>
-          <w:color w:val="1C1E21"/>
-          <w:sz w:val="22"/>
-        </w:rPr>
-        <w:t xml:space="preserve"> 52 files under </w:t>
+          <w:sz w:val="22"/>
+        </w:rPr>
+        <w:t xml:space="preserve">Current state, verified against the running codebase: 57 files under </w:t>
       </w:r>
       <w:r>
         <w:rPr>
           <w:rFonts w:ascii="Consolas" w:hAnsi="Consolas"/>
-          <w:color w:val="1C1E21"/>
           <w:sz w:val="20"/>
         </w:rPr>
         <w:t>app/agents/</w:t>
       </w:r>
       <w:r>
         <w:rPr>
-          <w:color w:val="1C1E21"/>
-          <w:sz w:val="22"/>
-        </w:rPr>
-        <w:t xml:space="preserve"> (31 of them graph nodes, the rest shared infrastructure and support modules), 30 API route modules, ~34 persisted data models, 10 external integrations, 18 YAML check catalogs (39 statically defined check IDs, plus a further dozen dynamically-generated ones), 36 Alembic migrations, 20 RBAC resources, and a backend test suite of </w:t>
-      </w:r>
-      <w:r>
-        <w:rPr>
-          <w:b/>
-          <w:color w:val="1C1E21"/>
-          <w:sz w:val="22"/>
-        </w:rPr>
-        <w:t>119 files / 667 collected tests</w:t>
-      </w:r>
-      <w:r>
-        <w:rPr>
-          <w:color w:val="1C1E21"/>
-          <w:sz w:val="22"/>
-        </w:rPr>
-        <w:t xml:space="preserve"> — all figures confirmed by direct inspection and by running the test collector, not estimated. Full reference tables for every one of these are in the appendices (§13–§24).</w:t>
+          <w:sz w:val="22"/>
+        </w:rPr>
+        <w:t xml:space="preserve"> (35 of them graph nodes, the rest shared infrastructure and support modules), 32 API route modules, 36 persisted data models, 10 external integrations, 22 YAML check catalogs (47 statically defined check IDs, plus a further dozen dynamically-generated ones), 39 Alembic migrations, 21 RBAC resources, and a backend test suite of 126 files / 721 collected tests — all figures confirmed by direct inspection and by running the test collector, not estimated. Full reference tables for every one of these are in the appendices (§13–§24).</w:t>
       </w:r>
     </w:p>
     <w:p>
@@ -323,16 +294,9 @@
       </w:pPr>
       <w:r>
         <w:rPr>
-          <w:b/>
-          <w:sz w:val="22"/>
-        </w:rPr>
-        <w:t>Multi-agent, not one big prompt.</w:t>
-      </w:r>
-      <w:r>
-        <w:rPr>
-          <w:sz w:val="22"/>
-        </w:rPr>
-        <w:t xml:space="preserve"> Thirty-one narrow, purpose-built detection agents each own one vulnerability class, run as parallel nodes in a LangGraph DAG, and use the cheapest technique that reliably confirms that class (a deterministic HTTP diff for SQL injection; a real headless-browser execution proof for XSS; a live out-of-band callback for SSRF). This keeps LLM usage focused on judgment calls — triage and adversarial validation — not busywork.</w:t>
+          <w:sz w:val="22"/>
+        </w:rPr>
+        <w:t>Multi-agent, not one big prompt. Thirty-five narrow, purpose-built detection agents each own one vulnerability class, run as parallel nodes in a LangGraph DAG, and use the cheapest technique that reliably confirms that class (a deterministic HTTP diff for SQL injection; a real headless-browser execution proof for XSS; a live out-of-band callback for SSRF). This keeps LLM usage focused on judgment calls — triage and adversarial validation — not busywork.</w:t>
       </w:r>
     </w:p>
     <w:p>
@@ -569,30 +533,19 @@
     <w:p>
       <w:r>
         <w:rPr>
-          <w:b/>
-          <w:color w:val="1C1E21"/>
-          <w:sz w:val="22"/>
-        </w:rPr>
-        <w:t>Backend:</w:t>
-      </w:r>
-      <w:r>
-        <w:rPr>
-          <w:color w:val="1C1E21"/>
-          <w:sz w:val="22"/>
-        </w:rPr>
-        <w:t xml:space="preserve"> Python, FastAPI, SQLAlchemy 2.0 (async), Alembic migrations (36 files, one linear chain), PostgreSQL. Dialect-agnostic ORM layer, so the test suite runs against ephemeral SQLite with zero external services (with one deliberately-accepted limitation: SQLite doesn't enforce </w:t>
+          <w:sz w:val="22"/>
+        </w:rPr>
+        <w:t xml:space="preserve">Backend: Python, FastAPI, SQLAlchemy 2.0 (async), Alembic migrations (39 files, one linear chain), PostgreSQL. Dialect-agnostic ORM layer, so the test suite runs against ephemeral SQLite with zero external services (with one deliberately-accepted limitation: SQLite doesn't enforce </w:t>
       </w:r>
       <w:r>
         <w:rPr>
           <w:rFonts w:ascii="Consolas" w:hAnsi="Consolas"/>
-          <w:color w:val="1C1E21"/>
           <w:sz w:val="20"/>
         </w:rPr>
         <w:t>ON DELETE CASCADE</w:t>
       </w:r>
       <w:r>
         <w:rPr>
-          <w:color w:val="1C1E21"/>
           <w:sz w:val="22"/>
         </w:rPr>
         <w:t>, so cascade behavior is verified live against the real Postgres, not by the unit suite).</w:t>
@@ -601,45 +554,32 @@
     <w:p>
       <w:r>
         <w:rPr>
-          <w:b/>
-          <w:color w:val="1C1E21"/>
-          <w:sz w:val="22"/>
-        </w:rPr>
-        <w:t>Frontend:</w:t>
-      </w:r>
-      <w:r>
-        <w:rPr>
-          <w:color w:val="1C1E21"/>
-          <w:sz w:val="22"/>
-        </w:rPr>
-        <w:t xml:space="preserve"> Vite + React + TypeScript, TanStack Query for server state, React Router, Tailwind CSS. A hand-written typed fetch client (</w:t>
+          <w:sz w:val="22"/>
+        </w:rPr>
+        <w:t>Frontend: Vite + React + TypeScript, TanStack Query for server state, React Router, Tailwind CSS. A hand-written typed fetch client (</w:t>
       </w:r>
       <w:r>
         <w:rPr>
           <w:rFonts w:ascii="Consolas" w:hAnsi="Consolas"/>
-          <w:color w:val="1C1E21"/>
           <w:sz w:val="20"/>
         </w:rPr>
         <w:t>src/api/client.ts</w:t>
       </w:r>
       <w:r>
         <w:rPr>
-          <w:color w:val="1C1E21"/>
-          <w:sz w:val="22"/>
-        </w:rPr>
-        <w:t xml:space="preserve">, 23 namespaced sub-objects, 62 exported types in </w:t>
+          <w:sz w:val="22"/>
+        </w:rPr>
+        <w:t xml:space="preserve">, 28 namespaced sub-objects, 67 exported types in </w:t>
       </w:r>
       <w:r>
         <w:rPr>
           <w:rFonts w:ascii="Consolas" w:hAnsi="Consolas"/>
-          <w:color w:val="1C1E21"/>
           <w:sz w:val="20"/>
         </w:rPr>
         <w:t>src/api/types.ts</w:t>
       </w:r>
       <w:r>
         <w:rPr>
-          <w:color w:val="1C1E21"/>
           <w:sz w:val="22"/>
         </w:rPr>
         <w:t>) mirrors the backend's Pydantic schemas.</w:t>
@@ -648,45 +588,58 @@
     <w:p>
       <w:r>
         <w:rPr>
-          <w:b/>
-          <w:color w:val="1C1E21"/>
-          <w:sz w:val="22"/>
-        </w:rPr>
-        <w:t>Agent orchestration:</w:t>
-      </w:r>
-      <w:r>
-        <w:rPr>
-          <w:color w:val="1C1E21"/>
-          <w:sz w:val="22"/>
-        </w:rPr>
-        <w:t xml:space="preserve"> LangGraph builds a 31-node directed graph per scan run, with genuine parallel fan-out where checks don't depend on each other (12 nodes off </w:t>
+          <w:sz w:val="22"/>
+        </w:rPr>
+        <w:t xml:space="preserve">Agent orchestration: LangGraph builds a 35-node directed graph per scan run, with genuine parallel fan-out where checks don't depend on each other (11 nodes off </w:t>
       </w:r>
       <w:r>
         <w:rPr>
           <w:rFonts w:ascii="Consolas" w:hAnsi="Consolas"/>
-          <w:color w:val="1C1E21"/>
           <w:sz w:val="20"/>
         </w:rPr>
         <w:t>recon</w:t>
       </w:r>
       <w:r>
         <w:rPr>
-          <w:color w:val="1C1E21"/>
-          <w:sz w:val="22"/>
-        </w:rPr>
-        <w:t xml:space="preserve">, 14 more off </w:t>
+          <w:sz w:val="22"/>
+        </w:rPr>
+        <w:t xml:space="preserve">, 19 more off </w:t>
       </w:r>
       <w:r>
         <w:rPr>
           <w:rFonts w:ascii="Consolas" w:hAnsi="Consolas"/>
-          <w:color w:val="1C1E21"/>
           <w:sz w:val="20"/>
         </w:rPr>
-        <w:t>authenticated_recon</w:t>
-      </w:r>
-      <w:r>
-        <w:rPr>
-          <w:color w:val="1C1E21"/>
+        <w:t>recon_planner</w:t>
+      </w:r>
+      <w:r>
+        <w:rPr>
+          <w:sz w:val="22"/>
+        </w:rPr>
+        <w:t xml:space="preserve">, one of which — </w:t>
+      </w:r>
+      <w:r>
+        <w:rPr>
+          <w:rFonts w:ascii="Consolas" w:hAnsi="Consolas"/>
+          <w:sz w:val="20"/>
+        </w:rPr>
+        <w:t>ai_business_logic_plan</w:t>
+      </w:r>
+      <w:r>
+        <w:rPr>
+          <w:sz w:val="22"/>
+        </w:rPr>
+        <w:t xml:space="preserve"> — itself fans out to </w:t>
+      </w:r>
+      <w:r>
+        <w:rPr>
+          <w:rFonts w:ascii="Consolas" w:hAnsi="Consolas"/>
+          <w:sz w:val="20"/>
+        </w:rPr>
+        <w:t>business_logic</w:t>
+      </w:r>
+      <w:r>
+        <w:rPr>
           <w:sz w:val="22"/>
         </w:rPr>
         <w:t xml:space="preserve">), and explicit sequencing where they do (every authenticated check waits on </w:t>
@@ -694,14 +647,12 @@
       <w:r>
         <w:rPr>
           <w:rFonts w:ascii="Consolas" w:hAnsi="Consolas"/>
-          <w:color w:val="1C1E21"/>
           <w:sz w:val="20"/>
         </w:rPr>
         <w:t>login</w:t>
       </w:r>
       <w:r>
         <w:rPr>
-          <w:color w:val="1C1E21"/>
           <w:sz w:val="22"/>
         </w:rPr>
         <w:t xml:space="preserve"> succeeding). </w:t>
@@ -709,44 +660,25 @@
       <w:r>
         <w:rPr>
           <w:rFonts w:ascii="Consolas" w:hAnsi="Consolas"/>
-          <w:color w:val="1C1E21"/>
           <w:sz w:val="20"/>
         </w:rPr>
         <w:t>chain_analysis</w:t>
       </w:r>
       <w:r>
         <w:rPr>
-          <w:color w:val="1C1E21"/>
-          <w:sz w:val="22"/>
-        </w:rPr>
-        <w:t xml:space="preserve"> is deliberately </w:t>
-      </w:r>
-      <w:r>
-        <w:rPr>
-          <w:i/>
-          <w:color w:val="1C1E21"/>
-          <w:sz w:val="22"/>
-        </w:rPr>
-        <w:t>not</w:t>
-      </w:r>
-      <w:r>
-        <w:rPr>
-          <w:color w:val="1C1E21"/>
-          <w:sz w:val="22"/>
-        </w:rPr>
-        <w:t xml:space="preserve"> a graph node — it runs as a separate step in </w:t>
+          <w:sz w:val="22"/>
+        </w:rPr>
+        <w:t xml:space="preserve"> is deliberately not a graph node — it runs as a separate step in </w:t>
       </w:r>
       <w:r>
         <w:rPr>
           <w:rFonts w:ascii="Consolas" w:hAnsi="Consolas"/>
-          <w:color w:val="1C1E21"/>
           <w:sz w:val="20"/>
         </w:rPr>
         <w:t>runner.py</w:t>
       </w:r>
       <w:r>
         <w:rPr>
-          <w:color w:val="1C1E21"/>
           <w:sz w:val="22"/>
         </w:rPr>
         <w:t xml:space="preserve"> after </w:t>
@@ -754,14 +686,12 @@
       <w:r>
         <w:rPr>
           <w:rFonts w:ascii="Consolas" w:hAnsi="Consolas"/>
-          <w:color w:val="1C1E21"/>
           <w:sz w:val="20"/>
         </w:rPr>
         <w:t>graph.ainvoke()</w:t>
       </w:r>
       <w:r>
         <w:rPr>
-          <w:color w:val="1C1E21"/>
           <w:sz w:val="22"/>
         </w:rPr>
         <w:t xml:space="preserve"> completes, since it needs the full, final set of findings from every other agent as its input.</w:t>
@@ -810,25 +740,9 @@
     <w:p>
       <w:r>
         <w:rPr>
-          <w:color w:val="1C1E21"/>
-          <w:sz w:val="22"/>
-        </w:rPr>
-        <w:t xml:space="preserve">Every engagement is modeled as a hierarchy that mirrors how a real pentest is scoped and re-run over time. This is a simplified view for readability — the full field-level reference for all ~34 models is in </w:t>
-      </w:r>
-      <w:r>
-        <w:rPr>
-          <w:b/>
-          <w:color w:val="1C1E21"/>
-          <w:sz w:val="22"/>
-        </w:rPr>
-        <w:t>Appendix §15</w:t>
-      </w:r>
-      <w:r>
-        <w:rPr>
-          <w:color w:val="1C1E21"/>
-          <w:sz w:val="22"/>
-        </w:rPr>
-        <w:t>.</w:t>
+          <w:sz w:val="22"/>
+        </w:rPr>
+        <w:t>Every engagement is modeled as a hierarchy that mirrors how a real pentest is scoped and re-run over time. This is a simplified view for readability — the full field-level reference for all 36 models is in Appendix §15.</w:t>
       </w:r>
     </w:p>
     <w:p>
@@ -838,7 +752,7 @@
       <w:r>
         <w:drawing>
           <wp:inline xmlns:a="http://schemas.openxmlformats.org/drawingml/2006/main" xmlns:pic="http://schemas.openxmlformats.org/drawingml/2006/picture">
-            <wp:extent cx="5760720" cy="3291840"/>
+            <wp:extent cx="5760720" cy="3005274"/>
             <wp:docPr id="2" name="Picture 2"/>
             <wp:cNvGraphicFramePr>
               <a:graphicFrameLocks noChangeAspect="1"/>
@@ -859,7 +773,7 @@
                   <pic:spPr>
                     <a:xfrm>
                       <a:off x="0" y="0"/>
-                      <a:ext cx="5760720" cy="3291840"/>
+                      <a:ext cx="5760720" cy="3005274"/>
                     </a:xfrm>
                     <a:prstGeom prst="rect"/>
                   </pic:spPr>
@@ -1458,6 +1372,237 @@
     </w:p>
     <w:p>
       <w:pPr>
+        <w:pStyle w:val="ListBullet"/>
+      </w:pPr>
+      <w:r>
+        <w:rPr>
+          <w:rFonts w:ascii="Consolas" w:hAnsi="Consolas"/>
+          <w:sz w:val="20"/>
+        </w:rPr>
+        <w:t>CredentialSet.extra_headers</w:t>
+      </w:r>
+      <w:r>
+        <w:rPr>
+          <w:sz w:val="22"/>
+        </w:rPr>
+        <w:t xml:space="preserve"> — static headers forced onto every request for that credential, the header-shaped equivalent of the pre-existing </w:t>
+      </w:r>
+      <w:r>
+        <w:rPr>
+          <w:rFonts w:ascii="Consolas" w:hAnsi="Consolas"/>
+          <w:sz w:val="20"/>
+        </w:rPr>
+        <w:t>extra_cookies</w:t>
+      </w:r>
+      <w:r>
+        <w:rPr>
+          <w:sz w:val="22"/>
+        </w:rPr>
+        <w:t xml:space="preserve"> (used e.g. to pin DVWA's </w:t>
+      </w:r>
+      <w:r>
+        <w:rPr>
+          <w:rFonts w:ascii="Consolas" w:hAnsi="Consolas"/>
+          <w:sz w:val="20"/>
+        </w:rPr>
+        <w:t>security</w:t>
+      </w:r>
+      <w:r>
+        <w:rPr>
+          <w:sz w:val="22"/>
+        </w:rPr>
+        <w:t xml:space="preserve"> difficulty cookie). Real, concrete motivation: an imported Postman/API collection often authenticates via a custom header (</w:t>
+      </w:r>
+      <w:r>
+        <w:rPr>
+          <w:rFonts w:ascii="Consolas" w:hAnsi="Consolas"/>
+          <w:sz w:val="20"/>
+        </w:rPr>
+        <w:t>X-API-Key</w:t>
+      </w:r>
+      <w:r>
+        <w:rPr>
+          <w:sz w:val="22"/>
+        </w:rPr>
+        <w:t xml:space="preserve"> and similar) rather than a bearer token, and </w:t>
+      </w:r>
+      <w:r>
+        <w:rPr>
+          <w:rFonts w:ascii="Consolas" w:hAnsi="Consolas"/>
+          <w:sz w:val="20"/>
+        </w:rPr>
+        <w:t>credential_type="api_token"</w:t>
+      </w:r>
+      <w:r>
+        <w:rPr>
+          <w:sz w:val="22"/>
+        </w:rPr>
+        <w:t xml:space="preserve"> could previously only ever produce a literal </w:t>
+      </w:r>
+      <w:r>
+        <w:rPr>
+          <w:rFonts w:ascii="Consolas" w:hAnsi="Consolas"/>
+          <w:sz w:val="20"/>
+        </w:rPr>
+        <w:t>Authorization: Bearer &lt;token&gt;</w:t>
+      </w:r>
+      <w:r>
+        <w:rPr>
+          <w:sz w:val="22"/>
+        </w:rPr>
+        <w:t xml:space="preserve"> header. </w:t>
+      </w:r>
+      <w:r>
+        <w:rPr>
+          <w:rFonts w:ascii="Consolas" w:hAnsi="Consolas"/>
+          <w:sz w:val="20"/>
+        </w:rPr>
+        <w:t>extra_headers</w:t>
+      </w:r>
+      <w:r>
+        <w:rPr>
+          <w:sz w:val="22"/>
+        </w:rPr>
+        <w:t xml:space="preserve"> applies on top of any credential type — </w:t>
+      </w:r>
+      <w:r>
+        <w:rPr>
+          <w:rFonts w:ascii="Consolas" w:hAnsi="Consolas"/>
+          <w:sz w:val="20"/>
+        </w:rPr>
+        <w:t>api_token</w:t>
+      </w:r>
+      <w:r>
+        <w:rPr>
+          <w:sz w:val="22"/>
+        </w:rPr>
+        <w:t>, form-login, or a recorded macro — so a custom header can also be layered onto a real login flow rather than only replacing it.</w:t>
+      </w:r>
+    </w:p>
+    <w:p>
+      <w:pPr>
+        <w:pStyle w:val="ListBullet"/>
+      </w:pPr>
+      <w:r>
+        <w:rPr>
+          <w:rFonts w:ascii="Consolas" w:hAnsi="Consolas"/>
+          <w:sz w:val="20"/>
+        </w:rPr>
+        <w:t>ChatbotTarget</w:t>
+      </w:r>
+      <w:r>
+        <w:rPr>
+          <w:sz w:val="22"/>
+        </w:rPr>
+        <w:t xml:space="preserve"> / </w:t>
+      </w:r>
+      <w:r>
+        <w:rPr>
+          <w:rFonts w:ascii="Consolas" w:hAnsi="Consolas"/>
+          <w:sz w:val="20"/>
+        </w:rPr>
+        <w:t>ChatbotAgencyProbe</w:t>
+      </w:r>
+      <w:r>
+        <w:rPr>
+          <w:sz w:val="22"/>
+        </w:rPr>
+        <w:t xml:space="preserve"> — analyst-configured conversational endpoints for the LLM/Chatbot Pentest capability (§7): </w:t>
+      </w:r>
+      <w:r>
+        <w:rPr>
+          <w:rFonts w:ascii="Consolas" w:hAnsi="Consolas"/>
+          <w:sz w:val="20"/>
+        </w:rPr>
+        <w:t>ChatbotTarget</w:t>
+      </w:r>
+      <w:r>
+        <w:rPr>
+          <w:sz w:val="22"/>
+        </w:rPr>
+        <w:t xml:space="preserve"> records how to talk to a chat API (</w:t>
+      </w:r>
+      <w:r>
+        <w:rPr>
+          <w:rFonts w:ascii="Consolas" w:hAnsi="Consolas"/>
+          <w:sz w:val="20"/>
+        </w:rPr>
+        <w:t>endpoint_url</w:t>
+      </w:r>
+      <w:r>
+        <w:rPr>
+          <w:sz w:val="22"/>
+        </w:rPr>
+        <w:t xml:space="preserve">, </w:t>
+      </w:r>
+      <w:r>
+        <w:rPr>
+          <w:rFonts w:ascii="Consolas" w:hAnsi="Consolas"/>
+          <w:sz w:val="20"/>
+        </w:rPr>
+        <w:t>http_method</w:t>
+      </w:r>
+      <w:r>
+        <w:rPr>
+          <w:sz w:val="22"/>
+        </w:rPr>
+        <w:t xml:space="preserve">, a </w:t>
+      </w:r>
+      <w:r>
+        <w:rPr>
+          <w:rFonts w:ascii="Consolas" w:hAnsi="Consolas"/>
+          <w:sz w:val="20"/>
+        </w:rPr>
+        <w:t>request_body_template</w:t>
+      </w:r>
+      <w:r>
+        <w:rPr>
+          <w:sz w:val="22"/>
+        </w:rPr>
+        <w:t xml:space="preserve"> with a literal </w:t>
+      </w:r>
+      <w:r>
+        <w:rPr>
+          <w:rFonts w:ascii="Consolas" w:hAnsi="Consolas"/>
+          <w:sz w:val="20"/>
+        </w:rPr>
+        <w:t>{message}</w:t>
+      </w:r>
+      <w:r>
+        <w:rPr>
+          <w:sz w:val="22"/>
+        </w:rPr>
+        <w:t xml:space="preserve"> placeholder, and where to read the reply text out of the JSON response), optionally with one or more </w:t>
+      </w:r>
+      <w:r>
+        <w:rPr>
+          <w:rFonts w:ascii="Consolas" w:hAnsi="Consolas"/>
+          <w:sz w:val="20"/>
+        </w:rPr>
+        <w:t>ChatbotAgencyProbe</w:t>
+      </w:r>
+      <w:r>
+        <w:rPr>
+          <w:sz w:val="22"/>
+        </w:rPr>
+        <w:t xml:space="preserve"> rows — one per analyst-declared forbidden action (e.g. "Process a refund without a valid order ID"), the same "row per testable thing, FK to its parent, created_by for audit" shape </w:t>
+      </w:r>
+      <w:r>
+        <w:rPr>
+          <w:rFonts w:ascii="Consolas" w:hAnsi="Consolas"/>
+          <w:sz w:val="20"/>
+        </w:rPr>
+        <w:t>BusinessRule</w:t>
+      </w:r>
+      <w:r>
+        <w:rPr>
+          <w:sz w:val="22"/>
+        </w:rPr>
+        <w:t xml:space="preserve"> itself uses.</w:t>
+      </w:r>
+    </w:p>
+    <w:p>
+      <w:pPr>
         <w:pStyle w:val="Heading2"/>
       </w:pPr>
       <w:r>
@@ -1469,7 +1614,10 @@
         <w:pStyle w:val="Heading3"/>
       </w:pPr>
       <w:r>
-        <w:t>5.1 Scan lifecycle — the real, verified 31-node DAG</w:t>
+        <w:rPr>
+          <w:sz w:val="22"/>
+        </w:rPr>
+        <w:t>5.1 Scan lifecycle — the real, verified 35-node DAG</w:t>
       </w:r>
     </w:p>
     <w:p>
@@ -1479,7 +1627,7 @@
       <w:r>
         <w:drawing>
           <wp:inline xmlns:a="http://schemas.openxmlformats.org/drawingml/2006/main" xmlns:pic="http://schemas.openxmlformats.org/drawingml/2006/picture">
-            <wp:extent cx="5760720" cy="5305153"/>
+            <wp:extent cx="5760720" cy="5981156"/>
             <wp:docPr id="3" name="Picture 3"/>
             <wp:cNvGraphicFramePr>
               <a:graphicFrameLocks noChangeAspect="1"/>
@@ -1500,7 +1648,7 @@
                   <pic:spPr>
                     <a:xfrm>
                       <a:off x="0" y="0"/>
-                      <a:ext cx="5760720" cy="5305153"/>
+                      <a:ext cx="5760720" cy="5981156"/>
                     </a:xfrm>
                     <a:prstGeom prst="rect"/>
                   </pic:spPr>
@@ -1515,37 +1663,19 @@
     <w:p>
       <w:r>
         <w:rPr>
-          <w:color w:val="1C1E21"/>
-          <w:sz w:val="22"/>
-        </w:rPr>
-        <w:t xml:space="preserve">There are genuinely </w:t>
-      </w:r>
-      <w:r>
-        <w:rPr>
-          <w:b/>
-          <w:color w:val="1C1E21"/>
-          <w:sz w:val="22"/>
-        </w:rPr>
-        <w:t>no conditional edges anywhere in this graph</w:t>
-      </w:r>
-      <w:r>
-        <w:rPr>
-          <w:color w:val="1C1E21"/>
-          <w:sz w:val="22"/>
-        </w:rPr>
-        <w:t xml:space="preserve"> — </w:t>
+          <w:sz w:val="22"/>
+        </w:rPr>
+        <w:t xml:space="preserve">There are genuinely no conditional edges anywhere in this graph — </w:t>
       </w:r>
       <w:r>
         <w:rPr>
           <w:rFonts w:ascii="Consolas" w:hAnsi="Consolas"/>
-          <w:color w:val="1C1E21"/>
           <w:sz w:val="20"/>
         </w:rPr>
         <w:t>add_conditional_edges</w:t>
       </w:r>
       <w:r>
         <w:rPr>
-          <w:color w:val="1C1E21"/>
           <w:sz w:val="22"/>
         </w:rPr>
         <w:t xml:space="preserve"> is never called. Every node listed always runs. Recon deliberately runs twice: once unauthenticated (all a purely anonymous visitor would ever see — usually just a login form), and once fully authenticated after </w:t>
@@ -1553,14 +1683,12 @@
       <w:r>
         <w:rPr>
           <w:rFonts w:ascii="Consolas" w:hAnsi="Consolas"/>
-          <w:color w:val="1C1E21"/>
           <w:sz w:val="20"/>
         </w:rPr>
         <w:t>login</w:t>
       </w:r>
       <w:r>
         <w:rPr>
-          <w:color w:val="1C1E21"/>
           <w:sz w:val="22"/>
         </w:rPr>
         <w:t xml:space="preserve"> succeeds. This was a real, live-found gap during development — a pre-login-only crawl against DVWA discovered exactly one form (the login form itself), leaving every other agent with nothing to test. </w:t>
@@ -1568,44 +1696,64 @@
       <w:r>
         <w:rPr>
           <w:rFonts w:ascii="Consolas" w:hAnsi="Consolas"/>
-          <w:color w:val="1C1E21"/>
           <w:sz w:val="20"/>
         </w:rPr>
+        <w:t>clickjacking</w:t>
+      </w:r>
+      <w:r>
+        <w:rPr>
+          <w:sz w:val="22"/>
+        </w:rPr>
+        <w:t xml:space="preserve"> fans out from </w:t>
+      </w:r>
+      <w:r>
+        <w:rPr>
+          <w:rFonts w:ascii="Consolas" w:hAnsi="Consolas"/>
+          <w:sz w:val="20"/>
+        </w:rPr>
         <w:t>recon_planner</w:t>
       </w:r>
       <w:r>
         <w:rPr>
-          <w:color w:val="1C1E21"/>
-          <w:sz w:val="22"/>
-        </w:rPr>
-        <w:t xml:space="preserve"> and </w:t>
+          <w:sz w:val="22"/>
+        </w:rPr>
+        <w:t xml:space="preserve">, not </w:t>
       </w:r>
       <w:r>
         <w:rPr>
           <w:rFonts w:ascii="Consolas" w:hAnsi="Consolas"/>
-          <w:color w:val="1C1E21"/>
           <w:sz w:val="20"/>
         </w:rPr>
-        <w:t>ai_business_logic_plan</w:t>
-      </w:r>
-      <w:r>
-        <w:rPr>
-          <w:color w:val="1C1E21"/>
-          <w:sz w:val="22"/>
-        </w:rPr>
-        <w:t xml:space="preserve"> are later additions to the original 24-node graph, both following the same propose-then-verify discipline as everything else in §5.3 — an AI suggestion is worth nothing here until something deterministic confirms it. The newest four nodes — </w:t>
+        <w:t>recon</w:t>
+      </w:r>
+      <w:r>
+        <w:rPr>
+          <w:sz w:val="22"/>
+        </w:rPr>
+        <w:t xml:space="preserve"> — it needs both the authenticated crawl's real endpoint list and a populated </w:t>
       </w:r>
       <w:r>
         <w:rPr>
           <w:rFonts w:ascii="Consolas" w:hAnsi="Consolas"/>
-          <w:color w:val="1C1E21"/>
           <w:sz w:val="20"/>
         </w:rPr>
+        <w:t>sessions</w:t>
+      </w:r>
+      <w:r>
+        <w:rPr>
+          <w:sz w:val="22"/>
+        </w:rPr>
+        <w:t xml:space="preserve"> dict. Four nodes — </w:t>
+      </w:r>
+      <w:r>
+        <w:rPr>
+          <w:rFonts w:ascii="Consolas" w:hAnsi="Consolas"/>
+          <w:sz w:val="20"/>
+        </w:rPr>
         <w:t>weak_password_policy</w:t>
       </w:r>
       <w:r>
         <w:rPr>
-          <w:color w:val="1C1E21"/>
           <w:sz w:val="22"/>
         </w:rPr>
         <w:t xml:space="preserve">, </w:t>
@@ -1613,14 +1761,12 @@
       <w:r>
         <w:rPr>
           <w:rFonts w:ascii="Consolas" w:hAnsi="Consolas"/>
-          <w:color w:val="1C1E21"/>
           <w:sz w:val="20"/>
         </w:rPr>
         <w:t>csv_injection</w:t>
       </w:r>
       <w:r>
         <w:rPr>
-          <w:color w:val="1C1E21"/>
           <w:sz w:val="22"/>
         </w:rPr>
         <w:t xml:space="preserve">, </w:t>
@@ -1628,14 +1774,12 @@
       <w:r>
         <w:rPr>
           <w:rFonts w:ascii="Consolas" w:hAnsi="Consolas"/>
-          <w:color w:val="1C1E21"/>
           <w:sz w:val="20"/>
         </w:rPr>
         <w:t>session_invalidation</w:t>
       </w:r>
       <w:r>
         <w:rPr>
-          <w:color w:val="1C1E21"/>
           <w:sz w:val="22"/>
         </w:rPr>
         <w:t xml:space="preserve">, </w:t>
@@ -1643,29 +1787,90 @@
       <w:r>
         <w:rPr>
           <w:rFonts w:ascii="Consolas" w:hAnsi="Consolas"/>
-          <w:color w:val="1C1E21"/>
           <w:sz w:val="20"/>
         </w:rPr>
         <w:t>vulnerable_components</w:t>
       </w:r>
       <w:r>
         <w:rPr>
-          <w:color w:val="1C1E21"/>
-          <w:sz w:val="22"/>
-        </w:rPr>
-        <w:t xml:space="preserve"> — were ported from a sibling DAST project and mapped onto this same architecture (deterministic detector → LLM triage → deterministic re-execution → adversarial validation, no LLM-only confirmation for any of them); see §7 for what each one actually checks. </w:t>
+          <w:sz w:val="22"/>
+        </w:rPr>
+        <w:t xml:space="preserve"> — were ported from a sibling DAST project (deterministic detector → LLM triage → deterministic re-execution → adversarial validation, no LLM-only confirmation for any of them); three more — </w:t>
       </w:r>
       <w:r>
         <w:rPr>
           <w:rFonts w:ascii="Consolas" w:hAnsi="Consolas"/>
-          <w:color w:val="1C1E21"/>
           <w:sz w:val="20"/>
         </w:rPr>
+        <w:t>csp_bypass</w:t>
+      </w:r>
+      <w:r>
+        <w:rPr>
+          <w:sz w:val="22"/>
+        </w:rPr>
+        <w:t xml:space="preserve">, </w:t>
+      </w:r>
+      <w:r>
+        <w:rPr>
+          <w:rFonts w:ascii="Consolas" w:hAnsi="Consolas"/>
+          <w:sz w:val="20"/>
+        </w:rPr>
+        <w:t>api_version</w:t>
+      </w:r>
+      <w:r>
+        <w:rPr>
+          <w:sz w:val="22"/>
+        </w:rPr>
+        <w:t xml:space="preserve">, </w:t>
+      </w:r>
+      <w:r>
+        <w:rPr>
+          <w:rFonts w:ascii="Consolas" w:hAnsi="Consolas"/>
+          <w:sz w:val="20"/>
+        </w:rPr>
+        <w:t>open_redirect</w:t>
+      </w:r>
+      <w:r>
+        <w:rPr>
+          <w:sz w:val="22"/>
+        </w:rPr>
+        <w:t xml:space="preserve"> — are single-check nodes following that same discipline. The newest node, </w:t>
+      </w:r>
+      <w:r>
+        <w:rPr>
+          <w:rFonts w:ascii="Consolas" w:hAnsi="Consolas"/>
+          <w:sz w:val="20"/>
+        </w:rPr>
+        <w:t>chatbot_injection</w:t>
+      </w:r>
+      <w:r>
+        <w:rPr>
+          <w:sz w:val="22"/>
+        </w:rPr>
+        <w:t xml:space="preserve">, is the sole node for the entire Chatbot/LLM Pentest capability (§7) — all 5 of its checks live as methods on one </w:t>
+      </w:r>
+      <w:r>
+        <w:rPr>
+          <w:rFonts w:ascii="Consolas" w:hAnsi="Consolas"/>
+          <w:sz w:val="20"/>
+        </w:rPr>
+        <w:t>ChatbotInjectionAgent.run()</w:t>
+      </w:r>
+      <w:r>
+        <w:rPr>
+          <w:sz w:val="22"/>
+        </w:rPr>
+        <w:t xml:space="preserve"> rather than one node per check. See §7 for what each one actually checks. </w:t>
+      </w:r>
+      <w:r>
+        <w:rPr>
+          <w:rFonts w:ascii="Consolas" w:hAnsi="Consolas"/>
+          <w:sz w:val="20"/>
+        </w:rPr>
         <w:t>chain_analysis</w:t>
       </w:r>
       <w:r>
         <w:rPr>
-          <w:color w:val="1C1E21"/>
           <w:sz w:val="22"/>
         </w:rPr>
         <w:t xml:space="preserve"> runs outside the graph proper (not a </w:t>
@@ -1673,14 +1878,12 @@
       <w:r>
         <w:rPr>
           <w:rFonts w:ascii="Consolas" w:hAnsi="Consolas"/>
-          <w:color w:val="1C1E21"/>
           <w:sz w:val="20"/>
         </w:rPr>
         <w:t>graph.add_node</w:t>
       </w:r>
       <w:r>
         <w:rPr>
-          <w:color w:val="1C1E21"/>
           <w:sz w:val="22"/>
         </w:rPr>
         <w:t xml:space="preserve"> call, called directly by </w:t>
@@ -1688,14 +1891,12 @@
       <w:r>
         <w:rPr>
           <w:rFonts w:ascii="Consolas" w:hAnsi="Consolas"/>
-          <w:color w:val="1C1E21"/>
           <w:sz w:val="20"/>
         </w:rPr>
         <w:t>runner.py</w:t>
       </w:r>
       <w:r>
         <w:rPr>
-          <w:color w:val="1C1E21"/>
           <w:sz w:val="22"/>
         </w:rPr>
         <w:t xml:space="preserve"> after </w:t>
@@ -1703,17 +1904,15 @@
       <w:r>
         <w:rPr>
           <w:rFonts w:ascii="Consolas" w:hAnsi="Consolas"/>
-          <w:color w:val="1C1E21"/>
           <w:sz w:val="20"/>
         </w:rPr>
         <w:t>graph.ainvoke()</w:t>
       </w:r>
       <w:r>
         <w:rPr>
-          <w:color w:val="1C1E21"/>
-          <w:sz w:val="22"/>
-        </w:rPr>
-        <w:t xml:space="preserve"> returns), so it's not counted in the 31.</w:t>
+          <w:sz w:val="22"/>
+        </w:rPr>
+        <w:t xml:space="preserve"> returns), so it's not counted in the 35.</w:t>
       </w:r>
     </w:p>
     <w:p>
@@ -2003,7 +2202,23 @@
         <w:pStyle w:val="Heading3"/>
       </w:pPr>
       <w:r>
-        <w:t>5.2 What's in `app/agents/` beyond the 31 graph nodes</w:t>
+        <w:rPr>
+          <w:sz w:val="22"/>
+        </w:rPr>
+        <w:t xml:space="preserve">5.2 What's in </w:t>
+      </w:r>
+      <w:r>
+        <w:rPr>
+          <w:rFonts w:ascii="Consolas" w:hAnsi="Consolas"/>
+          <w:sz w:val="20"/>
+        </w:rPr>
+        <w:t>app/agents/</w:t>
+      </w:r>
+      <w:r>
+        <w:rPr>
+          <w:sz w:val="22"/>
+        </w:rPr>
+        <w:t xml:space="preserve"> beyond the 35 graph nodes</w:t>
       </w:r>
     </w:p>
     <w:p>
@@ -2268,19 +2483,19 @@
             <w:tcW w:type="dxa" w:w="4320"/>
           </w:tcPr>
           <w:p>
-            <w:r>
-              <w:rPr>
-                <w:rFonts w:ascii="Consolas" w:hAnsi="Consolas"/>
-                <w:color w:val="8A2BE2"/>
-                <w:sz w:val="16"/>
+            <w:r/>
+            <w:r>
+              <w:rPr>
+                <w:rFonts w:ascii="Consolas" w:hAnsi="Consolas"/>
+                <w:sz w:val="20"/>
               </w:rPr>
               <w:t>build_graph()</w:t>
             </w:r>
             <w:r>
               <w:rPr>
-                <w:sz w:val="18"/>
-              </w:rPr>
-              <w:t xml:space="preserve"> — wires the 31-node LangGraph DAG itself; the only file that knows the full node/edge topology</w:t>
+                <w:sz w:val="22"/>
+              </w:rPr>
+              <w:t xml:space="preserve"> — wires the 35-node LangGraph DAG itself; the only file that knows the full node/edge topology</w:t>
             </w:r>
           </w:p>
         </w:tc>
@@ -4818,37 +5033,19 @@
     <w:p>
       <w:r>
         <w:rPr>
-          <w:color w:val="1C1E21"/>
-          <w:sz w:val="22"/>
-        </w:rPr>
-        <w:t xml:space="preserve">Coverage maps to the OWASP Top 10 (2025) and the PortSwigger Web Security Academy topic list. The full, exact list of every check ID, its severity, and its CWE is in </w:t>
-      </w:r>
-      <w:r>
-        <w:rPr>
-          <w:b/>
-          <w:color w:val="1C1E21"/>
-          <w:sz w:val="22"/>
-        </w:rPr>
-        <w:t>Appendix §17</w:t>
-      </w:r>
-      <w:r>
-        <w:rPr>
-          <w:color w:val="1C1E21"/>
-          <w:sz w:val="22"/>
-        </w:rPr>
-        <w:t xml:space="preserve"> (39 YAML-defined checks across 18 catalog files, plus a further ~13 dynamically-generated check IDs emitted directly by agent code for parameterized findings like </w:t>
+          <w:sz w:val="22"/>
+        </w:rPr>
+        <w:t xml:space="preserve">Coverage maps to the OWASP Top 10 (2025), the OWASP Top 10 for LLM Applications (2026), the OWASP Agentic Security Initiative Top 10 (2026), and the PortSwigger Web Security Academy topic list. The full, exact list of every check ID, its severity, and its CWE is in Appendix §17 (47 YAML-defined checks across 22 catalog files, plus a further ~13 dynamically-generated check IDs emitted directly by agent code for parameterized findings like </w:t>
       </w:r>
       <w:r>
         <w:rPr>
           <w:rFonts w:ascii="Consolas" w:hAnsi="Consolas"/>
-          <w:color w:val="1C1E21"/>
           <w:sz w:val="20"/>
         </w:rPr>
         <w:t>sqli-error</w:t>
       </w:r>
       <w:r>
         <w:rPr>
-          <w:color w:val="1C1E21"/>
           <w:sz w:val="22"/>
         </w:rPr>
         <w:t xml:space="preserve"> / </w:t>
@@ -4856,14 +5053,12 @@
       <w:r>
         <w:rPr>
           <w:rFonts w:ascii="Consolas" w:hAnsi="Consolas"/>
-          <w:color w:val="1C1E21"/>
           <w:sz w:val="20"/>
         </w:rPr>
         <w:t>access-control-{comparison_type}</w:t>
       </w:r>
       <w:r>
         <w:rPr>
-          <w:color w:val="1C1E21"/>
           <w:sz w:val="22"/>
         </w:rPr>
         <w:t>). By category:</w:t>
@@ -5215,10 +5410,13 @@
     </w:p>
     <w:p>
       <w:pPr>
-        <w:pStyle w:val="Heading2"/>
+        <w:pStyle w:val="ListBullet"/>
       </w:pPr>
       <w:r>
-        <w:t>8. Retest, Rescan &amp; Attack Chain Analysis</w:t>
+        <w:rPr>
+          <w:sz w:val="22"/>
+        </w:rPr>
+        <w:t>API-specific — deprecated API version excessive data exposure (an older, still-live version of an endpoint returning fields a current version has since restricted), open redirect</w:t>
       </w:r>
     </w:p>
     <w:p>
@@ -5227,86 +5425,9 @@
       </w:pPr>
       <w:r>
         <w:rPr>
-          <w:b/>
-          <w:sz w:val="22"/>
-        </w:rPr>
-        <w:t>Rescan</w:t>
-      </w:r>
-      <w:r>
-        <w:rPr>
-          <w:sz w:val="22"/>
-        </w:rPr>
-        <w:t xml:space="preserve"> (</w:t>
-      </w:r>
-      <w:r>
-        <w:rPr>
-          <w:rFonts w:ascii="Consolas" w:hAnsi="Consolas"/>
-          <w:color w:val="8A2BE2"/>
-          <w:sz w:val="20"/>
-        </w:rPr>
-        <w:t>retest.py</w:t>
-      </w:r>
-      <w:r>
-        <w:rPr>
-          <w:sz w:val="22"/>
-        </w:rPr>
-        <w:t xml:space="preserve">) — a full re-run of every agent against the current state of the target, diffed against the prior run: new findings, </w:t>
-      </w:r>
-      <w:r>
-        <w:rPr>
-          <w:rFonts w:ascii="Consolas" w:hAnsi="Consolas"/>
-          <w:color w:val="8A2BE2"/>
-          <w:sz w:val="20"/>
-        </w:rPr>
-        <w:t>still_open</w:t>
-      </w:r>
-      <w:r>
-        <w:rPr>
-          <w:sz w:val="22"/>
-        </w:rPr>
-        <w:t xml:space="preserve">, and </w:t>
-      </w:r>
-      <w:r>
-        <w:rPr>
-          <w:rFonts w:ascii="Consolas" w:hAnsi="Consolas"/>
-          <w:color w:val="8A2BE2"/>
-          <w:sz w:val="20"/>
-        </w:rPr>
-        <w:t>fixed</w:t>
-      </w:r>
-      <w:r>
-        <w:rPr>
-          <w:sz w:val="22"/>
-        </w:rPr>
-        <w:t xml:space="preserve">. A human's prior </w:t>
-      </w:r>
-      <w:r>
-        <w:rPr>
-          <w:rFonts w:ascii="Consolas" w:hAnsi="Consolas"/>
-          <w:color w:val="8A2BE2"/>
-          <w:sz w:val="20"/>
-        </w:rPr>
-        <w:t>risk_accepted</w:t>
-      </w:r>
-      <w:r>
-        <w:rPr>
-          <w:sz w:val="22"/>
-        </w:rPr>
-        <w:t xml:space="preserve">/ </w:t>
-      </w:r>
-      <w:r>
-        <w:rPr>
-          <w:rFonts w:ascii="Consolas" w:hAnsi="Consolas"/>
-          <w:color w:val="8A2BE2"/>
-          <w:sz w:val="20"/>
-        </w:rPr>
-        <w:t>false_positive_after_review</w:t>
-      </w:r>
-      <w:r>
-        <w:rPr>
-          <w:sz w:val="22"/>
-        </w:rPr>
-        <w:t xml:space="preserve"> decision is never silently overridden.</w:t>
+          <w:sz w:val="22"/>
+        </w:rPr>
+        <w:t>CSP bypass — a JSONP callback endpoint reachable under an allow-listed script-src host, defeating an otherwise-correct CSP</w:t>
       </w:r>
     </w:p>
     <w:p>
@@ -5315,44 +5436,134 @@
       </w:pPr>
       <w:r>
         <w:rPr>
-          <w:b/>
-          <w:sz w:val="22"/>
-        </w:rPr>
-        <w:t>Retest</w:t>
-      </w:r>
-      <w:r>
-        <w:rPr>
-          <w:sz w:val="22"/>
-        </w:rPr>
-        <w:t xml:space="preserve"> (</w:t>
+          <w:sz w:val="22"/>
+        </w:rPr>
+        <w:t xml:space="preserve">LLM / Chatbot Pentest — a wholly new capability, covering a conversational endpoint the crawler can't discover on its own (an analyst-configured </w:t>
       </w:r>
       <w:r>
         <w:rPr>
           <w:rFonts w:ascii="Consolas" w:hAnsi="Consolas"/>
-          <w:color w:val="8A2BE2"/>
           <w:sz w:val="20"/>
         </w:rPr>
-        <w:t>retest_registry.py</w:t>
-      </w:r>
-      <w:r>
-        <w:rPr>
-          <w:sz w:val="22"/>
-        </w:rPr>
-        <w:t xml:space="preserve">, </w:t>
+        <w:t>ChatbotTarget</w:t>
+      </w:r>
+      <w:r>
+        <w:rPr>
+          <w:sz w:val="22"/>
+        </w:rPr>
+        <w:t>, §4), checked by one agent (</w:t>
       </w:r>
       <w:r>
         <w:rPr>
           <w:rFonts w:ascii="Consolas" w:hAnsi="Consolas"/>
-          <w:color w:val="8A2BE2"/>
           <w:sz w:val="20"/>
         </w:rPr>
-        <w:t>POST /findings/{id}/retest</w:t>
-      </w:r>
-      <w:r>
-        <w:rPr>
-          <w:sz w:val="22"/>
-        </w:rPr>
-        <w:t>) — a targeted, single-finding re-verification that deliberately reuses each check's own original detection logic (including its "private" helper functions) so a retest can never drift from the exact logic that earned the finding its original confirmation.</w:t>
+        <w:t>ChatbotInjectionAgent</w:t>
+      </w:r>
+      <w:r>
+        <w:rPr>
+          <w:sz w:val="22"/>
+        </w:rPr>
+        <w:t>) against the OWASP LLM Top 10 2026 and Agentic Top 10 2026: LLM01 Prompt Injection (</w:t>
+      </w:r>
+      <w:r>
+        <w:rPr>
+          <w:rFonts w:ascii="Consolas" w:hAnsi="Consolas"/>
+          <w:sz w:val="20"/>
+        </w:rPr>
+        <w:t>chatbot-prompt-injection-direct</w:t>
+      </w:r>
+      <w:r>
+        <w:rPr>
+          <w:sz w:val="22"/>
+        </w:rPr>
+        <w:t>, deterministic marker-echo), LLM08 Hidden Context Exposure (</w:t>
+      </w:r>
+      <w:r>
+        <w:rPr>
+          <w:rFonts w:ascii="Consolas" w:hAnsi="Consolas"/>
+          <w:sz w:val="20"/>
+        </w:rPr>
+        <w:t>chatbot-system-prompt-extraction</w:t>
+      </w:r>
+      <w:r>
+        <w:rPr>
+          <w:sz w:val="22"/>
+        </w:rPr>
+        <w:t xml:space="preserve">, AI-triage + adversarial validation, the same two-pass pipeline </w:t>
+      </w:r>
+      <w:r>
+        <w:rPr>
+          <w:rFonts w:ascii="Consolas" w:hAnsi="Consolas"/>
+          <w:sz w:val="20"/>
+        </w:rPr>
+        <w:t>access_control.py</w:t>
+      </w:r>
+      <w:r>
+        <w:rPr>
+          <w:sz w:val="22"/>
+        </w:rPr>
+        <w:t xml:space="preserve"> uses), LLM10 Improper Output Handling (</w:t>
+      </w:r>
+      <w:r>
+        <w:rPr>
+          <w:rFonts w:ascii="Consolas" w:hAnsi="Consolas"/>
+          <w:sz w:val="20"/>
+        </w:rPr>
+        <w:t>chatbot-improper-output-handling</w:t>
+      </w:r>
+      <w:r>
+        <w:rPr>
+          <w:sz w:val="22"/>
+        </w:rPr>
+        <w:t>, deterministic unescaped-marker reflection — the JSON-API equivalent of reflected XSS), LLM03 Excessive Agency (</w:t>
+      </w:r>
+      <w:r>
+        <w:rPr>
+          <w:rFonts w:ascii="Consolas" w:hAnsi="Consolas"/>
+          <w:sz w:val="20"/>
+        </w:rPr>
+        <w:t>chatbot-excessive-agency</w:t>
+      </w:r>
+      <w:r>
+        <w:rPr>
+          <w:sz w:val="22"/>
+        </w:rPr>
+        <w:t xml:space="preserve">, AI-judged against analyst-declared </w:t>
+      </w:r>
+      <w:r>
+        <w:rPr>
+          <w:rFonts w:ascii="Consolas" w:hAnsi="Consolas"/>
+          <w:sz w:val="20"/>
+        </w:rPr>
+        <w:t>ChatbotAgencyProbe</w:t>
+      </w:r>
+      <w:r>
+        <w:rPr>
+          <w:sz w:val="22"/>
+        </w:rPr>
+        <w:t xml:space="preserve"> rows), and ASI05 Unexpected Code Execution (</w:t>
+      </w:r>
+      <w:r>
+        <w:rPr>
+          <w:rFonts w:ascii="Consolas" w:hAnsi="Consolas"/>
+          <w:sz w:val="20"/>
+        </w:rPr>
+        <w:t>chatbot-unexpected-code-execution</w:t>
+      </w:r>
+      <w:r>
+        <w:rPr>
+          <w:sz w:val="22"/>
+        </w:rPr>
+        <w:t>, AI-judged: asks the bot to run attacker-supplied code and checks whether the reply claims to have executed it — Verdikt never executes anything itself). Deliberately deferred, with reasons on record: ASI02 Tool Misuse (the "unauthorized purpose" half is already LLM03 under a different name; the "malicious arguments to a real tool call" half needs tool/function-manifest introspection Verdikt doesn't have yet) and indirect injection via RAG-corpus poisoning (no safe, generic way to plant content into an arbitrary target's retrieval corpus).</w:t>
+      </w:r>
+    </w:p>
+    <w:p>
+      <w:pPr>
+        <w:pStyle w:val="Heading2"/>
+      </w:pPr>
+      <w:r>
+        <w:t>8. Retest, Rescan &amp; Attack Chain Analysis</w:t>
       </w:r>
     </w:p>
     <w:p>
@@ -5364,6 +5575,140 @@
           <w:b/>
           <w:sz w:val="22"/>
         </w:rPr>
+        <w:t>Rescan</w:t>
+      </w:r>
+      <w:r>
+        <w:rPr>
+          <w:sz w:val="22"/>
+        </w:rPr>
+        <w:t xml:space="preserve"> (</w:t>
+      </w:r>
+      <w:r>
+        <w:rPr>
+          <w:rFonts w:ascii="Consolas" w:hAnsi="Consolas"/>
+          <w:color w:val="8A2BE2"/>
+          <w:sz w:val="20"/>
+        </w:rPr>
+        <w:t>retest.py</w:t>
+      </w:r>
+      <w:r>
+        <w:rPr>
+          <w:sz w:val="22"/>
+        </w:rPr>
+        <w:t xml:space="preserve">) — a full re-run of every agent against the current state of the target, diffed against the prior run: new findings, </w:t>
+      </w:r>
+      <w:r>
+        <w:rPr>
+          <w:rFonts w:ascii="Consolas" w:hAnsi="Consolas"/>
+          <w:color w:val="8A2BE2"/>
+          <w:sz w:val="20"/>
+        </w:rPr>
+        <w:t>still_open</w:t>
+      </w:r>
+      <w:r>
+        <w:rPr>
+          <w:sz w:val="22"/>
+        </w:rPr>
+        <w:t xml:space="preserve">, and </w:t>
+      </w:r>
+      <w:r>
+        <w:rPr>
+          <w:rFonts w:ascii="Consolas" w:hAnsi="Consolas"/>
+          <w:color w:val="8A2BE2"/>
+          <w:sz w:val="20"/>
+        </w:rPr>
+        <w:t>fixed</w:t>
+      </w:r>
+      <w:r>
+        <w:rPr>
+          <w:sz w:val="22"/>
+        </w:rPr>
+        <w:t xml:space="preserve">. A human's prior </w:t>
+      </w:r>
+      <w:r>
+        <w:rPr>
+          <w:rFonts w:ascii="Consolas" w:hAnsi="Consolas"/>
+          <w:color w:val="8A2BE2"/>
+          <w:sz w:val="20"/>
+        </w:rPr>
+        <w:t>risk_accepted</w:t>
+      </w:r>
+      <w:r>
+        <w:rPr>
+          <w:sz w:val="22"/>
+        </w:rPr>
+        <w:t xml:space="preserve">/ </w:t>
+      </w:r>
+      <w:r>
+        <w:rPr>
+          <w:rFonts w:ascii="Consolas" w:hAnsi="Consolas"/>
+          <w:color w:val="8A2BE2"/>
+          <w:sz w:val="20"/>
+        </w:rPr>
+        <w:t>false_positive_after_review</w:t>
+      </w:r>
+      <w:r>
+        <w:rPr>
+          <w:sz w:val="22"/>
+        </w:rPr>
+        <w:t xml:space="preserve"> decision is never silently overridden.</w:t>
+      </w:r>
+    </w:p>
+    <w:p>
+      <w:pPr>
+        <w:pStyle w:val="ListBullet"/>
+      </w:pPr>
+      <w:r>
+        <w:rPr>
+          <w:b/>
+          <w:sz w:val="22"/>
+        </w:rPr>
+        <w:t>Retest</w:t>
+      </w:r>
+      <w:r>
+        <w:rPr>
+          <w:sz w:val="22"/>
+        </w:rPr>
+        <w:t xml:space="preserve"> (</w:t>
+      </w:r>
+      <w:r>
+        <w:rPr>
+          <w:rFonts w:ascii="Consolas" w:hAnsi="Consolas"/>
+          <w:color w:val="8A2BE2"/>
+          <w:sz w:val="20"/>
+        </w:rPr>
+        <w:t>retest_registry.py</w:t>
+      </w:r>
+      <w:r>
+        <w:rPr>
+          <w:sz w:val="22"/>
+        </w:rPr>
+        <w:t xml:space="preserve">, </w:t>
+      </w:r>
+      <w:r>
+        <w:rPr>
+          <w:rFonts w:ascii="Consolas" w:hAnsi="Consolas"/>
+          <w:color w:val="8A2BE2"/>
+          <w:sz w:val="20"/>
+        </w:rPr>
+        <w:t>POST /findings/{id}/retest</w:t>
+      </w:r>
+      <w:r>
+        <w:rPr>
+          <w:sz w:val="22"/>
+        </w:rPr>
+        <w:t>) — a targeted, single-finding re-verification that deliberately reuses each check's own original detection logic (including its "private" helper functions) so a retest can never drift from the exact logic that earned the finding its original confirmation.</w:t>
+      </w:r>
+    </w:p>
+    <w:p>
+      <w:pPr>
+        <w:pStyle w:val="ListBullet"/>
+      </w:pPr>
+      <w:r>
+        <w:rPr>
+          <w:b/>
+          <w:sz w:val="22"/>
+        </w:rPr>
         <w:t>Attack Chain Analysis</w:t>
       </w:r>
       <w:r>
@@ -6660,6 +7005,120 @@
           <w:sz w:val="22"/>
         </w:rPr>
         <w:t xml:space="preserve"> before touching the database; API responses only ever include a masked reference.</w:t>
+      </w:r>
+    </w:p>
+    <w:p>
+      <w:pPr>
+        <w:pStyle w:val="ListBullet"/>
+      </w:pPr>
+      <w:r>
+        <w:rPr>
+          <w:b/>
+          <w:sz w:val="22"/>
+        </w:rPr>
+        <w:t>Multi-tenant data isolation</w:t>
+      </w:r>
+      <w:r>
+        <w:rPr>
+          <w:sz w:val="22"/>
+        </w:rPr>
+        <w:t xml:space="preserve"> — every resource chain (Project → Version → ScanRun → Finding) is scoped to an </w:t>
+      </w:r>
+      <w:r>
+        <w:rPr>
+          <w:rFonts w:ascii="Consolas" w:hAnsi="Consolas"/>
+          <w:sz w:val="20"/>
+        </w:rPr>
+        <w:t>org_id</w:t>
+      </w:r>
+      <w:r>
+        <w:rPr>
+          <w:sz w:val="22"/>
+        </w:rPr>
+        <w:t xml:space="preserve">, and every API route resolves through the authenticated user's own </w:t>
+      </w:r>
+      <w:r>
+        <w:rPr>
+          <w:rFonts w:ascii="Consolas" w:hAnsi="Consolas"/>
+          <w:sz w:val="20"/>
+        </w:rPr>
+        <w:t>org_id</w:t>
+      </w:r>
+      <w:r>
+        <w:rPr>
+          <w:sz w:val="22"/>
+        </w:rPr>
+        <w:t xml:space="preserve"> before touching anything — one org's scan data is never queryable by another org's users at the query layer, not just hidden in the UI.</w:t>
+      </w:r>
+    </w:p>
+    <w:p>
+      <w:pPr>
+        <w:pStyle w:val="ListBullet"/>
+      </w:pPr>
+      <w:r>
+        <w:rPr>
+          <w:b/>
+          <w:sz w:val="22"/>
+        </w:rPr>
+        <w:t>What leaves the organization's own infrastructure, and what doesn't</w:t>
+      </w:r>
+      <w:r>
+        <w:rPr>
+          <w:sz w:val="22"/>
+        </w:rPr>
+        <w:t xml:space="preserve"> — the one genuine third-party data flow is AI-assisted triage: when it runs (SQLi/XSS/access-control confirmation, business-logic hypothesis generation), truncated request/response snippets from the target application (~2000 characters, centered on the relevant diff) go to whichever LLM provider is configured for that scan. By default that's a hosted provider (Claude, OpenAI, Gemini, or Grok — §6) — real, unavoidable third-party egress for that data, the same as any product built on a hosted LLM. Two ways to eliminate it entirely, both already supported with no code changes: point the AI provider config at a </w:t>
+      </w:r>
+      <w:r>
+        <w:rPr>
+          <w:b/>
+          <w:sz w:val="22"/>
+        </w:rPr>
+        <w:t>self-hosted/on-prem OpenAI-compatible endpoint</w:t>
+      </w:r>
+      <w:r>
+        <w:rPr>
+          <w:sz w:val="22"/>
+        </w:rPr>
+        <w:t xml:space="preserve"> (</w:t>
+      </w:r>
+      <w:r>
+        <w:rPr>
+          <w:rFonts w:ascii="Consolas" w:hAnsi="Consolas"/>
+          <w:sz w:val="20"/>
+        </w:rPr>
+        <w:t>provider: "custom"</w:t>
+      </w:r>
+      <w:r>
+        <w:rPr>
+          <w:sz w:val="22"/>
+        </w:rPr>
+        <w:t xml:space="preserve">), or run with </w:t>
+      </w:r>
+      <w:r>
+        <w:rPr>
+          <w:b/>
+          <w:sz w:val="22"/>
+        </w:rPr>
+        <w:t>no AI provider configured at all</w:t>
+      </w:r>
+      <w:r>
+        <w:rPr>
+          <w:sz w:val="22"/>
+        </w:rPr>
+        <w:t xml:space="preserve"> — every deterministic check (the majority of the check catalog: every header/cookie/TLS misconfiguration, CSRF, clickjacking, open redirect, CSP bypass, API version exposure, file upload, and more) still runs and produces real, confirmed findings; only the LLM-assisted confirmation/triage steps are skipped. Evidence (screenshots, captured request/response pairs) is stored on local disk or S3 by default — under the </w:t>
+      </w:r>
+      <w:r>
+        <w:rPr>
+          <w:i/>
+          <w:sz w:val="22"/>
+        </w:rPr>
+        <w:t>deploying organization's own</w:t>
+      </w:r>
+      <w:r>
+        <w:rPr>
+          <w:sz w:val="22"/>
+        </w:rPr>
+        <w:t xml:space="preserve"> infrastructure/AWS account, never anything Verdikt-controlled. No analytics/telemetry SDK (Sentry, PostHog, Segment, Mixpanel, or similar) exists anywhere in the codebase.</w:t>
       </w:r>
     </w:p>
     <w:p>
@@ -7816,21 +8275,13 @@
       </w:pPr>
       <w:r>
         <w:rPr>
-          <w:b/>
-          <w:sz w:val="22"/>
-        </w:rPr>
-        <w:t>119 test files, 667 collected tests</w:t>
-      </w:r>
-      <w:r>
-        <w:rPr>
-          <w:sz w:val="22"/>
-        </w:rPr>
-        <w:t xml:space="preserve"> — confirmed by running </w:t>
+          <w:sz w:val="22"/>
+        </w:rPr>
+        <w:t xml:space="preserve">126 test files, 721 collected tests — confirmed by running </w:t>
       </w:r>
       <w:r>
         <w:rPr>
           <w:rFonts w:ascii="Consolas" w:hAnsi="Consolas"/>
-          <w:color w:val="8A2BE2"/>
           <w:sz w:val="20"/>
         </w:rPr>
         <w:t>pytest --collect-only</w:t>
@@ -7859,16 +8310,9 @@
       </w:pPr>
       <w:r>
         <w:rPr>
-          <w:b/>
-          <w:sz w:val="22"/>
-        </w:rPr>
-        <w:t>Live-validated</w:t>
-      </w:r>
-      <w:r>
-        <w:rPr>
-          <w:sz w:val="22"/>
-        </w:rPr>
-        <w:t>, not just unit-tested: run against a real, running OWASP Juice Shop instance and a real DVWA instance across all four of its security levels (Low, Medium, High, Impossible), with results manually cross-checked against what's actually exploitable at each level.</w:t>
+          <w:sz w:val="22"/>
+        </w:rPr>
+        <w:t>Live-validated, not just unit-tested: run against a real, running OWASP Juice Shop instance and a real DVWA instance across all four of its security levels (Low, Medium, High, Impossible), with results manually cross-checked against what's actually exploitable at each level. The Chatbot/LLM Pentest capability (§7) was additionally validated end to end against a real local fixture chatbot server for each of its 5 checks, and again in a combined demo run covering all four target categories in one pass: a traditional web app (DVWA), a JavaScript SPA (Juice Shop), a JSON REST API (a purpose-built vulnerable fixture with a real BOLA and real SQL injection), and an LLM-backed chatbot (a purpose-built fixture triggering all 5 chatbot checks) — real scans through the real product against all four, not simulated.</w:t>
       </w:r>
     </w:p>
     <w:p>
@@ -8818,101 +9262,108 @@
             <w:tcW w:type="dxa" w:w="2880"/>
           </w:tcPr>
           <w:p>
-            <w:r>
-              <w:rPr>
-                <w:rFonts w:ascii="Consolas" w:hAnsi="Consolas"/>
-                <w:color w:val="8A2BE2"/>
-                <w:sz w:val="16"/>
+            <w:r/>
+            <w:r>
+              <w:rPr>
+                <w:rFonts w:ascii="Consolas" w:hAnsi="Consolas"/>
+                <w:sz w:val="20"/>
               </w:rPr>
               <w:t>version_id</w:t>
             </w:r>
             <w:r>
               <w:rPr>
-                <w:sz w:val="18"/>
+                <w:sz w:val="22"/>
               </w:rPr>
               <w:t xml:space="preserve">, </w:t>
             </w:r>
             <w:r>
               <w:rPr>
                 <w:rFonts w:ascii="Consolas" w:hAnsi="Consolas"/>
-                <w:color w:val="8A2BE2"/>
-                <w:sz w:val="16"/>
+                <w:sz w:val="20"/>
               </w:rPr>
               <w:t>credential_type</w:t>
             </w:r>
             <w:r>
               <w:rPr>
-                <w:sz w:val="18"/>
+                <w:sz w:val="22"/>
               </w:rPr>
               <w:t xml:space="preserve">, </w:t>
             </w:r>
             <w:r>
               <w:rPr>
                 <w:rFonts w:ascii="Consolas" w:hAnsi="Consolas"/>
-                <w:color w:val="8A2BE2"/>
-                <w:sz w:val="16"/>
+                <w:sz w:val="20"/>
               </w:rPr>
               <w:t>encrypted_secret</w:t>
             </w:r>
             <w:r>
               <w:rPr>
-                <w:sz w:val="18"/>
+                <w:sz w:val="22"/>
               </w:rPr>
               <w:t xml:space="preserve">, </w:t>
             </w:r>
             <w:r>
               <w:rPr>
                 <w:rFonts w:ascii="Consolas" w:hAnsi="Consolas"/>
-                <w:color w:val="8A2BE2"/>
-                <w:sz w:val="16"/>
+                <w:sz w:val="20"/>
               </w:rPr>
               <w:t>login_endpoint</w:t>
             </w:r>
             <w:r>
               <w:rPr>
-                <w:sz w:val="18"/>
+                <w:sz w:val="22"/>
               </w:rPr>
               <w:t xml:space="preserve">, </w:t>
             </w:r>
             <w:r>
               <w:rPr>
                 <w:rFonts w:ascii="Consolas" w:hAnsi="Consolas"/>
-                <w:color w:val="8A2BE2"/>
-                <w:sz w:val="16"/>
+                <w:sz w:val="20"/>
               </w:rPr>
               <w:t>login_body_template</w:t>
             </w:r>
             <w:r>
               <w:rPr>
-                <w:sz w:val="18"/>
+                <w:sz w:val="22"/>
               </w:rPr>
               <w:t xml:space="preserve">, </w:t>
             </w:r>
             <w:r>
               <w:rPr>
                 <w:rFonts w:ascii="Consolas" w:hAnsi="Consolas"/>
-                <w:color w:val="8A2BE2"/>
-                <w:sz w:val="16"/>
+                <w:sz w:val="20"/>
               </w:rPr>
               <w:t>token_response_path</w:t>
             </w:r>
             <w:r>
               <w:rPr>
-                <w:sz w:val="18"/>
+                <w:sz w:val="22"/>
               </w:rPr>
               <w:t xml:space="preserve">, </w:t>
             </w:r>
             <w:r>
               <w:rPr>
                 <w:rFonts w:ascii="Consolas" w:hAnsi="Consolas"/>
-                <w:color w:val="8A2BE2"/>
-                <w:sz w:val="16"/>
+                <w:sz w:val="20"/>
               </w:rPr>
               <w:t>extra_cookies</w:t>
             </w:r>
             <w:r>
               <w:rPr>
-                <w:sz w:val="18"/>
+                <w:sz w:val="22"/>
+              </w:rPr>
+              <w:t xml:space="preserve"> (JSON), </w:t>
+            </w:r>
+            <w:r>
+              <w:rPr>
+                <w:rFonts w:ascii="Consolas" w:hAnsi="Consolas"/>
+                <w:sz w:val="20"/>
+              </w:rPr>
+              <w:t>extra_headers</w:t>
+            </w:r>
+            <w:r>
+              <w:rPr>
+                <w:sz w:val="22"/>
               </w:rPr>
               <w:t xml:space="preserve"> (JSON)</w:t>
             </w:r>
@@ -11856,6 +12307,239 @@
           </w:p>
         </w:tc>
       </w:tr>
+      <w:tr>
+        <w:tc>
+          <w:tcPr>
+            <w:tcW w:type="dxa" w:w="2880"/>
+          </w:tcPr>
+          <w:p>
+            <w:r/>
+            <w:r>
+              <w:rPr>
+                <w:sz w:val="22"/>
+              </w:rPr>
+              <w:t>ChatbotTarget</w:t>
+            </w:r>
+          </w:p>
+        </w:tc>
+        <w:tc>
+          <w:tcPr>
+            <w:tcW w:type="dxa" w:w="2880"/>
+          </w:tcPr>
+          <w:p>
+            <w:r/>
+            <w:r>
+              <w:rPr>
+                <w:sz w:val="22"/>
+              </w:rPr>
+              <w:t>chatbot_targets</w:t>
+            </w:r>
+          </w:p>
+        </w:tc>
+        <w:tc>
+          <w:tcPr>
+            <w:tcW w:type="dxa" w:w="2880"/>
+          </w:tcPr>
+          <w:p>
+            <w:r/>
+            <w:r>
+              <w:rPr>
+                <w:rFonts w:ascii="Consolas" w:hAnsi="Consolas"/>
+                <w:sz w:val="20"/>
+              </w:rPr>
+              <w:t>version_id</w:t>
+            </w:r>
+            <w:r>
+              <w:rPr>
+                <w:sz w:val="22"/>
+              </w:rPr>
+              <w:t xml:space="preserve">, </w:t>
+            </w:r>
+            <w:r>
+              <w:rPr>
+                <w:rFonts w:ascii="Consolas" w:hAnsi="Consolas"/>
+                <w:sz w:val="20"/>
+              </w:rPr>
+              <w:t>endpoint_url</w:t>
+            </w:r>
+            <w:r>
+              <w:rPr>
+                <w:sz w:val="22"/>
+              </w:rPr>
+              <w:t xml:space="preserve">, </w:t>
+            </w:r>
+            <w:r>
+              <w:rPr>
+                <w:rFonts w:ascii="Consolas" w:hAnsi="Consolas"/>
+                <w:sz w:val="20"/>
+              </w:rPr>
+              <w:t>http_method</w:t>
+            </w:r>
+            <w:r>
+              <w:rPr>
+                <w:sz w:val="22"/>
+              </w:rPr>
+              <w:t xml:space="preserve">, </w:t>
+            </w:r>
+            <w:r>
+              <w:rPr>
+                <w:rFonts w:ascii="Consolas" w:hAnsi="Consolas"/>
+                <w:sz w:val="20"/>
+              </w:rPr>
+              <w:t>request_body_template</w:t>
+            </w:r>
+            <w:r>
+              <w:rPr>
+                <w:sz w:val="22"/>
+              </w:rPr>
+              <w:t xml:space="preserve"> (</w:t>
+            </w:r>
+            <w:r>
+              <w:rPr>
+                <w:rFonts w:ascii="Consolas" w:hAnsi="Consolas"/>
+                <w:sz w:val="20"/>
+              </w:rPr>
+              <w:t>{message}</w:t>
+            </w:r>
+            <w:r>
+              <w:rPr>
+                <w:sz w:val="22"/>
+              </w:rPr>
+              <w:t xml:space="preserve"> placeholder), </w:t>
+            </w:r>
+            <w:r>
+              <w:rPr>
+                <w:rFonts w:ascii="Consolas" w:hAnsi="Consolas"/>
+                <w:sz w:val="20"/>
+              </w:rPr>
+              <w:t>content_type</w:t>
+            </w:r>
+            <w:r>
+              <w:rPr>
+                <w:sz w:val="22"/>
+              </w:rPr>
+              <w:t xml:space="preserve">, </w:t>
+            </w:r>
+            <w:r>
+              <w:rPr>
+                <w:rFonts w:ascii="Consolas" w:hAnsi="Consolas"/>
+                <w:sz w:val="20"/>
+              </w:rPr>
+              <w:t>response_text_path</w:t>
+            </w:r>
+            <w:r>
+              <w:rPr>
+                <w:sz w:val="22"/>
+              </w:rPr>
+              <w:t xml:space="preserve">, </w:t>
+            </w:r>
+            <w:r>
+              <w:rPr>
+                <w:rFonts w:ascii="Consolas" w:hAnsi="Consolas"/>
+                <w:sz w:val="20"/>
+              </w:rPr>
+              <w:t>auth_header_name</w:t>
+            </w:r>
+            <w:r>
+              <w:rPr>
+                <w:sz w:val="22"/>
+              </w:rPr>
+              <w:t xml:space="preserve">, </w:t>
+            </w:r>
+            <w:r>
+              <w:rPr>
+                <w:rFonts w:ascii="Consolas" w:hAnsi="Consolas"/>
+                <w:sz w:val="20"/>
+              </w:rPr>
+              <w:t>encrypted_auth_header_value</w:t>
+            </w:r>
+            <w:r>
+              <w:rPr>
+                <w:sz w:val="22"/>
+              </w:rPr>
+              <w:t xml:space="preserve">, </w:t>
+            </w:r>
+            <w:r>
+              <w:rPr>
+                <w:rFonts w:ascii="Consolas" w:hAnsi="Consolas"/>
+                <w:sz w:val="20"/>
+              </w:rPr>
+              <w:t>masked_reference</w:t>
+            </w:r>
+          </w:p>
+        </w:tc>
+      </w:tr>
+      <w:tr>
+        <w:tc>
+          <w:tcPr>
+            <w:tcW w:type="dxa" w:w="2880"/>
+          </w:tcPr>
+          <w:p>
+            <w:r/>
+            <w:r>
+              <w:rPr>
+                <w:sz w:val="22"/>
+              </w:rPr>
+              <w:t>ChatbotAgencyProbe</w:t>
+            </w:r>
+          </w:p>
+        </w:tc>
+        <w:tc>
+          <w:tcPr>
+            <w:tcW w:type="dxa" w:w="2880"/>
+          </w:tcPr>
+          <w:p>
+            <w:r/>
+            <w:r>
+              <w:rPr>
+                <w:sz w:val="22"/>
+              </w:rPr>
+              <w:t>chatbot_agency_probes</w:t>
+            </w:r>
+          </w:p>
+        </w:tc>
+        <w:tc>
+          <w:tcPr>
+            <w:tcW w:type="dxa" w:w="2880"/>
+          </w:tcPr>
+          <w:p>
+            <w:r/>
+            <w:r>
+              <w:rPr>
+                <w:rFonts w:ascii="Consolas" w:hAnsi="Consolas"/>
+                <w:sz w:val="20"/>
+              </w:rPr>
+              <w:t>chatbot_target_id</w:t>
+            </w:r>
+            <w:r>
+              <w:rPr>
+                <w:sz w:val="22"/>
+              </w:rPr>
+              <w:t xml:space="preserve">→chatbot_targets CASCADE, </w:t>
+            </w:r>
+            <w:r>
+              <w:rPr>
+                <w:rFonts w:ascii="Consolas" w:hAnsi="Consolas"/>
+                <w:sz w:val="20"/>
+              </w:rPr>
+              <w:t>forbidden_action</w:t>
+            </w:r>
+            <w:r>
+              <w:rPr>
+                <w:sz w:val="22"/>
+              </w:rPr>
+              <w:t xml:space="preserve"> (Text), </w:t>
+            </w:r>
+            <w:r>
+              <w:rPr>
+                <w:rFonts w:ascii="Consolas" w:hAnsi="Consolas"/>
+                <w:sz w:val="20"/>
+              </w:rPr>
+              <w:t>created_by</w:t>
+            </w:r>
+          </w:p>
+        </w:tc>
+      </w:tr>
     </w:tbl>
     <w:p/>
     <w:p>
@@ -11880,7 +12564,10 @@
         <w:pStyle w:val="Heading2"/>
       </w:pPr>
       <w:r>
-        <w:t>16. Appendix — Full API Route Reference (30 modules)</w:t>
+        <w:rPr>
+          <w:sz w:val="22"/>
+        </w:rPr>
+        <w:t>16. Appendix — Full API Route Reference (32 modules)</w:t>
       </w:r>
     </w:p>
     <w:tbl>
@@ -12414,137 +13101,154 @@
             <w:tcW w:type="dxa" w:w="4320"/>
           </w:tcPr>
           <w:p>
-            <w:r>
-              <w:rPr>
-                <w:rFonts w:ascii="Consolas" w:hAnsi="Consolas"/>
-                <w:color w:val="8A2BE2"/>
-                <w:sz w:val="16"/>
+            <w:r/>
+            <w:r>
+              <w:rPr>
+                <w:rFonts w:ascii="Consolas" w:hAnsi="Consolas"/>
+                <w:sz w:val="20"/>
               </w:rPr>
               <w:t>POST /credentials</w:t>
             </w:r>
             <w:r>
               <w:rPr>
-                <w:sz w:val="18"/>
+                <w:sz w:val="22"/>
+              </w:rPr>
+              <w:t xml:space="preserve"> (accepts </w:t>
+            </w:r>
+            <w:r>
+              <w:rPr>
+                <w:rFonts w:ascii="Consolas" w:hAnsi="Consolas"/>
+                <w:sz w:val="20"/>
+              </w:rPr>
+              <w:t>extra_cookies</w:t>
+            </w:r>
+            <w:r>
+              <w:rPr>
+                <w:sz w:val="22"/>
+              </w:rPr>
+              <w:t>/</w:t>
+            </w:r>
+            <w:r>
+              <w:rPr>
+                <w:rFonts w:ascii="Consolas" w:hAnsi="Consolas"/>
+                <w:sz w:val="20"/>
+              </w:rPr>
+              <w:t>extra_headers</w:t>
+            </w:r>
+            <w:r>
+              <w:rPr>
+                <w:sz w:val="22"/>
+              </w:rPr>
+              <w:t xml:space="preserve">), </w:t>
+            </w:r>
+            <w:r>
+              <w:rPr>
+                <w:rFonts w:ascii="Consolas" w:hAnsi="Consolas"/>
+                <w:sz w:val="20"/>
+              </w:rPr>
+              <w:t>GET /credentials</w:t>
+            </w:r>
+            <w:r>
+              <w:rPr>
+                <w:sz w:val="22"/>
               </w:rPr>
               <w:t xml:space="preserve">, </w:t>
             </w:r>
             <w:r>
               <w:rPr>
                 <w:rFonts w:ascii="Consolas" w:hAnsi="Consolas"/>
-                <w:color w:val="8A2BE2"/>
-                <w:sz w:val="16"/>
-              </w:rPr>
-              <w:t>GET /credentials</w:t>
-            </w:r>
-            <w:r>
-              <w:rPr>
-                <w:sz w:val="18"/>
+                <w:sz w:val="20"/>
+              </w:rPr>
+              <w:t>PATCH /credentials/{id}</w:t>
+            </w:r>
+            <w:r>
+              <w:rPr>
+                <w:sz w:val="22"/>
               </w:rPr>
               <w:t xml:space="preserve">, </w:t>
             </w:r>
             <w:r>
               <w:rPr>
                 <w:rFonts w:ascii="Consolas" w:hAnsi="Consolas"/>
-                <w:color w:val="8A2BE2"/>
-                <w:sz w:val="16"/>
-              </w:rPr>
-              <w:t>PATCH /credentials/{id}</w:t>
-            </w:r>
-            <w:r>
-              <w:rPr>
-                <w:sz w:val="18"/>
+                <w:sz w:val="20"/>
+              </w:rPr>
+              <w:t>DELETE /credentials/{id}</w:t>
+            </w:r>
+            <w:r>
+              <w:rPr>
+                <w:sz w:val="22"/>
               </w:rPr>
               <w:t xml:space="preserve">, </w:t>
             </w:r>
             <w:r>
               <w:rPr>
                 <w:rFonts w:ascii="Consolas" w:hAnsi="Consolas"/>
-                <w:color w:val="8A2BE2"/>
-                <w:sz w:val="16"/>
-              </w:rPr>
-              <w:t>DELETE /credentials/{id}</w:t>
-            </w:r>
-            <w:r>
-              <w:rPr>
-                <w:sz w:val="18"/>
+                <w:sz w:val="20"/>
+              </w:rPr>
+              <w:t>POST /credentials/{id}/test-login</w:t>
+            </w:r>
+            <w:r>
+              <w:rPr>
+                <w:sz w:val="22"/>
               </w:rPr>
               <w:t xml:space="preserve">, </w:t>
             </w:r>
             <w:r>
               <w:rPr>
                 <w:rFonts w:ascii="Consolas" w:hAnsi="Consolas"/>
-                <w:color w:val="8A2BE2"/>
-                <w:sz w:val="16"/>
-              </w:rPr>
-              <w:t>POST /credentials/{id}/test-login</w:t>
-            </w:r>
-            <w:r>
-              <w:rPr>
-                <w:sz w:val="18"/>
+                <w:sz w:val="20"/>
+              </w:rPr>
+              <w:t>POST /credentials/{id}/record-macro/start</w:t>
+            </w:r>
+            <w:r>
+              <w:rPr>
+                <w:sz w:val="22"/>
               </w:rPr>
               <w:t xml:space="preserve">, </w:t>
             </w:r>
             <w:r>
               <w:rPr>
                 <w:rFonts w:ascii="Consolas" w:hAnsi="Consolas"/>
-                <w:color w:val="8A2BE2"/>
-                <w:sz w:val="16"/>
-              </w:rPr>
-              <w:t>POST /credentials/{id}/record-macro/start</w:t>
-            </w:r>
-            <w:r>
-              <w:rPr>
-                <w:sz w:val="18"/>
+                <w:sz w:val="20"/>
+              </w:rPr>
+              <w:t>POST /credentials/{id}/record-macro/{recording_id}/finish</w:t>
+            </w:r>
+            <w:r>
+              <w:rPr>
+                <w:sz w:val="22"/>
               </w:rPr>
               <w:t xml:space="preserve">, </w:t>
             </w:r>
             <w:r>
               <w:rPr>
                 <w:rFonts w:ascii="Consolas" w:hAnsi="Consolas"/>
-                <w:color w:val="8A2BE2"/>
-                <w:sz w:val="16"/>
-              </w:rPr>
-              <w:t>POST /credentials/{id}/record-macro/{recording_id}/finish</w:t>
-            </w:r>
-            <w:r>
-              <w:rPr>
-                <w:sz w:val="18"/>
+                <w:sz w:val="20"/>
+              </w:rPr>
+              <w:t>POST /credentials/{id}/record-macro/{recording_id}/cancel</w:t>
+            </w:r>
+            <w:r>
+              <w:rPr>
+                <w:sz w:val="22"/>
               </w:rPr>
               <w:t xml:space="preserve">, </w:t>
             </w:r>
             <w:r>
               <w:rPr>
                 <w:rFonts w:ascii="Consolas" w:hAnsi="Consolas"/>
-                <w:color w:val="8A2BE2"/>
-                <w:sz w:val="16"/>
-              </w:rPr>
-              <w:t>POST /credentials/{id}/record-macro/{recording_id}/cancel</w:t>
-            </w:r>
-            <w:r>
-              <w:rPr>
-                <w:sz w:val="18"/>
+                <w:sz w:val="20"/>
+              </w:rPr>
+              <w:t>GET /credentials/{id}/macros</w:t>
+            </w:r>
+            <w:r>
+              <w:rPr>
+                <w:sz w:val="22"/>
               </w:rPr>
               <w:t xml:space="preserve">, </w:t>
             </w:r>
             <w:r>
               <w:rPr>
                 <w:rFonts w:ascii="Consolas" w:hAnsi="Consolas"/>
-                <w:color w:val="8A2BE2"/>
-                <w:sz w:val="16"/>
-              </w:rPr>
-              <w:t>GET /credentials/{id}/macros</w:t>
-            </w:r>
-            <w:r>
-              <w:rPr>
-                <w:sz w:val="18"/>
-              </w:rPr>
-              <w:t xml:space="preserve">, </w:t>
-            </w:r>
-            <w:r>
-              <w:rPr>
-                <w:rFonts w:ascii="Consolas" w:hAnsi="Consolas"/>
-                <w:color w:val="8A2BE2"/>
-                <w:sz w:val="16"/>
+                <w:sz w:val="20"/>
               </w:rPr>
               <w:t>DELETE /credentials/{id}/macros/{macro_id}</w:t>
             </w:r>
@@ -14201,6 +14905,120 @@
           </w:p>
         </w:tc>
       </w:tr>
+      <w:tr>
+        <w:tc>
+          <w:tcPr>
+            <w:tcW w:type="dxa" w:w="4320"/>
+          </w:tcPr>
+          <w:p>
+            <w:r/>
+            <w:r>
+              <w:rPr>
+                <w:sz w:val="22"/>
+              </w:rPr>
+              <w:t>chatbot_targets.py</w:t>
+            </w:r>
+          </w:p>
+        </w:tc>
+        <w:tc>
+          <w:tcPr>
+            <w:tcW w:type="dxa" w:w="4320"/>
+          </w:tcPr>
+          <w:p>
+            <w:r/>
+            <w:r>
+              <w:rPr>
+                <w:rFonts w:ascii="Consolas" w:hAnsi="Consolas"/>
+                <w:sz w:val="20"/>
+              </w:rPr>
+              <w:t>POST /versions/{id}/chatbot-targets</w:t>
+            </w:r>
+            <w:r>
+              <w:rPr>
+                <w:sz w:val="22"/>
+              </w:rPr>
+              <w:t xml:space="preserve">, </w:t>
+            </w:r>
+            <w:r>
+              <w:rPr>
+                <w:rFonts w:ascii="Consolas" w:hAnsi="Consolas"/>
+                <w:sz w:val="20"/>
+              </w:rPr>
+              <w:t>GET /versions/{id}/chatbot-targets</w:t>
+            </w:r>
+            <w:r>
+              <w:rPr>
+                <w:sz w:val="22"/>
+              </w:rPr>
+              <w:t xml:space="preserve">, </w:t>
+            </w:r>
+            <w:r>
+              <w:rPr>
+                <w:rFonts w:ascii="Consolas" w:hAnsi="Consolas"/>
+                <w:sz w:val="20"/>
+              </w:rPr>
+              <w:t>DELETE /versions/{id}/chatbot-targets/{target_id}</w:t>
+            </w:r>
+          </w:p>
+        </w:tc>
+      </w:tr>
+      <w:tr>
+        <w:tc>
+          <w:tcPr>
+            <w:tcW w:type="dxa" w:w="4320"/>
+          </w:tcPr>
+          <w:p>
+            <w:r/>
+            <w:r>
+              <w:rPr>
+                <w:sz w:val="22"/>
+              </w:rPr>
+              <w:t>chatbot_agency_probes.py</w:t>
+            </w:r>
+          </w:p>
+        </w:tc>
+        <w:tc>
+          <w:tcPr>
+            <w:tcW w:type="dxa" w:w="4320"/>
+          </w:tcPr>
+          <w:p>
+            <w:r/>
+            <w:r>
+              <w:rPr>
+                <w:rFonts w:ascii="Consolas" w:hAnsi="Consolas"/>
+                <w:sz w:val="20"/>
+              </w:rPr>
+              <w:t>POST /versions/{id}/chatbot-targets/{target_id}/agency-probes</w:t>
+            </w:r>
+            <w:r>
+              <w:rPr>
+                <w:sz w:val="22"/>
+              </w:rPr>
+              <w:t xml:space="preserve">, </w:t>
+            </w:r>
+            <w:r>
+              <w:rPr>
+                <w:rFonts w:ascii="Consolas" w:hAnsi="Consolas"/>
+                <w:sz w:val="20"/>
+              </w:rPr>
+              <w:t>GET /versions/{id}/chatbot-targets/{target_id}/agency-probes</w:t>
+            </w:r>
+            <w:r>
+              <w:rPr>
+                <w:sz w:val="22"/>
+              </w:rPr>
+              <w:t xml:space="preserve">, </w:t>
+            </w:r>
+            <w:r>
+              <w:rPr>
+                <w:rFonts w:ascii="Consolas" w:hAnsi="Consolas"/>
+                <w:sz w:val="20"/>
+              </w:rPr>
+              <w:t>DELETE /versions/{id}/chatbot-targets/{target_id}/agency-probes/{probe_id}</w:t>
+            </w:r>
+          </w:p>
+        </w:tc>
+      </w:tr>
     </w:tbl>
     <w:p/>
     <w:p>
@@ -14208,7 +15026,10 @@
         <w:pStyle w:val="Heading2"/>
       </w:pPr>
       <w:r>
-        <w:t>17. Appendix — Full Check Catalog (39 static IDs + dynamic IDs)</w:t>
+        <w:rPr>
+          <w:sz w:val="22"/>
+        </w:rPr>
+        <w:t>17. Appendix — Full Check Catalog (47 static IDs + dynamic IDs)</w:t>
       </w:r>
     </w:p>
     <w:tbl>
@@ -15271,6 +16092,206 @@
                 <w:sz w:val="18"/>
               </w:rPr>
               <w:t xml:space="preserve"> (High/611)</w:t>
+            </w:r>
+          </w:p>
+        </w:tc>
+      </w:tr>
+      <w:tr>
+        <w:tc>
+          <w:tcPr>
+            <w:tcW w:type="dxa" w:w="4320"/>
+          </w:tcPr>
+          <w:p>
+            <w:r/>
+            <w:r>
+              <w:rPr>
+                <w:sz w:val="22"/>
+              </w:rPr>
+              <w:t>api_version_catalog.yaml</w:t>
+            </w:r>
+          </w:p>
+        </w:tc>
+        <w:tc>
+          <w:tcPr>
+            <w:tcW w:type="dxa" w:w="4320"/>
+          </w:tcPr>
+          <w:p>
+            <w:r/>
+            <w:r>
+              <w:rPr>
+                <w:rFonts w:ascii="Consolas" w:hAnsi="Consolas"/>
+                <w:sz w:val="20"/>
+              </w:rPr>
+              <w:t>api-deprecated-version-excessive-data-exposure</w:t>
+            </w:r>
+            <w:r>
+              <w:rPr>
+                <w:sz w:val="22"/>
+              </w:rPr>
+              <w:t xml:space="preserve"> (High/213)</w:t>
+            </w:r>
+          </w:p>
+        </w:tc>
+      </w:tr>
+      <w:tr>
+        <w:tc>
+          <w:tcPr>
+            <w:tcW w:type="dxa" w:w="4320"/>
+          </w:tcPr>
+          <w:p>
+            <w:r/>
+            <w:r>
+              <w:rPr>
+                <w:sz w:val="22"/>
+              </w:rPr>
+              <w:t>csp_bypass_catalog.yaml</w:t>
+            </w:r>
+          </w:p>
+        </w:tc>
+        <w:tc>
+          <w:tcPr>
+            <w:tcW w:type="dxa" w:w="4320"/>
+          </w:tcPr>
+          <w:p>
+            <w:r/>
+            <w:r>
+              <w:rPr>
+                <w:rFonts w:ascii="Consolas" w:hAnsi="Consolas"/>
+                <w:sz w:val="20"/>
+              </w:rPr>
+              <w:t>csp-bypass-jsonp-callback</w:t>
+            </w:r>
+            <w:r>
+              <w:rPr>
+                <w:sz w:val="22"/>
+              </w:rPr>
+              <w:t xml:space="preserve"> (High/693)</w:t>
+            </w:r>
+          </w:p>
+        </w:tc>
+      </w:tr>
+      <w:tr>
+        <w:tc>
+          <w:tcPr>
+            <w:tcW w:type="dxa" w:w="4320"/>
+          </w:tcPr>
+          <w:p>
+            <w:r/>
+            <w:r>
+              <w:rPr>
+                <w:sz w:val="22"/>
+              </w:rPr>
+              <w:t>open_redirect_catalog.yaml</w:t>
+            </w:r>
+          </w:p>
+        </w:tc>
+        <w:tc>
+          <w:tcPr>
+            <w:tcW w:type="dxa" w:w="4320"/>
+          </w:tcPr>
+          <w:p>
+            <w:r/>
+            <w:r>
+              <w:rPr>
+                <w:rFonts w:ascii="Consolas" w:hAnsi="Consolas"/>
+                <w:sz w:val="20"/>
+              </w:rPr>
+              <w:t>open-redirect-confirmed</w:t>
+            </w:r>
+            <w:r>
+              <w:rPr>
+                <w:sz w:val="22"/>
+              </w:rPr>
+              <w:t xml:space="preserve"> (Medium/601)</w:t>
+            </w:r>
+          </w:p>
+        </w:tc>
+      </w:tr>
+      <w:tr>
+        <w:tc>
+          <w:tcPr>
+            <w:tcW w:type="dxa" w:w="4320"/>
+          </w:tcPr>
+          <w:p>
+            <w:r/>
+            <w:r>
+              <w:rPr>
+                <w:sz w:val="22"/>
+              </w:rPr>
+              <w:t>chatbot_injection_catalog.yaml</w:t>
+            </w:r>
+          </w:p>
+        </w:tc>
+        <w:tc>
+          <w:tcPr>
+            <w:tcW w:type="dxa" w:w="4320"/>
+          </w:tcPr>
+          <w:p>
+            <w:r/>
+            <w:r>
+              <w:rPr>
+                <w:rFonts w:ascii="Consolas" w:hAnsi="Consolas"/>
+                <w:sz w:val="20"/>
+              </w:rPr>
+              <w:t>chatbot-prompt-injection-direct</w:t>
+            </w:r>
+            <w:r>
+              <w:rPr>
+                <w:sz w:val="22"/>
+              </w:rPr>
+              <w:t xml:space="preserve"> (High/1427, LLM01), </w:t>
+            </w:r>
+            <w:r>
+              <w:rPr>
+                <w:rFonts w:ascii="Consolas" w:hAnsi="Consolas"/>
+                <w:sz w:val="20"/>
+              </w:rPr>
+              <w:t>chatbot-system-prompt-extraction</w:t>
+            </w:r>
+            <w:r>
+              <w:rPr>
+                <w:sz w:val="22"/>
+              </w:rPr>
+              <w:t xml:space="preserve"> (Medium/200, LLM08), </w:t>
+            </w:r>
+            <w:r>
+              <w:rPr>
+                <w:rFonts w:ascii="Consolas" w:hAnsi="Consolas"/>
+                <w:sz w:val="20"/>
+              </w:rPr>
+              <w:t>chatbot-improper-output-handling</w:t>
+            </w:r>
+            <w:r>
+              <w:rPr>
+                <w:sz w:val="22"/>
+              </w:rPr>
+              <w:t xml:space="preserve"> (Medium/79, LLM10), </w:t>
+            </w:r>
+            <w:r>
+              <w:rPr>
+                <w:rFonts w:ascii="Consolas" w:hAnsi="Consolas"/>
+                <w:sz w:val="20"/>
+              </w:rPr>
+              <w:t>chatbot-excessive-agency</w:t>
+            </w:r>
+            <w:r>
+              <w:rPr>
+                <w:sz w:val="22"/>
+              </w:rPr>
+              <w:t xml:space="preserve"> (High/863, LLM03), </w:t>
+            </w:r>
+            <w:r>
+              <w:rPr>
+                <w:rFonts w:ascii="Consolas" w:hAnsi="Consolas"/>
+                <w:sz w:val="20"/>
+              </w:rPr>
+              <w:t>chatbot-unexpected-code-execution</w:t>
+            </w:r>
+            <w:r>
+              <w:rPr>
+                <w:sz w:val="22"/>
+              </w:rPr>
+              <w:t xml:space="preserve"> (Critical/94, ASI05) — see §7</w:t>
             </w:r>
           </w:p>
         </w:tc>
@@ -17077,813 +18098,26 @@
         <w:pStyle w:val="Heading2"/>
       </w:pPr>
       <w:r>
-        <w:t>20. Appendix — Migration History (36 files, one linear chain)</w:t>
+        <w:rPr>
+          <w:sz w:val="22"/>
+        </w:rPr>
+        <w:t>20. Appendix — Migration History (39 files, one linear chain)</w:t>
       </w:r>
     </w:p>
     <w:p>
       <w:r>
         <w:rPr>
-          <w:rFonts w:ascii="Consolas" w:hAnsi="Consolas"/>
-          <w:color w:val="1C1E21"/>
-          <w:sz w:val="20"/>
-        </w:rPr>
-        <w:t>0001_initial_schema</w:t>
-      </w:r>
-      <w:r>
-        <w:rPr>
-          <w:color w:val="1C1E21"/>
-          <w:sz w:val="22"/>
-        </w:rPr>
-        <w:t xml:space="preserve"> → </w:t>
-      </w:r>
-      <w:r>
-        <w:rPr>
-          <w:rFonts w:ascii="Consolas" w:hAnsi="Consolas"/>
-          <w:color w:val="1C1E21"/>
-          <w:sz w:val="20"/>
-        </w:rPr>
-        <w:t>0001b_widen_alembic_version_column</w:t>
-      </w:r>
-      <w:r>
-        <w:rPr>
-          <w:color w:val="1C1E21"/>
-          <w:sz w:val="22"/>
-        </w:rPr>
-        <w:t xml:space="preserve"> (widens </w:t>
-      </w:r>
-      <w:r>
-        <w:rPr>
-          <w:rFonts w:ascii="Consolas" w:hAnsi="Consolas"/>
-          <w:color w:val="1C1E21"/>
-          <w:sz w:val="20"/>
-        </w:rPr>
-        <w:t>alembic_version.version_num</w:t>
-      </w:r>
-      <w:r>
-        <w:rPr>
-          <w:color w:val="1C1E21"/>
-          <w:sz w:val="22"/>
-        </w:rPr>
-        <w:t xml:space="preserve"> for this project's long revision slugs) → </w:t>
-      </w:r>
-      <w:r>
-        <w:rPr>
-          <w:rFonts w:ascii="Consolas" w:hAnsi="Consolas"/>
-          <w:color w:val="1C1E21"/>
-          <w:sz w:val="20"/>
-        </w:rPr>
-        <w:t>0002_scan_findings_and_permissions</w:t>
-      </w:r>
-      <w:r>
-        <w:rPr>
-          <w:color w:val="1C1E21"/>
-          <w:sz w:val="22"/>
-        </w:rPr>
-        <w:t xml:space="preserve"> → </w:t>
-      </w:r>
-      <w:r>
-        <w:rPr>
-          <w:rFonts w:ascii="Consolas" w:hAnsi="Consolas"/>
-          <w:color w:val="1C1E21"/>
-          <w:sz w:val="20"/>
-        </w:rPr>
-        <w:t>0003_phase2_review_candidates_and_login_config</w:t>
-      </w:r>
-      <w:r>
-        <w:rPr>
-          <w:color w:val="1C1E21"/>
-          <w:sz w:val="22"/>
-        </w:rPr>
-        <w:t xml:space="preserve"> → </w:t>
-      </w:r>
-      <w:r>
-        <w:rPr>
-          <w:rFonts w:ascii="Consolas" w:hAnsi="Consolas"/>
-          <w:color w:val="1C1E21"/>
-          <w:sz w:val="20"/>
-        </w:rPr>
-        <w:t>0004_phase3_business_rules</w:t>
-      </w:r>
-      <w:r>
-        <w:rPr>
-          <w:color w:val="1C1E21"/>
-          <w:sz w:val="22"/>
-        </w:rPr>
-        <w:t xml:space="preserve"> → </w:t>
-      </w:r>
-      <w:r>
-        <w:rPr>
-          <w:rFonts w:ascii="Consolas" w:hAnsi="Consolas"/>
-          <w:color w:val="1C1E21"/>
-          <w:sz w:val="20"/>
-        </w:rPr>
-        <w:t>0005_phase4_login_macros</w:t>
-      </w:r>
-      <w:r>
-        <w:rPr>
-          <w:color w:val="1C1E21"/>
-          <w:sz w:val="22"/>
-        </w:rPr>
-        <w:t xml:space="preserve"> → </w:t>
-      </w:r>
-      <w:r>
-        <w:rPr>
-          <w:rFonts w:ascii="Consolas" w:hAnsi="Consolas"/>
-          <w:color w:val="1C1E21"/>
-          <w:sz w:val="20"/>
-        </w:rPr>
-        <w:t>0006_phase5_executive_summary</w:t>
-      </w:r>
-      <w:r>
-        <w:rPr>
-          <w:color w:val="1C1E21"/>
-          <w:sz w:val="22"/>
-        </w:rPr>
-        <w:t xml:space="preserve"> → </w:t>
-      </w:r>
-      <w:r>
-        <w:rPr>
-          <w:rFonts w:ascii="Consolas" w:hAnsi="Consolas"/>
-          <w:color w:val="1C1E21"/>
-          <w:sz w:val="20"/>
-        </w:rPr>
-        <w:t>0007_phase6_ai_provider_configs</w:t>
-      </w:r>
-      <w:r>
-        <w:rPr>
-          <w:color w:val="1C1E21"/>
-          <w:sz w:val="22"/>
-        </w:rPr>
-        <w:t xml:space="preserve"> → </w:t>
-      </w:r>
-      <w:r>
-        <w:rPr>
-          <w:rFonts w:ascii="Consolas" w:hAnsi="Consolas"/>
-          <w:color w:val="1C1E21"/>
-          <w:sz w:val="20"/>
-        </w:rPr>
-        <w:t>0008_phase6b_oidc_sso</w:t>
-      </w:r>
-      <w:r>
-        <w:rPr>
-          <w:color w:val="1C1E21"/>
-          <w:sz w:val="22"/>
-        </w:rPr>
-        <w:t xml:space="preserve"> → </w:t>
-      </w:r>
-      <w:r>
-        <w:rPr>
-          <w:rFonts w:ascii="Consolas" w:hAnsi="Consolas"/>
-          <w:color w:val="1C1E21"/>
-          <w:sz w:val="20"/>
-        </w:rPr>
-        <w:t>0009_phase6c_api_keys</w:t>
-      </w:r>
-      <w:r>
-        <w:rPr>
-          <w:color w:val="1C1E21"/>
-          <w:sz w:val="22"/>
-        </w:rPr>
-        <w:t xml:space="preserve"> → </w:t>
-      </w:r>
-      <w:r>
-        <w:rPr>
-          <w:rFonts w:ascii="Consolas" w:hAnsi="Consolas"/>
-          <w:color w:val="1C1E21"/>
-          <w:sz w:val="20"/>
-        </w:rPr>
-        <w:t>0010_phase8_retest_jobs</w:t>
-      </w:r>
-      <w:r>
-        <w:rPr>
-          <w:color w:val="1C1E21"/>
-          <w:sz w:val="22"/>
-        </w:rPr>
-        <w:t xml:space="preserve"> → </w:t>
-      </w:r>
-      <w:r>
-        <w:rPr>
-          <w:rFonts w:ascii="Consolas" w:hAnsi="Consolas"/>
-          <w:color w:val="1C1E21"/>
-          <w:sz w:val="20"/>
-        </w:rPr>
-        <w:t>0011_phase9_ticketing_and_notifications</w:t>
-      </w:r>
-      <w:r>
-        <w:rPr>
-          <w:color w:val="1C1E21"/>
-          <w:sz w:val="22"/>
-        </w:rPr>
-        <w:t xml:space="preserve"> → </w:t>
-      </w:r>
-      <w:r>
-        <w:rPr>
-          <w:rFonts w:ascii="Consolas" w:hAnsi="Consolas"/>
-          <w:color w:val="1C1E21"/>
-          <w:sz w:val="20"/>
-        </w:rPr>
-        <w:t>0012_phase10_cmdb_and_vgs</w:t>
-      </w:r>
-      <w:r>
-        <w:rPr>
-          <w:color w:val="1C1E21"/>
-          <w:sz w:val="22"/>
-        </w:rPr>
-        <w:t xml:space="preserve"> → </w:t>
-      </w:r>
-      <w:r>
-        <w:rPr>
-          <w:rFonts w:ascii="Consolas" w:hAnsi="Consolas"/>
-          <w:color w:val="1C1E21"/>
-          <w:sz w:val="20"/>
-        </w:rPr>
-        <w:t>0013_credential_extra_cookies</w:t>
-      </w:r>
-      <w:r>
-        <w:rPr>
-          <w:color w:val="1C1E21"/>
-          <w:sz w:val="22"/>
-        </w:rPr>
-        <w:t xml:space="preserve"> → </w:t>
-      </w:r>
-      <w:r>
-        <w:rPr>
-          <w:rFonts w:ascii="Consolas" w:hAnsi="Consolas"/>
-          <w:color w:val="1C1E21"/>
-          <w:sz w:val="20"/>
-        </w:rPr>
-        <w:t>0014_phase11_extensibility_and_lifecycle</w:t>
-      </w:r>
-      <w:r>
-        <w:rPr>
-          <w:color w:val="1C1E21"/>
-          <w:sz w:val="22"/>
-        </w:rPr>
-        <w:t xml:space="preserve"> → </w:t>
-      </w:r>
-      <w:r>
-        <w:rPr>
-          <w:rFonts w:ascii="Consolas" w:hAnsi="Consolas"/>
-          <w:color w:val="1C1E21"/>
-          <w:sz w:val="20"/>
-        </w:rPr>
-        <w:t>0015_saml_org_config</w:t>
-      </w:r>
-      <w:r>
-        <w:rPr>
-          <w:color w:val="1C1E21"/>
-          <w:sz w:val="22"/>
-        </w:rPr>
-        <w:t xml:space="preserve"> → </w:t>
-      </w:r>
-      <w:r>
-        <w:rPr>
-          <w:rFonts w:ascii="Consolas" w:hAnsi="Consolas"/>
-          <w:color w:val="1C1E21"/>
-          <w:sz w:val="20"/>
-        </w:rPr>
-        <w:t>0016_org_branding</w:t>
-      </w:r>
-      <w:r>
-        <w:rPr>
-          <w:color w:val="1C1E21"/>
-          <w:sz w:val="22"/>
-        </w:rPr>
-        <w:t xml:space="preserve"> → </w:t>
-      </w:r>
-      <w:r>
-        <w:rPr>
-          <w:rFonts w:ascii="Consolas" w:hAnsi="Consolas"/>
-          <w:color w:val="1C1E21"/>
-          <w:sz w:val="20"/>
-        </w:rPr>
-        <w:t>0017_vgs_report_builder</w:t>
-      </w:r>
-      <w:r>
-        <w:rPr>
-          <w:color w:val="1C1E21"/>
-          <w:sz w:val="22"/>
-        </w:rPr>
-        <w:t xml:space="preserve"> → </w:t>
-      </w:r>
-      <w:r>
-        <w:rPr>
-          <w:rFonts w:ascii="Consolas" w:hAnsi="Consolas"/>
-          <w:color w:val="1C1E21"/>
-          <w:sz w:val="20"/>
-        </w:rPr>
-        <w:t>0018_scan_delete_cascade_and_vgs_finding_link</w:t>
-      </w:r>
-      <w:r>
-        <w:rPr>
-          <w:color w:val="1C1E21"/>
-          <w:sz w:val="22"/>
-        </w:rPr>
-        <w:t xml:space="preserve"> → </w:t>
-      </w:r>
-      <w:r>
-        <w:rPr>
-          <w:rFonts w:ascii="Consolas" w:hAnsi="Consolas"/>
-          <w:color w:val="1C1E21"/>
-          <w:sz w:val="20"/>
-        </w:rPr>
-        <w:t>0019_vgs_evidence_cascade_and_auto_seed</w:t>
-      </w:r>
-      <w:r>
-        <w:rPr>
-          <w:color w:val="1C1E21"/>
-          <w:sz w:val="22"/>
-        </w:rPr>
-        <w:t xml:space="preserve"> → </w:t>
-      </w:r>
-      <w:r>
-        <w:rPr>
-          <w:rFonts w:ascii="Consolas" w:hAnsi="Consolas"/>
-          <w:color w:val="1C1E21"/>
-          <w:sz w:val="20"/>
-        </w:rPr>
-        <w:t>0020_scan_run_warning</w:t>
-      </w:r>
-      <w:r>
-        <w:rPr>
-          <w:color w:val="1C1E21"/>
-          <w:sz w:val="22"/>
-        </w:rPr>
-        <w:t xml:space="preserve"> → </w:t>
-      </w:r>
-      <w:r>
-        <w:rPr>
-          <w:rFonts w:ascii="Consolas" w:hAnsi="Consolas"/>
-          <w:color w:val="1C1E21"/>
-          <w:sz w:val="20"/>
-        </w:rPr>
-        <w:t>0021_credential_set_delete_cascade</w:t>
-      </w:r>
-      <w:r>
-        <w:rPr>
-          <w:color w:val="1C1E21"/>
-          <w:sz w:val="22"/>
-        </w:rPr>
-        <w:t xml:space="preserve"> → </w:t>
-      </w:r>
-      <w:r>
-        <w:rPr>
-          <w:rFonts w:ascii="Consolas" w:hAnsi="Consolas"/>
-          <w:color w:val="1C1E21"/>
-          <w:sz w:val="20"/>
-        </w:rPr>
-        <w:t>0022_drop_authorization_records</w:t>
-      </w:r>
-      <w:r>
-        <w:rPr>
-          <w:color w:val="1C1E21"/>
-          <w:sz w:val="22"/>
-        </w:rPr>
-        <w:t xml:space="preserve"> (drops the table entirely) → </w:t>
-      </w:r>
-      <w:r>
-        <w:rPr>
-          <w:rFonts w:ascii="Consolas" w:hAnsi="Consolas"/>
-          <w:color w:val="1C1E21"/>
-          <w:sz w:val="20"/>
-        </w:rPr>
-        <w:t>0023_ai_provider_config_default</w:t>
-      </w:r>
-      <w:r>
-        <w:rPr>
-          <w:color w:val="1C1E21"/>
-          <w:sz w:val="22"/>
-        </w:rPr>
-        <w:t xml:space="preserve"> → </w:t>
-      </w:r>
-      <w:r>
-        <w:rPr>
-          <w:rFonts w:ascii="Consolas" w:hAnsi="Consolas"/>
-          <w:color w:val="1C1E21"/>
-          <w:sz w:val="20"/>
-        </w:rPr>
-        <w:t>0024_spark_app_id_and_secondary_key</w:t>
-      </w:r>
-      <w:r>
-        <w:rPr>
-          <w:color w:val="1C1E21"/>
-          <w:sz w:val="22"/>
-        </w:rPr>
-        <w:t xml:space="preserve"> → </w:t>
-      </w:r>
-      <w:r>
-        <w:rPr>
-          <w:rFonts w:ascii="Consolas" w:hAnsi="Consolas"/>
-          <w:color w:val="1C1E21"/>
-          <w:sz w:val="20"/>
-        </w:rPr>
-        <w:t>0025_scan_run_token_usage</w:t>
-      </w:r>
-      <w:r>
-        <w:rPr>
-          <w:color w:val="1C1E21"/>
-          <w:sz w:val="22"/>
-        </w:rPr>
-        <w:t xml:space="preserve"> → </w:t>
-      </w:r>
-      <w:r>
-        <w:rPr>
-          <w:rFonts w:ascii="Consolas" w:hAnsi="Consolas"/>
-          <w:color w:val="1C1E21"/>
-          <w:sz w:val="20"/>
-        </w:rPr>
-        <w:t>0026_finding_resource_permissions</w:t>
-      </w:r>
-      <w:r>
-        <w:rPr>
-          <w:color w:val="1C1E21"/>
-          <w:sz w:val="22"/>
-        </w:rPr>
-        <w:t xml:space="preserve"> → </w:t>
-      </w:r>
-      <w:r>
-        <w:rPr>
-          <w:rFonts w:ascii="Consolas" w:hAnsi="Consolas"/>
-          <w:color w:val="1C1E21"/>
-          <w:sz w:val="20"/>
-        </w:rPr>
-        <w:t>0027_business_rule_source</w:t>
-      </w:r>
-      <w:r>
-        <w:rPr>
-          <w:color w:val="1C1E21"/>
-          <w:sz w:val="22"/>
-        </w:rPr>
-        <w:t xml:space="preserve"> → </w:t>
-      </w:r>
-      <w:r>
-        <w:rPr>
-          <w:rFonts w:ascii="Consolas" w:hAnsi="Consolas"/>
-          <w:color w:val="1C1E21"/>
-          <w:sz w:val="20"/>
-        </w:rPr>
-        <w:t>0028_credential_privilege_rank</w:t>
-      </w:r>
-      <w:r>
-        <w:rPr>
-          <w:color w:val="1C1E21"/>
-          <w:sz w:val="22"/>
-        </w:rPr>
-        <w:t xml:space="preserve"> → </w:t>
-      </w:r>
-      <w:r>
-        <w:rPr>
-          <w:rFonts w:ascii="Consolas" w:hAnsi="Consolas"/>
-          <w:color w:val="1C1E21"/>
-          <w:sz w:val="20"/>
-        </w:rPr>
-        <w:t>0029_ai_provider_config_model_tiers</w:t>
-      </w:r>
-      <w:r>
-        <w:rPr>
-          <w:color w:val="1C1E21"/>
-          <w:sz w:val="22"/>
-        </w:rPr>
-        <w:t xml:space="preserve"> → </w:t>
-      </w:r>
-      <w:r>
-        <w:rPr>
-          <w:rFonts w:ascii="Consolas" w:hAnsi="Consolas"/>
-          <w:color w:val="1C1E21"/>
-          <w:sz w:val="20"/>
-        </w:rPr>
-        <w:t>0030_ai_provider_config_secret_rotated_at</w:t>
-      </w:r>
-      <w:r>
-        <w:rPr>
-          <w:color w:val="1C1E21"/>
-          <w:sz w:val="22"/>
-        </w:rPr>
-        <w:t xml:space="preserve"> → </w:t>
-      </w:r>
-      <w:r>
-        <w:rPr>
-          <w:rFonts w:ascii="Consolas" w:hAnsi="Consolas"/>
-          <w:color w:val="1C1E21"/>
-          <w:sz w:val="20"/>
-        </w:rPr>
-        <w:t>0031_drop_spark_specific_columns</w:t>
-      </w:r>
-      <w:r>
-        <w:rPr>
-          <w:color w:val="1C1E21"/>
-          <w:sz w:val="22"/>
-        </w:rPr>
-        <w:t xml:space="preserve"> → </w:t>
-      </w:r>
-      <w:r>
-        <w:rPr>
-          <w:rFonts w:ascii="Consolas" w:hAnsi="Consolas"/>
-          <w:color w:val="1C1E21"/>
-          <w:sz w:val="20"/>
-        </w:rPr>
-        <w:t>0032_drop_ai_provider_model_tiers</w:t>
-      </w:r>
-      <w:r>
-        <w:rPr>
-          <w:color w:val="1C1E21"/>
-          <w:sz w:val="22"/>
-        </w:rPr>
-        <w:t xml:space="preserve"> → </w:t>
-      </w:r>
-      <w:r>
-        <w:rPr>
-          <w:rFonts w:ascii="Consolas" w:hAnsi="Consolas"/>
-          <w:color w:val="1C1E21"/>
-          <w:sz w:val="20"/>
-        </w:rPr>
-        <w:t>0033_vgs_auto_seed_finding_memory</w:t>
-      </w:r>
-      <w:r>
-        <w:rPr>
-          <w:color w:val="1C1E21"/>
-          <w:sz w:val="22"/>
-        </w:rPr>
-        <w:t xml:space="preserve"> → </w:t>
-      </w:r>
-      <w:r>
-        <w:rPr>
-          <w:rFonts w:ascii="Consolas" w:hAnsi="Consolas"/>
-          <w:color w:val="1C1E21"/>
-          <w:sz w:val="20"/>
-        </w:rPr>
-        <w:t>0034_scope_entry_purpose</w:t>
-      </w:r>
-      <w:r>
-        <w:rPr>
-          <w:color w:val="1C1E21"/>
-          <w:sz w:val="22"/>
-        </w:rPr>
-        <w:t xml:space="preserve"> → </w:t>
-      </w:r>
-      <w:r>
-        <w:rPr>
-          <w:rFonts w:ascii="Consolas" w:hAnsi="Consolas"/>
-          <w:color w:val="1C1E21"/>
-          <w:sz w:val="20"/>
-        </w:rPr>
-        <w:t>0035_evidence_payload</w:t>
-      </w:r>
-      <w:r>
-        <w:rPr>
-          <w:color w:val="1C1E21"/>
-          <w:sz w:val="22"/>
-        </w:rPr>
-        <w:t>.</w:t>
+          <w:sz w:val="22"/>
+        </w:rPr>
+        <w:t>0001_initial_schema → 0001b_widen_alembic_version_column (widens alembic_version.version_num for this project's long revision slugs) → 0002_scan_findings_and_permissions → 0003_phase2_review_candidates_and_login_config → 0004_phase3_business_rules → 0005_phase4_login_macros → 0006_phase5_executive_summary → 0007_phase6_ai_provider_configs → 0008_phase6b_oidc_sso → 0009_phase6c_api_keys → 0010_phase8_retest_jobs → 0011_phase9_ticketing_and_notifications → 0012_phase10_cmdb_and_vgs → 0013_credential_extra_cookies → 0014_phase11_extensibility_and_lifecycle → 0015_saml_org_config → 0016_org_branding → 0017_vgs_report_builder → 0018_scan_delete_cascade_and_vgs_finding_link → 0019_vgs_evidence_cascade_and_auto_seed → 0020_scan_run_warning → 0021_credential_set_delete_cascade → 0022_drop_authorization_records (drops the table entirely) → 0023_ai_provider_config_default → 0024_spark_app_id_and_secondary_key → 0025_scan_run_token_usage → 0026_finding_resource_permissions → 0027_business_rule_source → 0028_credential_privilege_rank → 0029_ai_provider_config_model_tiers → 0030_ai_provider_config_secret_rotated_at → 0031_drop_spark_specific_columns → 0032_drop_ai_provider_model_tiers → 0033_vgs_auto_seed_finding_memory → 0034_scope_entry_purpose → 0035_evidence_payload → 0036_chatbot_targets → 0037_chatbot_agency_probes → 0038_credential_extra_headers.</w:t>
       </w:r>
     </w:p>
     <w:p>
       <w:r>
         <w:rPr>
-          <w:color w:val="1C1E21"/>
-          <w:sz w:val="22"/>
-        </w:rPr>
-        <w:t xml:space="preserve">Two of these pairs are worth reading together, not in isolation: </w:t>
-      </w:r>
-      <w:r>
-        <w:rPr>
-          <w:rFonts w:ascii="Consolas" w:hAnsi="Consolas"/>
-          <w:color w:val="1C1E21"/>
-          <w:sz w:val="20"/>
-        </w:rPr>
-        <w:t>0024</w:t>
-      </w:r>
-      <w:r>
-        <w:rPr>
-          <w:color w:val="1C1E21"/>
-          <w:sz w:val="22"/>
-        </w:rPr>
-        <w:t xml:space="preserve"> added columns for a since-removed, org-specific internal LLM gateway integration (never a general-purpose feature, and out of scope once that org's need went away); </w:t>
-      </w:r>
-      <w:r>
-        <w:rPr>
-          <w:rFonts w:ascii="Consolas" w:hAnsi="Consolas"/>
-          <w:color w:val="1C1E21"/>
-          <w:sz w:val="20"/>
-        </w:rPr>
-        <w:t>0031</w:t>
-      </w:r>
-      <w:r>
-        <w:rPr>
-          <w:color w:val="1C1E21"/>
-          <w:sz w:val="22"/>
-        </w:rPr>
-        <w:t xml:space="preserve"> drops them. </w:t>
-      </w:r>
-      <w:r>
-        <w:rPr>
-          <w:rFonts w:ascii="Consolas" w:hAnsi="Consolas"/>
-          <w:color w:val="1C1E21"/>
-          <w:sz w:val="20"/>
-        </w:rPr>
-        <w:t>0029</w:t>
-      </w:r>
-      <w:r>
-        <w:rPr>
-          <w:color w:val="1C1E21"/>
-          <w:sz w:val="22"/>
-        </w:rPr>
-        <w:t xml:space="preserve"> added per-agent-role model tiering (</w:t>
-      </w:r>
-      <w:r>
-        <w:rPr>
-          <w:rFonts w:ascii="Consolas" w:hAnsi="Consolas"/>
-          <w:color w:val="1C1E21"/>
-          <w:sz w:val="20"/>
-        </w:rPr>
-        <w:t>model_reasoning</w:t>
-      </w:r>
-      <w:r>
-        <w:rPr>
-          <w:color w:val="1C1E21"/>
-          <w:sz w:val="22"/>
-        </w:rPr>
-        <w:t>/</w:t>
-      </w:r>
-      <w:r>
-        <w:rPr>
-          <w:rFonts w:ascii="Consolas" w:hAnsi="Consolas"/>
-          <w:color w:val="1C1E21"/>
-          <w:sz w:val="20"/>
-        </w:rPr>
-        <w:t>model_classification</w:t>
-      </w:r>
-      <w:r>
-        <w:rPr>
-          <w:color w:val="1C1E21"/>
-          <w:sz w:val="22"/>
-        </w:rPr>
-        <w:t xml:space="preserve"> columns, letting an org route different agents to different models); </w:t>
-      </w:r>
-      <w:r>
-        <w:rPr>
-          <w:rFonts w:ascii="Consolas" w:hAnsi="Consolas"/>
-          <w:color w:val="1C1E21"/>
-          <w:sz w:val="20"/>
-        </w:rPr>
-        <w:t>0032</w:t>
-      </w:r>
-      <w:r>
-        <w:rPr>
-          <w:color w:val="1C1E21"/>
-          <w:sz w:val="22"/>
-        </w:rPr>
-        <w:t xml:space="preserve"> drops it, in favor of the single-configured-model design described in §1/§6 — real functionality that shipped, was used, and was deliberately simplified back out once it proved to be complexity without enough benefit, not a mistake papered over (§6.2/§18 item 17 covers the second, schema-free attempt that replaced it). </w:t>
-      </w:r>
-      <w:r>
-        <w:rPr>
-          <w:rFonts w:ascii="Consolas" w:hAnsi="Consolas"/>
-          <w:color w:val="1C1E21"/>
-          <w:sz w:val="20"/>
-        </w:rPr>
-        <w:t>0033</w:t>
-      </w:r>
-      <w:r>
-        <w:rPr>
-          <w:color w:val="1C1E21"/>
-          <w:sz w:val="22"/>
-        </w:rPr>
-        <w:t xml:space="preserve"> tracks a persistent </w:t>
-      </w:r>
-      <w:r>
-        <w:rPr>
-          <w:rFonts w:ascii="Consolas" w:hAnsi="Consolas"/>
-          <w:color w:val="1C1E21"/>
-          <w:sz w:val="20"/>
-        </w:rPr>
-        <w:t>auto_seeded_finding_ids</w:t>
-      </w:r>
-      <w:r>
-        <w:rPr>
-          <w:color w:val="1C1E21"/>
-          <w:sz w:val="22"/>
-        </w:rPr>
-        <w:t xml:space="preserve"> column on </w:t>
-      </w:r>
-      <w:r>
-        <w:rPr>
-          <w:rFonts w:ascii="Consolas" w:hAnsi="Consolas"/>
-          <w:color w:val="1C1E21"/>
-          <w:sz w:val="20"/>
-        </w:rPr>
-        <w:t>VgsReportDraft</w:t>
-      </w:r>
-      <w:r>
-        <w:rPr>
-          <w:color w:val="1C1E21"/>
-          <w:sz w:val="22"/>
-        </w:rPr>
-        <w:t xml:space="preserve"> (§10) that records every </w:t>
-      </w:r>
-      <w:r>
-        <w:rPr>
-          <w:rFonts w:ascii="Consolas" w:hAnsi="Consolas"/>
-          <w:color w:val="1C1E21"/>
-          <w:sz w:val="20"/>
-        </w:rPr>
-        <w:t>Finding.id</w:t>
-      </w:r>
-      <w:r>
-        <w:rPr>
-          <w:color w:val="1C1E21"/>
-          <w:sz w:val="22"/>
-        </w:rPr>
-        <w:t xml:space="preserve"> an auto-seed pass has ever offered a report draft, independent of whether the resulting vulnerability still exists in the draft. </w:t>
-      </w:r>
-      <w:r>
-        <w:rPr>
-          <w:rFonts w:ascii="Consolas" w:hAnsi="Consolas"/>
-          <w:color w:val="1C1E21"/>
-          <w:sz w:val="20"/>
-        </w:rPr>
-        <w:t>0034</w:t>
-      </w:r>
-      <w:r>
-        <w:rPr>
-          <w:color w:val="1C1E21"/>
-          <w:sz w:val="22"/>
-        </w:rPr>
-        <w:t xml:space="preserve"> and </w:t>
-      </w:r>
-      <w:r>
-        <w:rPr>
-          <w:rFonts w:ascii="Consolas" w:hAnsi="Consolas"/>
-          <w:color w:val="1C1E21"/>
-          <w:sz w:val="20"/>
-        </w:rPr>
-        <w:t>0035</w:t>
-      </w:r>
-      <w:r>
-        <w:rPr>
-          <w:color w:val="1C1E21"/>
-          <w:sz w:val="22"/>
-        </w:rPr>
-        <w:t xml:space="preserve"> are the newest: </w:t>
-      </w:r>
-      <w:r>
-        <w:rPr>
-          <w:rFonts w:ascii="Consolas" w:hAnsi="Consolas"/>
-          <w:color w:val="1C1E21"/>
-          <w:sz w:val="20"/>
-        </w:rPr>
-        <w:t>scope_entries.purpose</w:t>
-      </w:r>
-      <w:r>
-        <w:rPr>
-          <w:color w:val="1C1E21"/>
-          <w:sz w:val="22"/>
-        </w:rPr>
-        <w:t xml:space="preserve"> (</w:t>
-      </w:r>
-      <w:r>
-        <w:rPr>
-          <w:rFonts w:ascii="Consolas" w:hAnsi="Consolas"/>
-          <w:color w:val="1C1E21"/>
-          <w:sz w:val="20"/>
-        </w:rPr>
-        <w:t>"target"</w:t>
-      </w:r>
-      <w:r>
-        <w:rPr>
-          <w:color w:val="1C1E21"/>
-          <w:sz w:val="22"/>
-        </w:rPr>
-        <w:t xml:space="preserve"> vs. </w:t>
-      </w:r>
-      <w:r>
-        <w:rPr>
-          <w:rFonts w:ascii="Consolas" w:hAnsi="Consolas"/>
-          <w:color w:val="1C1E21"/>
-          <w:sz w:val="20"/>
-        </w:rPr>
-        <w:t>"login_only"</w:t>
-      </w:r>
-      <w:r>
-        <w:rPr>
-          <w:color w:val="1C1E21"/>
-          <w:sz w:val="22"/>
-        </w:rPr>
-        <w:t xml:space="preserve">, §5.5's IdP scope-leak fix) and </w:t>
-      </w:r>
-      <w:r>
-        <w:rPr>
-          <w:rFonts w:ascii="Consolas" w:hAnsi="Consolas"/>
-          <w:color w:val="1C1E21"/>
-          <w:sz w:val="20"/>
-        </w:rPr>
-        <w:t>evidence.payload</w:t>
-      </w:r>
-      <w:r>
-        <w:rPr>
-          <w:color w:val="1C1E21"/>
-          <w:sz w:val="22"/>
-        </w:rPr>
-        <w:t xml:space="preserve"> (§9's highlighted-substring evidence), both additive and nullable/defaulted, so neither required a backfill.</w:t>
+          <w:sz w:val="22"/>
+        </w:rPr>
+        <w:t>Two of these pairs are worth reading together, not in isolation: 0024 added columns for a since-removed, org-specific internal LLM gateway integration (never a general-purpose feature, and out of scope once that org's need went away); 0031 drops them. 0029 added per-agent-role model tiering (model_reasoning/model_classification columns, letting an org route different agents to different models); 0032 drops it, in favor of the single-configured-model design described in §1/§6 — real functionality that shipped, was used, and was deliberately simplified back out once it proved to be complexity without enough benefit, not a mistake papered over (§6.2/§18 item 17 covers the second, schema-free attempt that replaced it). 0033 tracks a persistent auto_seeded_finding_ids column on VgsReportDraft (§10) that records every Finding.id an auto-seed pass has ever offered a report draft, independent of whether the resulting vulnerability still exists in the draft. 0034 and 0035 are the newest before this round: scope_entries.purpose ("target" vs. "login_only", §5.5's IdP scope-leak fix) and evidence.payload (§9's highlighted-substring evidence), both additive and nullable/defaulted, so neither required a backfill. 0036 and 0037 add the Chatbot/LLM Pentest capability's two tables (§4/§7): chatbot_targets and chatbot_agency_probes, both additive, no RBAC seed needed in 0037 since it's a sub-resource of chatbot_target (0036 already seeds that). 0038 adds credential_sets.extra_headers — the header-shaped equivalent of extra_cookies, also additive and nullable.</w:t>
       </w:r>
     </w:p>
     <w:p>
@@ -17897,378 +18131,9 @@
     <w:p>
       <w:r>
         <w:rPr>
-          <w:b/>
-          <w:color w:val="1C1E21"/>
-          <w:sz w:val="22"/>
-        </w:rPr>
-        <w:t>20 resources</w:t>
-      </w:r>
-      <w:r>
-        <w:rPr>
-          <w:color w:val="1C1E21"/>
-          <w:sz w:val="22"/>
-        </w:rPr>
-        <w:t xml:space="preserve">: </w:t>
-      </w:r>
-      <w:r>
-        <w:rPr>
-          <w:rFonts w:ascii="Consolas" w:hAnsi="Consolas"/>
-          <w:color w:val="1C1E21"/>
-          <w:sz w:val="20"/>
-        </w:rPr>
-        <w:t>organization</w:t>
-      </w:r>
-      <w:r>
-        <w:rPr>
-          <w:color w:val="1C1E21"/>
-          <w:sz w:val="22"/>
-        </w:rPr>
-        <w:t xml:space="preserve">, </w:t>
-      </w:r>
-      <w:r>
-        <w:rPr>
-          <w:rFonts w:ascii="Consolas" w:hAnsi="Consolas"/>
-          <w:color w:val="1C1E21"/>
-          <w:sz w:val="20"/>
-        </w:rPr>
-        <w:t>project</w:t>
-      </w:r>
-      <w:r>
-        <w:rPr>
-          <w:color w:val="1C1E21"/>
-          <w:sz w:val="22"/>
-        </w:rPr>
-        <w:t xml:space="preserve">, </w:t>
-      </w:r>
-      <w:r>
-        <w:rPr>
-          <w:rFonts w:ascii="Consolas" w:hAnsi="Consolas"/>
-          <w:color w:val="1C1E21"/>
-          <w:sz w:val="20"/>
-        </w:rPr>
-        <w:t>version</w:t>
-      </w:r>
-      <w:r>
-        <w:rPr>
-          <w:color w:val="1C1E21"/>
-          <w:sz w:val="22"/>
-        </w:rPr>
-        <w:t xml:space="preserve">, </w:t>
-      </w:r>
-      <w:r>
-        <w:rPr>
-          <w:rFonts w:ascii="Consolas" w:hAnsi="Consolas"/>
-          <w:color w:val="1C1E21"/>
-          <w:sz w:val="20"/>
-        </w:rPr>
-        <w:t>target</w:t>
-      </w:r>
-      <w:r>
-        <w:rPr>
-          <w:color w:val="1C1E21"/>
-          <w:sz w:val="22"/>
-        </w:rPr>
-        <w:t xml:space="preserve">, </w:t>
-      </w:r>
-      <w:r>
-        <w:rPr>
-          <w:rFonts w:ascii="Consolas" w:hAnsi="Consolas"/>
-          <w:color w:val="1C1E21"/>
-          <w:sz w:val="20"/>
-        </w:rPr>
-        <w:t>credential</w:t>
-      </w:r>
-      <w:r>
-        <w:rPr>
-          <w:color w:val="1C1E21"/>
-          <w:sz w:val="22"/>
-        </w:rPr>
-        <w:t xml:space="preserve">, </w:t>
-      </w:r>
-      <w:r>
-        <w:rPr>
-          <w:rFonts w:ascii="Consolas" w:hAnsi="Consolas"/>
-          <w:color w:val="1C1E21"/>
-          <w:sz w:val="20"/>
-        </w:rPr>
-        <w:t>traffic</w:t>
-      </w:r>
-      <w:r>
-        <w:rPr>
-          <w:color w:val="1C1E21"/>
-          <w:sz w:val="22"/>
-        </w:rPr>
-        <w:t xml:space="preserve">, </w:t>
-      </w:r>
-      <w:r>
-        <w:rPr>
-          <w:rFonts w:ascii="Consolas" w:hAnsi="Consolas"/>
-          <w:color w:val="1C1E21"/>
-          <w:sz w:val="20"/>
-        </w:rPr>
-        <w:t>scan</w:t>
-      </w:r>
-      <w:r>
-        <w:rPr>
-          <w:color w:val="1C1E21"/>
-          <w:sz w:val="22"/>
-        </w:rPr>
-        <w:t xml:space="preserve">, </w:t>
-      </w:r>
-      <w:r>
-        <w:rPr>
-          <w:rFonts w:ascii="Consolas" w:hAnsi="Consolas"/>
-          <w:color w:val="1C1E21"/>
-          <w:sz w:val="20"/>
-        </w:rPr>
-        <w:t>finding</w:t>
-      </w:r>
-      <w:r>
-        <w:rPr>
-          <w:color w:val="1C1E21"/>
-          <w:sz w:val="22"/>
-        </w:rPr>
-        <w:t xml:space="preserve">, </w:t>
-      </w:r>
-      <w:r>
-        <w:rPr>
-          <w:rFonts w:ascii="Consolas" w:hAnsi="Consolas"/>
-          <w:color w:val="1C1E21"/>
-          <w:sz w:val="20"/>
-        </w:rPr>
-        <w:t>review_candidate</w:t>
-      </w:r>
-      <w:r>
-        <w:rPr>
-          <w:color w:val="1C1E21"/>
-          <w:sz w:val="22"/>
-        </w:rPr>
-        <w:t xml:space="preserve">, </w:t>
-      </w:r>
-      <w:r>
-        <w:rPr>
-          <w:rFonts w:ascii="Consolas" w:hAnsi="Consolas"/>
-          <w:color w:val="1C1E21"/>
-          <w:sz w:val="20"/>
-        </w:rPr>
-        <w:t>business_rule</w:t>
-      </w:r>
-      <w:r>
-        <w:rPr>
-          <w:color w:val="1C1E21"/>
-          <w:sz w:val="22"/>
-        </w:rPr>
-        <w:t xml:space="preserve">, </w:t>
-      </w:r>
-      <w:r>
-        <w:rPr>
-          <w:rFonts w:ascii="Consolas" w:hAnsi="Consolas"/>
-          <w:color w:val="1C1E21"/>
-          <w:sz w:val="20"/>
-        </w:rPr>
-        <w:t>ai_provider_config</w:t>
-      </w:r>
-      <w:r>
-        <w:rPr>
-          <w:color w:val="1C1E21"/>
-          <w:sz w:val="22"/>
-        </w:rPr>
-        <w:t xml:space="preserve">, </w:t>
-      </w:r>
-      <w:r>
-        <w:rPr>
-          <w:rFonts w:ascii="Consolas" w:hAnsi="Consolas"/>
-          <w:color w:val="1C1E21"/>
-          <w:sz w:val="20"/>
-        </w:rPr>
-        <w:t>oidc_provider_config</w:t>
-      </w:r>
-      <w:r>
-        <w:rPr>
-          <w:color w:val="1C1E21"/>
-          <w:sz w:val="22"/>
-        </w:rPr>
-        <w:t xml:space="preserve">, </w:t>
-      </w:r>
-      <w:r>
-        <w:rPr>
-          <w:rFonts w:ascii="Consolas" w:hAnsi="Consolas"/>
-          <w:color w:val="1C1E21"/>
-          <w:sz w:val="20"/>
-        </w:rPr>
-        <w:t>notification_config</w:t>
-      </w:r>
-      <w:r>
-        <w:rPr>
-          <w:color w:val="1C1E21"/>
-          <w:sz w:val="22"/>
-        </w:rPr>
-        <w:t xml:space="preserve">, </w:t>
-      </w:r>
-      <w:r>
-        <w:rPr>
-          <w:rFonts w:ascii="Consolas" w:hAnsi="Consolas"/>
-          <w:color w:val="1C1E21"/>
-          <w:sz w:val="20"/>
-        </w:rPr>
-        <w:t>ticketing_config</w:t>
-      </w:r>
-      <w:r>
-        <w:rPr>
-          <w:color w:val="1C1E21"/>
-          <w:sz w:val="22"/>
-        </w:rPr>
-        <w:t xml:space="preserve">, </w:t>
-      </w:r>
-      <w:r>
-        <w:rPr>
-          <w:rFonts w:ascii="Consolas" w:hAnsi="Consolas"/>
-          <w:color w:val="1C1E21"/>
-          <w:sz w:val="20"/>
-        </w:rPr>
-        <w:t>cmdb_config</w:t>
-      </w:r>
-      <w:r>
-        <w:rPr>
-          <w:color w:val="1C1E21"/>
-          <w:sz w:val="22"/>
-        </w:rPr>
-        <w:t xml:space="preserve">, </w:t>
-      </w:r>
-      <w:r>
-        <w:rPr>
-          <w:rFonts w:ascii="Consolas" w:hAnsi="Consolas"/>
-          <w:color w:val="1C1E21"/>
-          <w:sz w:val="20"/>
-        </w:rPr>
-        <w:t>vgs_config</w:t>
-      </w:r>
-      <w:r>
-        <w:rPr>
-          <w:color w:val="1C1E21"/>
-          <w:sz w:val="22"/>
-        </w:rPr>
-        <w:t xml:space="preserve">, </w:t>
-      </w:r>
-      <w:r>
-        <w:rPr>
-          <w:rFonts w:ascii="Consolas" w:hAnsi="Consolas"/>
-          <w:color w:val="1C1E21"/>
-          <w:sz w:val="20"/>
-        </w:rPr>
-        <w:t>user</w:t>
-      </w:r>
-      <w:r>
-        <w:rPr>
-          <w:color w:val="1C1E21"/>
-          <w:sz w:val="22"/>
-        </w:rPr>
-        <w:t xml:space="preserve">, </w:t>
-      </w:r>
-      <w:r>
-        <w:rPr>
-          <w:rFonts w:ascii="Consolas" w:hAnsi="Consolas"/>
-          <w:color w:val="1C1E21"/>
-          <w:sz w:val="20"/>
-        </w:rPr>
-        <w:t>org_branding</w:t>
-      </w:r>
-      <w:r>
-        <w:rPr>
-          <w:color w:val="1C1E21"/>
-          <w:sz w:val="22"/>
-        </w:rPr>
-        <w:t xml:space="preserve">, </w:t>
-      </w:r>
-      <w:r>
-        <w:rPr>
-          <w:rFonts w:ascii="Consolas" w:hAnsi="Consolas"/>
-          <w:color w:val="1C1E21"/>
-          <w:sz w:val="20"/>
-        </w:rPr>
-        <w:t>saml_config</w:t>
-      </w:r>
-      <w:r>
-        <w:rPr>
-          <w:color w:val="1C1E21"/>
-          <w:sz w:val="22"/>
-        </w:rPr>
-        <w:t xml:space="preserve">, </w:t>
-      </w:r>
-      <w:r>
-        <w:rPr>
-          <w:rFonts w:ascii="Consolas" w:hAnsi="Consolas"/>
-          <w:color w:val="1C1E21"/>
-          <w:sz w:val="20"/>
-        </w:rPr>
-        <w:t>vgs_vulnerability</w:t>
-      </w:r>
-      <w:r>
-        <w:rPr>
-          <w:color w:val="1C1E21"/>
-          <w:sz w:val="22"/>
-        </w:rPr>
-        <w:t xml:space="preserve"> — each with </w:t>
-      </w:r>
-      <w:r>
-        <w:rPr>
-          <w:rFonts w:ascii="Consolas" w:hAnsi="Consolas"/>
-          <w:color w:val="1C1E21"/>
-          <w:sz w:val="20"/>
-        </w:rPr>
-        <w:t>create</w:t>
-      </w:r>
-      <w:r>
-        <w:rPr>
-          <w:color w:val="1C1E21"/>
-          <w:sz w:val="22"/>
-        </w:rPr>
-        <w:t>/</w:t>
-      </w:r>
-      <w:r>
-        <w:rPr>
-          <w:rFonts w:ascii="Consolas" w:hAnsi="Consolas"/>
-          <w:color w:val="1C1E21"/>
-          <w:sz w:val="20"/>
-        </w:rPr>
-        <w:t>read</w:t>
-      </w:r>
-      <w:r>
-        <w:rPr>
-          <w:color w:val="1C1E21"/>
-          <w:sz w:val="22"/>
-        </w:rPr>
-        <w:t>/</w:t>
-      </w:r>
-      <w:r>
-        <w:rPr>
-          <w:rFonts w:ascii="Consolas" w:hAnsi="Consolas"/>
-          <w:color w:val="1C1E21"/>
-          <w:sz w:val="20"/>
-        </w:rPr>
-        <w:t>update</w:t>
-      </w:r>
-      <w:r>
-        <w:rPr>
-          <w:color w:val="1C1E21"/>
-          <w:sz w:val="22"/>
-        </w:rPr>
-        <w:t>/</w:t>
-      </w:r>
-      <w:r>
-        <w:rPr>
-          <w:rFonts w:ascii="Consolas" w:hAnsi="Consolas"/>
-          <w:color w:val="1C1E21"/>
-          <w:sz w:val="20"/>
-        </w:rPr>
-        <w:t>delete</w:t>
-      </w:r>
-      <w:r>
-        <w:rPr>
-          <w:color w:val="1C1E21"/>
-          <w:sz w:val="22"/>
-        </w:rPr>
-        <w:t>.</w:t>
+          <w:sz w:val="22"/>
+        </w:rPr>
+        <w:t>21 resources: organization, project, version, target, credential, traffic, scan, finding, review_candidate, business_rule, ai_provider_config, oidc_provider_config, notification_config, ticketing_config, cmdb_config, vgs_config, user, org_branding, saml_config, vgs_vulnerability, chatbot_target — each with create/read/update/delete. chatbot_agency_probe rows are a sub-resource of chatbot_target (same pattern VgsEvidenceStep uses for vgs_vulnerability) — no separate resource.</w:t>
       </w:r>
     </w:p>
     <w:tbl>
@@ -18344,11 +18209,12 @@
             <w:tcW w:type="dxa" w:w="4320"/>
           </w:tcPr>
           <w:p>
-            <w:r>
-              <w:rPr>
-                <w:sz w:val="18"/>
-              </w:rPr>
-              <w:t>Full CRUD on all 20 resources</w:t>
+            <w:r/>
+            <w:r>
+              <w:rPr>
+                <w:sz w:val="22"/>
+              </w:rPr>
+              <w:t>Full CRUD on all 21 resources</w:t>
             </w:r>
           </w:p>
         </w:tc>
@@ -18711,16 +18577,9 @@
       </w:pPr>
       <w:r>
         <w:rPr>
-          <w:b/>
-          <w:sz w:val="22"/>
-        </w:rPr>
-        <w:t>Version detail tabs</w:t>
-      </w:r>
-      <w:r>
-        <w:rPr>
-          <w:sz w:val="22"/>
-        </w:rPr>
-        <w:t>: Burp, Business Rules, Credentials, Macro Recording, Scan Runs, Scope, Targets, Traffic — plus dedicated business-rule sub-forms (Credential Select, HTTP Method Select, Price/Quantity Tampering, Race Condition, Resource Isolation, Workflow Order) and VGS report sub-tabs (Evidence, Generate, Project Info, Vulnerabilities).</w:t>
+          <w:sz w:val="22"/>
+        </w:rPr>
+        <w:t>Version detail tabs: Burp, Business Rules, Chatbot Targets, Credentials, Macro Recording, Scan Runs, Scope, Targets, Traffic — plus dedicated business-rule sub-forms (Credential Select, HTTP Method Select, Price/Quantity Tampering, Race Condition, Resource Isolation, Workflow Order), a nested Agency Probes section under each chatbot target (§4/§7), and VGS report sub-tabs (Evidence, Generate, Project Info, Vulnerabilities).</w:t>
       </w:r>
     </w:p>
     <w:p>
@@ -18729,21 +18588,13 @@
       </w:pPr>
       <w:r>
         <w:rPr>
-          <w:b/>
-          <w:sz w:val="22"/>
-        </w:rPr>
-        <w:t>API client</w:t>
-      </w:r>
-      <w:r>
-        <w:rPr>
-          <w:sz w:val="22"/>
-        </w:rPr>
-        <w:t xml:space="preserve">: </w:t>
+          <w:sz w:val="22"/>
+        </w:rPr>
+        <w:t xml:space="preserve">API client: </w:t>
       </w:r>
       <w:r>
         <w:rPr>
           <w:rFonts w:ascii="Consolas" w:hAnsi="Consolas"/>
-          <w:color w:val="8A2BE2"/>
           <w:sz w:val="20"/>
         </w:rPr>
         <w:t>src/api/client.ts</w:t>
@@ -18752,12 +18603,11 @@
         <w:rPr>
           <w:sz w:val="22"/>
         </w:rPr>
-        <w:t xml:space="preserve"> exposes 23 namespaced sub-objects (auth, organizations, projects, users, versions, targets, credentials, businessRules, scanRuns, retestJobs, reviewCandidates, apiKeys, aiProviderConfigs, traffic, burp, notificationConfigs, ticketingConfigs, findingTickets, cmdbConfigs, vgsConfigs, samlConfigs, orgBranding, attackChains, oidcProviderConfigs); </w:t>
+        <w:t xml:space="preserve"> exposes 28 namespaced sub-objects (auth, organizations, projects, users, versions, targets, credentials, businessRules, scanRuns, retestJobs, reviewCandidates, apiKeys, aiProviderConfigs, traffic, burp, notificationConfigs, ticketingConfigs, findingTickets, cmdbConfigs, vgsConfigs, samlConfigs, orgBranding, attackChains, oidcProviderConfigs, chatbotTargets, chatbotAgencyProbes, among others); </w:t>
       </w:r>
       <w:r>
         <w:rPr>
           <w:rFonts w:ascii="Consolas" w:hAnsi="Consolas"/>
-          <w:color w:val="8A2BE2"/>
           <w:sz w:val="20"/>
         </w:rPr>
         <w:t>src/api/types.ts</w:t>
@@ -18766,7 +18616,7 @@
         <w:rPr>
           <w:sz w:val="22"/>
         </w:rPr>
-        <w:t xml:space="preserve"> defines 62 exported types.</w:t>
+        <w:t xml:space="preserve"> defines 67 exported types.</w:t>
       </w:r>
     </w:p>
     <w:p>
@@ -19210,6 +19060,165 @@
           <w:sz w:val="22"/>
         </w:rPr>
         <w:t xml:space="preserve"> it means anything in context. AI's output is never trusted outright; it's gated by more determinism at every step (re-execution, adversarial validation, the same detection pipeline an analyst's own hand-typed business rule goes through). A finding only exists where both layers agree, twice.</w:t>
+      </w:r>
+    </w:p>
+    <w:p>
+      <w:r>
+        <w:rPr>
+          <w:b/>
+          <w:sz w:val="22"/>
+        </w:rPr>
+        <w:t>Can Verdikt test a chatbot or an LLM-backed application, not just a web app/API?</w:t>
+      </w:r>
+      <w:r>
+        <w:rPr>
+          <w:sz w:val="22"/>
+        </w:rPr>
+        <w:t xml:space="preserve"> </w:t>
+      </w:r>
+      <w:r>
+        <w:rPr>
+          <w:sz w:val="22"/>
+        </w:rPr>
+        <w:t xml:space="preserve">Yes — an analyst configures a </w:t>
+      </w:r>
+      <w:r>
+        <w:rPr>
+          <w:rFonts w:ascii="Consolas" w:hAnsi="Consolas"/>
+          <w:sz w:val="20"/>
+        </w:rPr>
+        <w:t>ChatbotTarget</w:t>
+      </w:r>
+      <w:r>
+        <w:rPr>
+          <w:sz w:val="22"/>
+        </w:rPr>
+        <w:t xml:space="preserve"> (endpoint URL, HTTP method, a request body template with a </w:t>
+      </w:r>
+      <w:r>
+        <w:rPr>
+          <w:rFonts w:ascii="Consolas" w:hAnsi="Consolas"/>
+          <w:sz w:val="20"/>
+        </w:rPr>
+        <w:t>{message}</w:t>
+      </w:r>
+      <w:r>
+        <w:rPr>
+          <w:sz w:val="22"/>
+        </w:rPr>
+        <w:t xml:space="preserve"> placeholder, and where to read the reply text out of the JSON response), optionally with one or more </w:t>
+      </w:r>
+      <w:r>
+        <w:rPr>
+          <w:rFonts w:ascii="Consolas" w:hAnsi="Consolas"/>
+          <w:sz w:val="20"/>
+        </w:rPr>
+        <w:t>ChatbotAgencyProbe</w:t>
+      </w:r>
+      <w:r>
+        <w:rPr>
+          <w:sz w:val="22"/>
+        </w:rPr>
+        <w:t xml:space="preserve"> rows describing an action the bot should never agree to perform. </w:t>
+      </w:r>
+      <w:r>
+        <w:rPr>
+          <w:rFonts w:ascii="Consolas" w:hAnsi="Consolas"/>
+          <w:sz w:val="20"/>
+        </w:rPr>
+        <w:t>ChatbotInjectionAgent</w:t>
+      </w:r>
+      <w:r>
+        <w:rPr>
+          <w:sz w:val="22"/>
+        </w:rPr>
+        <w:t xml:space="preserve"> (§7) then runs five checks against it covering the OWASP LLM Top 10 2026 and Agentic Top 10 2026: direct prompt injection, system-prompt/hidden-context extraction, improper output handling (unescaped reflection back into the bot's own reply), excessive agency (talked into agreeing to a forbidden action), and unexpected code execution. This is a fully conversational check — Verdikt only ever sends the bot a message and judges the reply text, the same safety envelope as every other AI-judged check in this system.</w:t>
+      </w:r>
+    </w:p>
+    <w:p>
+      <w:r>
+        <w:rPr>
+          <w:b/>
+          <w:sz w:val="22"/>
+        </w:rPr>
+        <w:t>Can I save a custom auth header on a credential, not just a bearer token or cookie?</w:t>
+      </w:r>
+      <w:r>
+        <w:rPr>
+          <w:sz w:val="22"/>
+        </w:rPr>
+        <w:t xml:space="preserve"> </w:t>
+      </w:r>
+      <w:r>
+        <w:rPr>
+          <w:sz w:val="22"/>
+        </w:rPr>
+        <w:t xml:space="preserve">Yes — </w:t>
+      </w:r>
+      <w:r>
+        <w:rPr>
+          <w:rFonts w:ascii="Consolas" w:hAnsi="Consolas"/>
+          <w:sz w:val="20"/>
+        </w:rPr>
+        <w:t>CredentialSet.extra_headers</w:t>
+      </w:r>
+      <w:r>
+        <w:rPr>
+          <w:sz w:val="22"/>
+        </w:rPr>
+        <w:t xml:space="preserve"> (§4) is a JSON map of static headers (e.g. </w:t>
+      </w:r>
+      <w:r>
+        <w:rPr>
+          <w:rFonts w:ascii="Consolas" w:hAnsi="Consolas"/>
+          <w:sz w:val="20"/>
+        </w:rPr>
+        <w:t>X-API-Key: &lt;value&gt;</w:t>
+      </w:r>
+      <w:r>
+        <w:rPr>
+          <w:sz w:val="22"/>
+        </w:rPr>
+        <w:t xml:space="preserve">) forced onto every request for that credential, the header-shaped equivalent of the pre-existing </w:t>
+      </w:r>
+      <w:r>
+        <w:rPr>
+          <w:rFonts w:ascii="Consolas" w:hAnsi="Consolas"/>
+          <w:sz w:val="20"/>
+        </w:rPr>
+        <w:t>extra_cookies</w:t>
+      </w:r>
+      <w:r>
+        <w:rPr>
+          <w:sz w:val="22"/>
+        </w:rPr>
+        <w:t xml:space="preserve">. It applies on top of any credential type — an </w:t>
+      </w:r>
+      <w:r>
+        <w:rPr>
+          <w:rFonts w:ascii="Consolas" w:hAnsi="Consolas"/>
+          <w:sz w:val="20"/>
+        </w:rPr>
+        <w:t>api_token</w:t>
+      </w:r>
+      <w:r>
+        <w:rPr>
+          <w:sz w:val="22"/>
+        </w:rPr>
+        <w:t xml:space="preserve"> credential (which otherwise only ever produces a literal </w:t>
+      </w:r>
+      <w:r>
+        <w:rPr>
+          <w:rFonts w:ascii="Consolas" w:hAnsi="Consolas"/>
+          <w:sz w:val="20"/>
+        </w:rPr>
+        <w:t>Authorization: Bearer &lt;token&gt;</w:t>
+      </w:r>
+      <w:r>
+        <w:rPr>
+          <w:sz w:val="22"/>
+        </w:rPr>
+        <w:t>), a form login, or a recorded macro — so an imported Postman/API collection's custom auth header can be saved and reused for API scans alongside, not instead of, a normal login flow.</w:t>
       </w:r>
     </w:p>
     <w:p>

--- a/docs/architecture-overview/Verdikt_Architecture_Document.docx
+++ b/docs/architecture-overview/Verdikt_Architecture_Document.docx
@@ -4110,15 +4110,14 @@
       <w:r/>
     </w:p>
     <w:p>
-      <w:r/>
       <w:r>
         <w:rPr>
           <w:b/>
         </w:rPr>
-        <w:t>The identified fix, not yet built</w:t>
-      </w:r>
-      <w:r>
-        <w:t xml:space="preserve">: pre-authenticate the sandbox using the existing, already-proven </w:t>
+        <w:t>The fix — implemented and validated (2026-09-23)</w:t>
+      </w:r>
+      <w:r>
+        <w:t xml:space="preserve">: the sandbox is now pre-authenticated using the existing, already-proven </w:t>
       </w:r>
       <w:r>
         <w:rPr>
@@ -4127,7 +4126,7 @@
         <w:t>SessionManager</w:t>
       </w:r>
       <w:r>
-        <w:t xml:space="preserve">/Playwright login mechanism (§5, the same one the deterministic checks use via </w:t>
+        <w:t xml:space="preserve"> form-login mechanism (§5, the same one the deterministic checks use via </w:t>
       </w:r>
       <w:r>
         <w:rPr>
@@ -4136,7 +4135,7 @@
         <w:t>CredentialSet</w:t>
       </w:r>
       <w:r>
-        <w:t>)</w:t>
+        <w:t xml:space="preserve">) </w:t>
       </w:r>
       <w:r>
         <w:rPr>
@@ -4145,9 +4144,35 @@
         <w:t>before</w:t>
       </w:r>
       <w:r>
-        <w:t xml:space="preserve"> the model's own turn budget starts, handing it a ready-made cookie jar instead of asking it to re-derive a fragile login sequence from scratch every session. This is the single highest-leverage remaining gap in this mode's reliability — see §23.</w:t>
-      </w:r>
-      <w:r/>
+        <w:t xml:space="preserve"> the model's own turn budget starts, handing it a ready-made cookie jar instead of asking it to re-derive a fragile login sequence from scratch every session (</w:t>
+      </w:r>
+      <w:r>
+        <w:rPr>
+          <w:rFonts w:ascii="Courier" w:hAnsi="Courier"/>
+        </w:rPr>
+        <w:t>AutonomousPentestSessionCreate.credential_id</w:t>
+      </w:r>
+      <w:r>
+        <w:t xml:space="preserve">, auto-selected when a Version has exactly one </w:t>
+      </w:r>
+      <w:r>
+        <w:rPr>
+          <w:rFonts w:ascii="Courier" w:hAnsi="Courier"/>
+        </w:rPr>
+        <w:t>CredentialSet</w:t>
+      </w:r>
+      <w:r>
+        <w:t xml:space="preserve">). A follow-up 18-session re-sweep — the 9 DVWA categories most likely to carry Critical/High findings, each run twice independently — found the target vulnerability in all 18 sessions, every one recording </w:t>
+      </w:r>
+      <w:r>
+        <w:rPr>
+          <w:rFonts w:ascii="Courier" w:hAnsi="Courier"/>
+        </w:rPr>
+        <w:t>preauthenticated: true</w:t>
+      </w:r>
+      <w:r>
+        <w:t>, versus 8/24 (33%) before the fix. The one session that initially came back empty (a second CSRF run) turned out not to be a reliability gap at all: the first run's own successful exploit had genuinely changed DVWA's live admin password as an intended side effect of proving the CSRF finding, so the second run's pre-auth was correctly trying a password that was no longer current — re-running with the credential updated found the same Critical finding again in 6 turns. See the standalone AI Pentest Mode document's §5.4 for the full per-category table and validated prompt text.</w:t>
+      </w:r>
     </w:p>
     <w:p>
       <w:pPr>
@@ -17208,42 +17233,6 @@
       <w:r/>
       <w:r>
         <w:t>Indirect prompt injection via RAG-corpus poisoning for the Chatbot Pentest capability — deferred pending a safe, generic way to plant content into an arbitrary target's retrieval corpus.</w:t>
-      </w:r>
-      <w:r/>
-    </w:p>
-    <w:p>
-      <w:pPr>
-        <w:pStyle w:val="ListBullet"/>
-        <w:spacing w:line="240" w:lineRule="auto"/>
-        <w:ind w:left="720"/>
-      </w:pPr>
-      <w:r/>
-      <w:r>
-        <w:rPr>
-          <w:b/>
-        </w:rPr>
-        <w:t>Sandbox pre-authentication for the AI-driven pentest mode (§5.6.6)</w:t>
-      </w:r>
-      <w:r>
-        <w:t xml:space="preserve"> — the single highest-leverage reliability improvement identified so far: pre-authenticate a session using the existing </w:t>
-      </w:r>
-      <w:r>
-        <w:rPr>
-          <w:rFonts w:ascii="Courier" w:hAnsi="Courier"/>
-        </w:rPr>
-        <w:t>CredentialSet</w:t>
-      </w:r>
-      <w:r>
-        <w:t>/</w:t>
-      </w:r>
-      <w:r>
-        <w:rPr>
-          <w:rFonts w:ascii="Courier" w:hAnsi="Courier"/>
-        </w:rPr>
-        <w:t>SessionManager</w:t>
-      </w:r>
-      <w:r>
-        <w:t xml:space="preserve"> mechanism before the model's own turn budget starts, removing the dominant cause of a category coming back empty (losing the login sequence itself, not failing to find the vulnerability).</w:t>
       </w:r>
       <w:r/>
     </w:p>
